--- a/🔐 Setting Up The Project.docx
+++ b/🔐 Setting Up The Project.docx
@@ -741,7 +741,73 @@
                 <w:szCs w:val="24"/>
                 <w:bdr w:val="none" w:sz="0" w:space="0" w:color="auto" w:frame="1"/>
               </w:rPr>
-              <w:t xml:space="preserve">Dr Vr, Cr Vr, DPK, CRK, Non Vr </w:t>
+              <w:t xml:space="preserve">Dr </w:t>
+            </w:r>
+            <w:proofErr w:type="spellStart"/>
+            <w:r>
+              <w:rPr>
+                <w:rFonts w:ascii="Times New Roman" w:eastAsia="Times New Roman" w:hAnsi="Times New Roman" w:cs="Times New Roman"/>
+                <w:color w:val="1F1F1F"/>
+                <w:sz w:val="24"/>
+                <w:szCs w:val="24"/>
+                <w:bdr w:val="none" w:sz="0" w:space="0" w:color="auto" w:frame="1"/>
+              </w:rPr>
+              <w:t>Vr</w:t>
+            </w:r>
+            <w:proofErr w:type="spellEnd"/>
+            <w:r>
+              <w:rPr>
+                <w:rFonts w:ascii="Times New Roman" w:eastAsia="Times New Roman" w:hAnsi="Times New Roman" w:cs="Times New Roman"/>
+                <w:color w:val="1F1F1F"/>
+                <w:sz w:val="24"/>
+                <w:szCs w:val="24"/>
+                <w:bdr w:val="none" w:sz="0" w:space="0" w:color="auto" w:frame="1"/>
+              </w:rPr>
+              <w:t xml:space="preserve">, Cr </w:t>
+            </w:r>
+            <w:proofErr w:type="spellStart"/>
+            <w:r>
+              <w:rPr>
+                <w:rFonts w:ascii="Times New Roman" w:eastAsia="Times New Roman" w:hAnsi="Times New Roman" w:cs="Times New Roman"/>
+                <w:color w:val="1F1F1F"/>
+                <w:sz w:val="24"/>
+                <w:szCs w:val="24"/>
+                <w:bdr w:val="none" w:sz="0" w:space="0" w:color="auto" w:frame="1"/>
+              </w:rPr>
+              <w:t>Vr</w:t>
+            </w:r>
+            <w:proofErr w:type="spellEnd"/>
+            <w:r>
+              <w:rPr>
+                <w:rFonts w:ascii="Times New Roman" w:eastAsia="Times New Roman" w:hAnsi="Times New Roman" w:cs="Times New Roman"/>
+                <w:color w:val="1F1F1F"/>
+                <w:sz w:val="24"/>
+                <w:szCs w:val="24"/>
+                <w:bdr w:val="none" w:sz="0" w:space="0" w:color="auto" w:frame="1"/>
+              </w:rPr>
+              <w:t xml:space="preserve">, DPK, CRK, Non </w:t>
+            </w:r>
+            <w:proofErr w:type="spellStart"/>
+            <w:r>
+              <w:rPr>
+                <w:rFonts w:ascii="Times New Roman" w:eastAsia="Times New Roman" w:hAnsi="Times New Roman" w:cs="Times New Roman"/>
+                <w:color w:val="1F1F1F"/>
+                <w:sz w:val="24"/>
+                <w:szCs w:val="24"/>
+                <w:bdr w:val="none" w:sz="0" w:space="0" w:color="auto" w:frame="1"/>
+              </w:rPr>
+              <w:t>Vr</w:t>
+            </w:r>
+            <w:proofErr w:type="spellEnd"/>
+            <w:r>
+              <w:rPr>
+                <w:rFonts w:ascii="Times New Roman" w:eastAsia="Times New Roman" w:hAnsi="Times New Roman" w:cs="Times New Roman"/>
+                <w:color w:val="1F1F1F"/>
+                <w:sz w:val="24"/>
+                <w:szCs w:val="24"/>
+                <w:bdr w:val="none" w:sz="0" w:space="0" w:color="auto" w:frame="1"/>
+              </w:rPr>
+              <w:t xml:space="preserve"> </w:t>
             </w:r>
             <w:r>
               <w:rPr>
@@ -1352,7 +1418,15 @@
         <w:t>အချက်အလက် သိမ်းဆည်းရန်):</w:t>
       </w:r>
       <w:r>
-        <w:t xml:space="preserve"> Supabase (PostgreSQL) - </w:t>
+        <w:t xml:space="preserve"> </w:t>
+      </w:r>
+      <w:proofErr w:type="spellStart"/>
+      <w:r>
+        <w:t>Supabase</w:t>
+      </w:r>
+      <w:proofErr w:type="spellEnd"/>
+      <w:r>
+        <w:t xml:space="preserve"> (PostgreSQL) - </w:t>
       </w:r>
       <w:r>
         <w:rPr>
@@ -1504,8 +1578,17 @@
           <w:rFonts w:cs="Myanmar Text"/>
           <w:cs/>
         </w:rPr>
-        <w:t>တွင် အသုံးပြုထားသည့်အတိုင်း)။</w:t>
-      </w:r>
+        <w:t xml:space="preserve">တွင် </w:t>
+      </w:r>
+      <w:proofErr w:type="gramStart"/>
+      <w:r>
+        <w:rPr>
+          <w:rFonts w:cs="Myanmar Text"/>
+          <w:cs/>
+        </w:rPr>
+        <w:t>အသုံးပြုထားသည့်အတိုင်း)။</w:t>
+      </w:r>
+      <w:proofErr w:type="gramEnd"/>
     </w:p>
     <w:p>
       <w:pPr>
@@ -1614,7 +1697,15 @@
         <w:t>Database Setup:</w:t>
       </w:r>
       <w:r>
-        <w:t xml:space="preserve"> Supabase </w:t>
+        <w:t xml:space="preserve"> </w:t>
+      </w:r>
+      <w:proofErr w:type="spellStart"/>
+      <w:r>
+        <w:t>Supabase</w:t>
+      </w:r>
+      <w:proofErr w:type="spellEnd"/>
+      <w:r>
+        <w:t xml:space="preserve"> </w:t>
       </w:r>
       <w:r>
         <w:rPr>
@@ -1624,7 +1715,23 @@
         <w:t xml:space="preserve">ပေါ်မှာ </w:t>
       </w:r>
       <w:r>
-        <w:t xml:space="preserve">Users, Locations, Inventory_Ledger, Finance_Ledger </w:t>
+        <w:t xml:space="preserve">Users, Locations, </w:t>
+      </w:r>
+      <w:proofErr w:type="spellStart"/>
+      <w:r>
+        <w:t>Inventory_Ledger</w:t>
+      </w:r>
+      <w:proofErr w:type="spellEnd"/>
+      <w:r>
+        <w:t xml:space="preserve">, </w:t>
+      </w:r>
+      <w:proofErr w:type="spellStart"/>
+      <w:r>
+        <w:t>Finance_Ledger</w:t>
+      </w:r>
+      <w:proofErr w:type="spellEnd"/>
+      <w:r>
+        <w:t xml:space="preserve"> </w:t>
       </w:r>
       <w:r>
         <w:rPr>
@@ -1797,12 +1904,21 @@
         </w:rPr>
         <w:t>ပြုလုပ်ခြင်း (</w:t>
       </w:r>
-      <w:r>
-        <w:rPr>
-          <w:b/>
-          <w:bCs/>
-        </w:rPr>
-        <w:t>Supabase)</w:t>
+      <w:proofErr w:type="spellStart"/>
+      <w:r>
+        <w:rPr>
+          <w:b/>
+          <w:bCs/>
+        </w:rPr>
+        <w:t>Supabase</w:t>
+      </w:r>
+      <w:proofErr w:type="spellEnd"/>
+      <w:r>
+        <w:rPr>
+          <w:b/>
+          <w:bCs/>
+        </w:rPr>
+        <w:t>)</w:t>
       </w:r>
     </w:p>
     <w:p>
@@ -1846,8 +1962,13 @@
         </w:rPr>
         <w:t xml:space="preserve">တွေကို </w:t>
       </w:r>
-      <w:r>
-        <w:t xml:space="preserve">Supabase </w:t>
+      <w:proofErr w:type="spellStart"/>
+      <w:r>
+        <w:t>Supabase</w:t>
+      </w:r>
+      <w:proofErr w:type="spellEnd"/>
+      <w:r>
+        <w:t xml:space="preserve"> </w:t>
       </w:r>
       <w:r>
         <w:rPr>
@@ -1861,8 +1982,13 @@
       <w:pPr>
         <w:pStyle w:val="NormalWeb"/>
       </w:pPr>
-      <w:r>
-        <w:t xml:space="preserve">Supabase Project </w:t>
+      <w:proofErr w:type="spellStart"/>
+      <w:r>
+        <w:t>Supabase</w:t>
+      </w:r>
+      <w:proofErr w:type="spellEnd"/>
+      <w:r>
+        <w:t xml:space="preserve"> Project </w:t>
       </w:r>
       <w:r>
         <w:rPr>
@@ -1963,11 +2089,19 @@
       <w:r>
         <w:t xml:space="preserve"> </w:t>
       </w:r>
+      <w:proofErr w:type="spellStart"/>
       <w:r>
         <w:rPr>
           <w:rStyle w:val="HTMLCode"/>
         </w:rPr>
-        <w:t>Cmd/Ctrl + Enter</w:t>
+        <w:t>Cmd</w:t>
+      </w:r>
+      <w:proofErr w:type="spellEnd"/>
+      <w:r>
+        <w:rPr>
+          <w:rStyle w:val="HTMLCode"/>
+        </w:rPr>
+        <w:t>/Ctrl + Enter</w:t>
       </w:r>
       <w:r>
         <w:t xml:space="preserve">) </w:t>
@@ -2188,12 +2322,14 @@
       <w:r>
         <w:t xml:space="preserve"> </w:t>
       </w:r>
+      <w:proofErr w:type="spellStart"/>
       <w:r>
         <w:rPr>
           <w:rStyle w:val="HTMLCode"/>
         </w:rPr>
         <w:t>Inventory_Ledger</w:t>
       </w:r>
+      <w:proofErr w:type="spellEnd"/>
       <w:r>
         <w:t xml:space="preserve"> </w:t>
       </w:r>
@@ -2217,12 +2353,14 @@
       <w:r>
         <w:t xml:space="preserve"> </w:t>
       </w:r>
+      <w:proofErr w:type="spellStart"/>
       <w:r>
         <w:rPr>
           <w:rStyle w:val="HTMLCode"/>
         </w:rPr>
         <w:t>Finance_Ledger</w:t>
       </w:r>
+      <w:proofErr w:type="spellEnd"/>
       <w:r>
         <w:t xml:space="preserve"> </w:t>
       </w:r>
@@ -2255,8 +2393,13 @@
         </w:rPr>
         <w:t xml:space="preserve">တွေကို </w:t>
       </w:r>
-      <w:r>
-        <w:t xml:space="preserve">Supabase </w:t>
+      <w:proofErr w:type="spellStart"/>
+      <w:r>
+        <w:t>Supabase</w:t>
+      </w:r>
+      <w:proofErr w:type="spellEnd"/>
+      <w:r>
+        <w:t xml:space="preserve"> </w:t>
       </w:r>
       <w:r>
         <w:rPr>
@@ -2582,8 +2725,13 @@
       <w:pPr>
         <w:pStyle w:val="Heading3"/>
       </w:pPr>
-      <w:r>
-        <w:t xml:space="preserve">Supabase Database </w:t>
+      <w:proofErr w:type="spellStart"/>
+      <w:r>
+        <w:t>Supabase</w:t>
+      </w:r>
+      <w:proofErr w:type="spellEnd"/>
+      <w:r>
+        <w:t xml:space="preserve"> Database </w:t>
       </w:r>
       <w:r>
         <w:rPr>
@@ -2630,7 +2778,21 @@
         <w:rPr>
           <w:rStyle w:val="HTMLCode"/>
         </w:rPr>
-        <w:t>DB_URI = os.environ.get("DATABASE_URL")</w:t>
+        <w:t xml:space="preserve">DB_URI = </w:t>
+      </w:r>
+      <w:proofErr w:type="spellStart"/>
+      <w:r>
+        <w:rPr>
+          <w:rStyle w:val="HTMLCode"/>
+        </w:rPr>
+        <w:t>os.environ.get</w:t>
+      </w:r>
+      <w:proofErr w:type="spellEnd"/>
+      <w:r>
+        <w:rPr>
+          <w:rStyle w:val="HTMLCode"/>
+        </w:rPr>
+        <w:t>("DATABASE_URL")</w:t>
       </w:r>
     </w:p>
     <w:p>
@@ -2644,8 +2806,13 @@
         </w:rPr>
         <w:t xml:space="preserve">အဲ့ဒီနေရာလေးကို ဖျက်ပြီး အစ်ကို့ရဲ့ </w:t>
       </w:r>
-      <w:r>
-        <w:t xml:space="preserve">Supabase Database </w:t>
+      <w:proofErr w:type="spellStart"/>
+      <w:r>
+        <w:t>Supabase</w:t>
+      </w:r>
+      <w:proofErr w:type="spellEnd"/>
+      <w:r>
+        <w:t xml:space="preserve"> Database </w:t>
       </w:r>
       <w:r>
         <w:rPr>
@@ -2661,7 +2828,35 @@
         <w:rPr>
           <w:rStyle w:val="HTMLCode"/>
         </w:rPr>
-        <w:t>DB_URI = "postgresql://postgres:</w:t>
+        <w:t>DB_URI = "</w:t>
+      </w:r>
+      <w:proofErr w:type="spellStart"/>
+      <w:r>
+        <w:rPr>
+          <w:rStyle w:val="HTMLCode"/>
+        </w:rPr>
+        <w:t>postgresql</w:t>
+      </w:r>
+      <w:proofErr w:type="spellEnd"/>
+      <w:r>
+        <w:rPr>
+          <w:rStyle w:val="HTMLCode"/>
+        </w:rPr>
+        <w:t>://</w:t>
+      </w:r>
+      <w:proofErr w:type="spellStart"/>
+      <w:r>
+        <w:rPr>
+          <w:rStyle w:val="HTMLCode"/>
+        </w:rPr>
+        <w:t>postgres</w:t>
+      </w:r>
+      <w:proofErr w:type="spellEnd"/>
+      <w:r>
+        <w:rPr>
+          <w:rStyle w:val="HTMLCode"/>
+        </w:rPr>
+        <w:t>:</w:t>
       </w:r>
       <w:r>
         <w:rPr>
@@ -2710,12 +2905,21 @@
         </w:rPr>
         <w:t xml:space="preserve">မှတ်ချက် - </w:t>
       </w:r>
+      <w:proofErr w:type="spellStart"/>
       <w:r>
         <w:rPr>
           <w:i/>
           <w:iCs/>
         </w:rPr>
-        <w:t xml:space="preserve">Supabase Project Settings &gt; Database </w:t>
+        <w:t>Supabase</w:t>
+      </w:r>
+      <w:proofErr w:type="spellEnd"/>
+      <w:r>
+        <w:rPr>
+          <w:i/>
+          <w:iCs/>
+        </w:rPr>
+        <w:t xml:space="preserve"> Project Settings &gt; Database </w:t>
       </w:r>
       <w:r>
         <w:rPr>
@@ -3037,14 +3241,18 @@
       </w:r>
     </w:p>
     <w:p>
+      <w:proofErr w:type="spellStart"/>
       <w:r>
         <w:t>openpyxl</w:t>
       </w:r>
-    </w:p>
-    <w:p>
+      <w:proofErr w:type="spellEnd"/>
+    </w:p>
+    <w:p>
+      <w:proofErr w:type="spellStart"/>
       <w:r>
         <w:t>gunicorn</w:t>
       </w:r>
+      <w:proofErr w:type="spellEnd"/>
     </w:p>
     <w:p>
       <w:pPr>
@@ -3078,7 +3286,15 @@
         <w:t>app.py</w:t>
       </w:r>
       <w:r>
-        <w:t xml:space="preserve"> (Supabase Password </w:t>
+        <w:t xml:space="preserve"> (</w:t>
+      </w:r>
+      <w:proofErr w:type="spellStart"/>
+      <w:r>
+        <w:t>Supabase</w:t>
+      </w:r>
+      <w:proofErr w:type="spellEnd"/>
+      <w:r>
+        <w:t xml:space="preserve"> Password </w:t>
       </w:r>
       <w:r>
         <w:rPr>
@@ -3288,8 +3504,17 @@
           <w:rFonts w:cs="Myanmar Text"/>
           <w:cs/>
         </w:rPr>
-        <w:t>မျက်နှာပြင် အောက်ဘက်မှာ စာရိုက်လို့ရတဲ့ အမည်းရောင် အကွက်လေး ပေါ်လာပါမယ်)။</w:t>
-      </w:r>
+        <w:t xml:space="preserve">မျက်နှာပြင် အောက်ဘက်မှာ စာရိုက်လို့ရတဲ့ အမည်းရောင် အကွက်လေး </w:t>
+      </w:r>
+      <w:proofErr w:type="gramStart"/>
+      <w:r>
+        <w:rPr>
+          <w:rFonts w:cs="Myanmar Text"/>
+          <w:cs/>
+        </w:rPr>
+        <w:t>ပေါ်လာပါမယ်)။</w:t>
+      </w:r>
+      <w:proofErr w:type="gramEnd"/>
     </w:p>
     <w:p>
       <w:pPr>
@@ -3938,8 +4163,17 @@
           <w:rFonts w:cs="Myanmar Text"/>
           <w:cs/>
         </w:rPr>
-        <w:t>ဖိုင်တွေကို ရှာတွေ့မှာပါ)။</w:t>
-      </w:r>
+        <w:t xml:space="preserve">ဖိုင်တွေကို </w:t>
+      </w:r>
+      <w:proofErr w:type="gramStart"/>
+      <w:r>
+        <w:rPr>
+          <w:rFonts w:cs="Myanmar Text"/>
+          <w:cs/>
+        </w:rPr>
+        <w:t>ရှာတွေ့မှာပါ)။</w:t>
+      </w:r>
+      <w:proofErr w:type="gramEnd"/>
     </w:p>
     <w:p>
       <w:pPr>
@@ -4239,6 +4473,59 @@
       <w:r>
         <w:rPr>
           <w:rStyle w:val="HTMLCode"/>
+        </w:rPr>
+        <w:t>print_inventory.html</w:t>
+      </w:r>
+      <w:r>
+        <w:t xml:space="preserve"> </w:t>
+      </w:r>
+      <w:r>
+        <w:rPr>
+          <w:rFonts w:cs="Myanmar Text"/>
+          <w:cs/>
+        </w:rPr>
+        <w:t xml:space="preserve">ဖိုင်အသစ်ဆောက်ပြီး အောက်ပါ </w:t>
+      </w:r>
+      <w:r>
+        <w:t xml:space="preserve">Code </w:t>
+      </w:r>
+      <w:r>
+        <w:rPr>
+          <w:rFonts w:cs="Myanmar Text"/>
+          <w:cs/>
+        </w:rPr>
+        <w:t>ကို ထည့်ပါ-</w:t>
+      </w:r>
+    </w:p>
+    <w:p>
+      <w:pPr>
+        <w:pStyle w:val="NormalWeb"/>
+        <w:rPr>
+          <w:rFonts w:cs="Myanmar Text"/>
+        </w:rPr>
+      </w:pPr>
+      <w:r>
+        <w:rPr>
+          <w:rStyle w:val="HTMLCode"/>
+        </w:rPr>
+        <w:t>templates</w:t>
+      </w:r>
+      <w:r>
+        <w:t xml:space="preserve"> </w:t>
+      </w:r>
+      <w:r>
+        <w:rPr>
+          <w:rFonts w:cs="Myanmar Text"/>
+          <w:cs/>
+        </w:rPr>
+        <w:t>ဖိုင်တွဲထဲမှာ</w:t>
+      </w:r>
+      <w:r>
+        <w:t xml:space="preserve"> </w:t>
+      </w:r>
+      <w:r>
+        <w:rPr>
+          <w:rStyle w:val="HTMLCode"/>
           <w:b/>
           <w:bCs/>
         </w:rPr>
@@ -4329,6 +4616,7 @@
         <w:rPr>
           <w:rStyle w:val="HTMLCode"/>
         </w:rPr>
+        <w:lastRenderedPageBreak/>
         <w:t>templates</w:t>
       </w:r>
       <w:r>
@@ -4382,7 +4670,6 @@
         <w:rPr>
           <w:rStyle w:val="HTMLCode"/>
         </w:rPr>
-        <w:lastRenderedPageBreak/>
         <w:t>templates</w:t>
       </w:r>
       <w:r>
@@ -4662,6 +4949,7 @@
           <w:shd w:val="clear" w:color="auto" w:fill="282A2C"/>
         </w:rPr>
       </w:pPr>
+      <w:proofErr w:type="gramStart"/>
       <w:r>
         <w:rPr>
           <w:rFonts w:cs="Myanmar Text"/>
@@ -4675,7 +4963,17 @@
           <w:shd w:val="clear" w:color="auto" w:fill="282A2C"/>
           <w:cs/>
         </w:rPr>
-        <w:t>စာရင်းသွင်းကြည့်ပေမယ့် ဇယားထဲမှာ မပေါ်လာပါဘူး! (</w:t>
+        <w:t>စာရင်းသွင်းကြည့်ပေမယ့်</w:t>
+      </w:r>
+      <w:proofErr w:type="gramEnd"/>
+      <w:r>
+        <w:rPr>
+          <w:rFonts w:ascii="Arial" w:hAnsi="Arial" w:cs="Myanmar Text"/>
+          <w:color w:val="E3E3E3"/>
+          <w:shd w:val="clear" w:color="auto" w:fill="282A2C"/>
+          <w:cs/>
+        </w:rPr>
+        <w:t xml:space="preserve"> ဇယားထဲမှာ မပေါ်လာပါဘူး! (</w:t>
       </w:r>
       <w:r>
         <w:rPr>
@@ -4748,7 +5046,119 @@
         <w:rPr>
           <w:rFonts w:cs="Myanmar Text"/>
         </w:rPr>
-        <w:t> column "location_id" of relation "inventory_ledger" does not exist LINE 2: ...Form_Type, Form_No, Item_Code, Item_Name, Qty_In, Location_I... ^</w:t>
+        <w:t> column "</w:t>
+      </w:r>
+      <w:proofErr w:type="spellStart"/>
+      <w:r>
+        <w:rPr>
+          <w:rFonts w:cs="Myanmar Text"/>
+        </w:rPr>
+        <w:t>location_id</w:t>
+      </w:r>
+      <w:proofErr w:type="spellEnd"/>
+      <w:r>
+        <w:rPr>
+          <w:rFonts w:cs="Myanmar Text"/>
+        </w:rPr>
+        <w:t>" of relation "</w:t>
+      </w:r>
+      <w:proofErr w:type="spellStart"/>
+      <w:r>
+        <w:rPr>
+          <w:rFonts w:cs="Myanmar Text"/>
+        </w:rPr>
+        <w:t>inventory_ledger</w:t>
+      </w:r>
+      <w:proofErr w:type="spellEnd"/>
+      <w:r>
+        <w:rPr>
+          <w:rFonts w:cs="Myanmar Text"/>
+        </w:rPr>
+        <w:t>" does not exist LINE 2: ...</w:t>
+      </w:r>
+      <w:proofErr w:type="spellStart"/>
+      <w:r>
+        <w:rPr>
+          <w:rFonts w:cs="Myanmar Text"/>
+        </w:rPr>
+        <w:t>Form_Type</w:t>
+      </w:r>
+      <w:proofErr w:type="spellEnd"/>
+      <w:r>
+        <w:rPr>
+          <w:rFonts w:cs="Myanmar Text"/>
+        </w:rPr>
+        <w:t xml:space="preserve">, </w:t>
+      </w:r>
+      <w:proofErr w:type="spellStart"/>
+      <w:r>
+        <w:rPr>
+          <w:rFonts w:cs="Myanmar Text"/>
+        </w:rPr>
+        <w:t>Form_No</w:t>
+      </w:r>
+      <w:proofErr w:type="spellEnd"/>
+      <w:r>
+        <w:rPr>
+          <w:rFonts w:cs="Myanmar Text"/>
+        </w:rPr>
+        <w:t xml:space="preserve">, </w:t>
+      </w:r>
+      <w:proofErr w:type="spellStart"/>
+      <w:r>
+        <w:rPr>
+          <w:rFonts w:cs="Myanmar Text"/>
+        </w:rPr>
+        <w:t>Item_Code</w:t>
+      </w:r>
+      <w:proofErr w:type="spellEnd"/>
+      <w:r>
+        <w:rPr>
+          <w:rFonts w:cs="Myanmar Text"/>
+        </w:rPr>
+        <w:t xml:space="preserve">, </w:t>
+      </w:r>
+      <w:proofErr w:type="spellStart"/>
+      <w:r>
+        <w:rPr>
+          <w:rFonts w:cs="Myanmar Text"/>
+        </w:rPr>
+        <w:t>Item_Name</w:t>
+      </w:r>
+      <w:proofErr w:type="spellEnd"/>
+      <w:r>
+        <w:rPr>
+          <w:rFonts w:cs="Myanmar Text"/>
+        </w:rPr>
+        <w:t xml:space="preserve">, </w:t>
+      </w:r>
+      <w:proofErr w:type="spellStart"/>
+      <w:r>
+        <w:rPr>
+          <w:rFonts w:cs="Myanmar Text"/>
+        </w:rPr>
+        <w:t>Qty_In</w:t>
+      </w:r>
+      <w:proofErr w:type="spellEnd"/>
+      <w:r>
+        <w:rPr>
+          <w:rFonts w:cs="Myanmar Text"/>
+        </w:rPr>
+        <w:t xml:space="preserve">, </w:t>
+      </w:r>
+      <w:proofErr w:type="spellStart"/>
+      <w:r>
+        <w:rPr>
+          <w:rFonts w:cs="Myanmar Text"/>
+        </w:rPr>
+        <w:t>Location_I</w:t>
+      </w:r>
+      <w:proofErr w:type="spellEnd"/>
+      <w:r>
+        <w:rPr>
+          <w:rFonts w:cs="Myanmar Text"/>
+        </w:rPr>
+        <w:t>... ^</w:t>
       </w:r>
       <w:r>
         <w:rPr>
@@ -4810,7 +5220,35 @@
         <w:rPr>
           <w:rStyle w:val="HTMLCode"/>
         </w:rPr>
-        <w:t>column "location_id" of relation "inventory_ledger" does not exist</w:t>
+        <w:t>column "</w:t>
+      </w:r>
+      <w:proofErr w:type="spellStart"/>
+      <w:r>
+        <w:rPr>
+          <w:rStyle w:val="HTMLCode"/>
+        </w:rPr>
+        <w:t>location_id</w:t>
+      </w:r>
+      <w:proofErr w:type="spellEnd"/>
+      <w:r>
+        <w:rPr>
+          <w:rStyle w:val="HTMLCode"/>
+        </w:rPr>
+        <w:t>" of relation "</w:t>
+      </w:r>
+      <w:proofErr w:type="spellStart"/>
+      <w:r>
+        <w:rPr>
+          <w:rStyle w:val="HTMLCode"/>
+        </w:rPr>
+        <w:t>inventory_ledger</w:t>
+      </w:r>
+      <w:proofErr w:type="spellEnd"/>
+      <w:r>
+        <w:rPr>
+          <w:rStyle w:val="HTMLCode"/>
+        </w:rPr>
+        <w:t>" does not exist</w:t>
       </w:r>
       <w:r>
         <w:t xml:space="preserve"> </w:t>
@@ -4822,8 +5260,13 @@
         </w:rPr>
         <w:t xml:space="preserve">ဆိုတာက အစ်ကို့ရဲ့ </w:t>
       </w:r>
-      <w:r>
-        <w:t xml:space="preserve">Supabase Database </w:t>
+      <w:proofErr w:type="spellStart"/>
+      <w:r>
+        <w:t>Supabase</w:t>
+      </w:r>
+      <w:proofErr w:type="spellEnd"/>
+      <w:r>
+        <w:t xml:space="preserve"> Database </w:t>
       </w:r>
       <w:r>
         <w:rPr>
@@ -4835,6 +5278,7 @@
       <w:r>
         <w:t xml:space="preserve"> </w:t>
       </w:r>
+      <w:proofErr w:type="spellStart"/>
       <w:r>
         <w:rPr>
           <w:rStyle w:val="HTMLCode"/>
@@ -4843,6 +5287,7 @@
         </w:rPr>
         <w:t>Inventory_Ledger</w:t>
       </w:r>
+      <w:proofErr w:type="spellEnd"/>
       <w:r>
         <w:rPr>
           <w:b/>
@@ -4859,12 +5304,21 @@
         </w:rPr>
         <w:t>ဇယားထဲမှာ တည်နေရာ (</w:t>
       </w:r>
-      <w:r>
-        <w:rPr>
-          <w:b/>
-          <w:bCs/>
-        </w:rPr>
-        <w:t xml:space="preserve">Location_ID) </w:t>
+      <w:proofErr w:type="spellStart"/>
+      <w:r>
+        <w:rPr>
+          <w:b/>
+          <w:bCs/>
+        </w:rPr>
+        <w:t>Location_ID</w:t>
+      </w:r>
+      <w:proofErr w:type="spellEnd"/>
+      <w:r>
+        <w:rPr>
+          <w:b/>
+          <w:bCs/>
+        </w:rPr>
+        <w:t xml:space="preserve">) </w:t>
       </w:r>
       <w:r>
         <w:rPr>
@@ -4930,12 +5384,14 @@
       <w:r>
         <w:t xml:space="preserve"> </w:t>
       </w:r>
+      <w:proofErr w:type="spellStart"/>
       <w:r>
         <w:rPr>
           <w:rStyle w:val="HTMLCode"/>
         </w:rPr>
         <w:t>Project_Location</w:t>
       </w:r>
+      <w:proofErr w:type="spellEnd"/>
       <w:r>
         <w:t xml:space="preserve"> </w:t>
       </w:r>
@@ -4973,8 +5429,13 @@
       <w:pPr>
         <w:pStyle w:val="Heading3"/>
       </w:pPr>
-      <w:r>
-        <w:t xml:space="preserve">Supabase </w:t>
+      <w:proofErr w:type="spellStart"/>
+      <w:r>
+        <w:t>Supabase</w:t>
+      </w:r>
+      <w:proofErr w:type="spellEnd"/>
+      <w:r>
+        <w:t xml:space="preserve"> </w:t>
       </w:r>
       <w:r>
         <w:rPr>
@@ -4993,17 +5454,27 @@
           <w:rFonts w:cs="Myanmar Text"/>
           <w:cs/>
         </w:rPr>
+        <w:lastRenderedPageBreak/>
         <w:t>၁။ အစ်ကို့ရဲ့</w:t>
       </w:r>
       <w:r>
         <w:t xml:space="preserve"> </w:t>
       </w:r>
-      <w:r>
-        <w:rPr>
-          <w:b/>
-          <w:bCs/>
-        </w:rPr>
-        <w:t>Supabase Website</w:t>
+      <w:proofErr w:type="spellStart"/>
+      <w:r>
+        <w:rPr>
+          <w:b/>
+          <w:bCs/>
+        </w:rPr>
+        <w:t>Supabase</w:t>
+      </w:r>
+      <w:proofErr w:type="spellEnd"/>
+      <w:r>
+        <w:rPr>
+          <w:b/>
+          <w:bCs/>
+        </w:rPr>
+        <w:t xml:space="preserve"> Website</w:t>
       </w:r>
       <w:r>
         <w:t xml:space="preserve"> </w:t>
@@ -5127,8 +5598,49 @@
         <w:rPr>
           <w:rFonts w:cs="Myanmar Text"/>
         </w:rPr>
-        <w:lastRenderedPageBreak/>
-        <w:t>ALTER TABLE Inventory_Ledger ADD COLUMN IF NOT EXISTS Location_ID VARCHAR(20);</w:t>
+        <w:t xml:space="preserve">ALTER TABLE </w:t>
+      </w:r>
+      <w:proofErr w:type="spellStart"/>
+      <w:r>
+        <w:rPr>
+          <w:rFonts w:cs="Myanmar Text"/>
+        </w:rPr>
+        <w:t>Inventory_Ledger</w:t>
+      </w:r>
+      <w:proofErr w:type="spellEnd"/>
+      <w:r>
+        <w:rPr>
+          <w:rFonts w:cs="Myanmar Text"/>
+        </w:rPr>
+        <w:t xml:space="preserve"> ADD COLUMN IF NOT EXISTS </w:t>
+      </w:r>
+      <w:proofErr w:type="spellStart"/>
+      <w:r>
+        <w:rPr>
+          <w:rFonts w:cs="Myanmar Text"/>
+        </w:rPr>
+        <w:t>Location_ID</w:t>
+      </w:r>
+      <w:proofErr w:type="spellEnd"/>
+      <w:r>
+        <w:rPr>
+          <w:rFonts w:cs="Myanmar Text"/>
+        </w:rPr>
+        <w:t xml:space="preserve"> </w:t>
+      </w:r>
+      <w:proofErr w:type="gramStart"/>
+      <w:r>
+        <w:rPr>
+          <w:rFonts w:cs="Myanmar Text"/>
+        </w:rPr>
+        <w:t>VARCHAR(</w:t>
+      </w:r>
+      <w:proofErr w:type="gramEnd"/>
+      <w:r>
+        <w:rPr>
+          <w:rFonts w:cs="Myanmar Text"/>
+        </w:rPr>
+        <w:t>20);</w:t>
       </w:r>
     </w:p>
     <w:p>
@@ -5142,7 +5654,49 @@
         <w:rPr>
           <w:rFonts w:cs="Myanmar Text"/>
         </w:rPr>
-        <w:t>ALTER TABLE Finance_Ledger ADD COLUMN IF NOT EXISTS Project_Location VARCHAR(20);</w:t>
+        <w:t xml:space="preserve">ALTER TABLE </w:t>
+      </w:r>
+      <w:proofErr w:type="spellStart"/>
+      <w:r>
+        <w:rPr>
+          <w:rFonts w:cs="Myanmar Text"/>
+        </w:rPr>
+        <w:t>Finance_Ledger</w:t>
+      </w:r>
+      <w:proofErr w:type="spellEnd"/>
+      <w:r>
+        <w:rPr>
+          <w:rFonts w:cs="Myanmar Text"/>
+        </w:rPr>
+        <w:t xml:space="preserve"> ADD COLUMN IF NOT EXISTS </w:t>
+      </w:r>
+      <w:proofErr w:type="spellStart"/>
+      <w:r>
+        <w:rPr>
+          <w:rFonts w:cs="Myanmar Text"/>
+        </w:rPr>
+        <w:t>Project_Location</w:t>
+      </w:r>
+      <w:proofErr w:type="spellEnd"/>
+      <w:r>
+        <w:rPr>
+          <w:rFonts w:cs="Myanmar Text"/>
+        </w:rPr>
+        <w:t xml:space="preserve"> </w:t>
+      </w:r>
+      <w:proofErr w:type="gramStart"/>
+      <w:r>
+        <w:rPr>
+          <w:rFonts w:cs="Myanmar Text"/>
+        </w:rPr>
+        <w:t>VARCHAR(</w:t>
+      </w:r>
+      <w:proofErr w:type="gramEnd"/>
+      <w:r>
+        <w:rPr>
+          <w:rFonts w:cs="Myanmar Text"/>
+        </w:rPr>
+        <w:t>20);</w:t>
       </w:r>
     </w:p>
     <w:p>
@@ -5479,8 +6033,18 @@
           <w:b/>
           <w:bCs/>
         </w:rPr>
-        <w:t>pip install pandas openpyxl</w:t>
-      </w:r>
+        <w:t xml:space="preserve">pip install pandas </w:t>
+      </w:r>
+      <w:proofErr w:type="spellStart"/>
+      <w:r>
+        <w:rPr>
+          <w:rFonts w:cstheme="minorBidi"/>
+          <w:b/>
+          <w:bCs/>
+        </w:rPr>
+        <w:t>openpyxl</w:t>
+      </w:r>
+      <w:proofErr w:type="spellEnd"/>
     </w:p>
     <w:p>
       <w:pPr>
@@ -6038,6 +6602,7 @@
                 <w:szCs w:val="24"/>
                 <w:bdr w:val="none" w:sz="0" w:space="0" w:color="auto" w:frame="1"/>
               </w:rPr>
+              <w:lastRenderedPageBreak/>
               <w:t>Finance</w:t>
             </w:r>
           </w:p>
@@ -6230,7 +6795,6 @@
                 <w:szCs w:val="24"/>
                 <w:bdr w:val="none" w:sz="0" w:space="0" w:color="auto" w:frame="1"/>
               </w:rPr>
-              <w:lastRenderedPageBreak/>
               <w:t>Store Keeper</w:t>
             </w:r>
           </w:p>
@@ -7067,8 +7631,17 @@
           <w:rFonts w:cs="Myanmar Text"/>
           <w:cs/>
         </w:rPr>
-        <w:t>တွေကို ဝင်ကြည့်လို့ မရပါဘူး)။</w:t>
-      </w:r>
+        <w:t xml:space="preserve">တွေကို ဝင်ကြည့်လို့ </w:t>
+      </w:r>
+      <w:proofErr w:type="gramStart"/>
+      <w:r>
+        <w:rPr>
+          <w:rFonts w:cs="Myanmar Text"/>
+          <w:cs/>
+        </w:rPr>
+        <w:t>မရပါဘူး)။</w:t>
+      </w:r>
+      <w:proofErr w:type="gramEnd"/>
     </w:p>
     <w:p>
       <w:pPr>
@@ -7132,7 +7705,23 @@
           <w:rFonts w:cs="Myanmar Text"/>
           <w:cs/>
         </w:rPr>
-        <w:t>မှတ်တမ်းတွေကို သူတို့ စစ်ဆေးလို့ ရပါမယ်)။ ငွေစာရင်းတွေ၊ ဈေးနှုန်းတွေကို ဝင်ကြည့်ခွင့် မရှိပါဘူး။</w:t>
+        <w:t xml:space="preserve">မှတ်တမ်းတွေကို သူတို့ စစ်ဆေးလို့ </w:t>
+      </w:r>
+      <w:proofErr w:type="gramStart"/>
+      <w:r>
+        <w:rPr>
+          <w:rFonts w:cs="Myanmar Text"/>
+          <w:cs/>
+        </w:rPr>
+        <w:t>ရပါမယ်)။</w:t>
+      </w:r>
+      <w:proofErr w:type="gramEnd"/>
+      <w:r>
+        <w:rPr>
+          <w:rFonts w:cs="Myanmar Text"/>
+          <w:cs/>
+        </w:rPr>
+        <w:t xml:space="preserve"> ငွေစာရင်းတွေ၊ ဈေးနှုန်းတွေကို ဝင်ကြည့်ခွင့် မရှိပါဘူး။</w:t>
       </w:r>
     </w:p>
     <w:p>
@@ -7151,6 +7740,7 @@
           <w:bCs/>
           <w:cs/>
         </w:rPr>
+        <w:lastRenderedPageBreak/>
         <w:t>အကောင့်တွေ ဘယ်လို ထည့်မလဲ</w:t>
       </w:r>
       <w:r>
@@ -7158,7 +7748,23 @@
           <w:b/>
           <w:bCs/>
         </w:rPr>
-        <w:t xml:space="preserve">? Supabase </w:t>
+        <w:t xml:space="preserve">? </w:t>
+      </w:r>
+      <w:proofErr w:type="spellStart"/>
+      <w:r>
+        <w:rPr>
+          <w:b/>
+          <w:bCs/>
+        </w:rPr>
+        <w:t>Supabase</w:t>
+      </w:r>
+      <w:proofErr w:type="spellEnd"/>
+      <w:r>
+        <w:rPr>
+          <w:b/>
+          <w:bCs/>
+        </w:rPr>
+        <w:t xml:space="preserve"> </w:t>
       </w:r>
       <w:r>
         <w:rPr>
@@ -7262,12 +7868,19 @@
     </w:p>
     <w:p>
       <w:r>
-        <w:t>('finance_user', 'finance123', 'Finance'),</w:t>
-      </w:r>
-    </w:p>
-    <w:p>
-      <w:r>
-        <w:lastRenderedPageBreak/>
+        <w:t>('</w:t>
+      </w:r>
+      <w:proofErr w:type="spellStart"/>
+      <w:r>
+        <w:t>finance_user</w:t>
+      </w:r>
+      <w:proofErr w:type="spellEnd"/>
+      <w:r>
+        <w:t>', 'finance123', 'Finance'),</w:t>
+      </w:r>
+    </w:p>
+    <w:p>
+      <w:r>
         <w:t>('site_eng1', 'site123', 'Site Engineer');</w:t>
       </w:r>
     </w:p>
@@ -7481,8 +8094,17 @@
           <w:rFonts w:cs="Myanmar Text"/>
           <w:cs/>
         </w:rPr>
-        <w:t>နံပါတ်ကို ရွေးလိုက်တာနဲ့ ပစ္စည်းစာရင်းတွေ အလိုအလျောက် ဝင်သွားမယ် (လက်ညောင်းခံ ရိုက်ထည့်စရာ မလိုတော့ပါ)။</w:t>
-      </w:r>
+        <w:t xml:space="preserve">နံပါတ်ကို ရွေးလိုက်တာနဲ့ ပစ္စည်းစာရင်းတွေ အလိုအလျောက် ဝင်သွားမယ် (လက်ညောင်းခံ ရိုက်ထည့်စရာ </w:t>
+      </w:r>
+      <w:proofErr w:type="gramStart"/>
+      <w:r>
+        <w:rPr>
+          <w:rFonts w:cs="Myanmar Text"/>
+          <w:cs/>
+        </w:rPr>
+        <w:t>မလိုတော့ပါ)။</w:t>
+      </w:r>
+      <w:proofErr w:type="gramEnd"/>
     </w:p>
     <w:p>
       <w:pPr>
@@ -7569,12 +8191,21 @@
       <w:r>
         <w:t xml:space="preserve"> </w:t>
       </w:r>
-      <w:r>
-        <w:rPr>
-          <w:b/>
-          <w:bCs/>
-        </w:rPr>
-        <w:t xml:space="preserve">Supabase </w:t>
+      <w:proofErr w:type="spellStart"/>
+      <w:r>
+        <w:rPr>
+          <w:b/>
+          <w:bCs/>
+        </w:rPr>
+        <w:t>Supabase</w:t>
+      </w:r>
+      <w:proofErr w:type="spellEnd"/>
+      <w:r>
+        <w:rPr>
+          <w:b/>
+          <w:bCs/>
+        </w:rPr>
+        <w:t xml:space="preserve"> </w:t>
       </w:r>
       <w:r>
         <w:rPr>
@@ -7648,8 +8279,13 @@
         </w:rPr>
         <w:t xml:space="preserve">စနစ်ကို စမ်းသပ်ဖို့အတွက် အောက်ပါ အကောင့် (၂) ခုကို </w:t>
       </w:r>
-      <w:r>
-        <w:t xml:space="preserve">Supabase </w:t>
+      <w:proofErr w:type="spellStart"/>
+      <w:r>
+        <w:t>Supabase</w:t>
+      </w:r>
+      <w:proofErr w:type="spellEnd"/>
+      <w:r>
+        <w:t xml:space="preserve"> </w:t>
       </w:r>
       <w:r>
         <w:rPr>
@@ -7781,23 +8417,23 @@
           <w:i/>
           <w:iCs/>
         </w:rPr>
-        <w:t xml:space="preserve">(Supabase -&gt; Table Editor -&gt; Users </w:t>
-      </w:r>
-      <w:r>
-        <w:rPr>
-          <w:rFonts w:cs="Myanmar Text"/>
+        <w:t>(</w:t>
+      </w:r>
+      <w:proofErr w:type="spellStart"/>
+      <w:r>
+        <w:rPr>
           <w:i/>
           <w:iCs/>
-          <w:cs/>
-        </w:rPr>
-        <w:t xml:space="preserve">ဇယားမှာ </w:t>
-      </w:r>
+        </w:rPr>
+        <w:t>Supabase</w:t>
+      </w:r>
+      <w:proofErr w:type="spellEnd"/>
       <w:r>
         <w:rPr>
           <w:i/>
           <w:iCs/>
         </w:rPr>
-        <w:t xml:space="preserve">Insert Row </w:t>
+        <w:t xml:space="preserve"> -&gt; Table Editor -&gt; Users </w:t>
       </w:r>
       <w:r>
         <w:rPr>
@@ -7806,14 +8442,14 @@
           <w:iCs/>
           <w:cs/>
         </w:rPr>
-        <w:t xml:space="preserve">နှိပ်ပြီး အလွယ်တကူ ထည့်နိုင်ပါတယ်။ ပြီးရင် အဲ့ဒီအကောင့်တွေနဲ့ </w:t>
+        <w:t xml:space="preserve">ဇယားမှာ </w:t>
       </w:r>
       <w:r>
         <w:rPr>
           <w:i/>
           <w:iCs/>
         </w:rPr>
-        <w:t xml:space="preserve">Login </w:t>
+        <w:t xml:space="preserve">Insert Row </w:t>
       </w:r>
       <w:r>
         <w:rPr>
@@ -7822,6 +8458,22 @@
           <w:iCs/>
           <w:cs/>
         </w:rPr>
+        <w:t xml:space="preserve">နှိပ်ပြီး အလွယ်တကူ ထည့်နိုင်ပါတယ်။ ပြီးရင် အဲ့ဒီအကောင့်တွေနဲ့ </w:t>
+      </w:r>
+      <w:r>
+        <w:rPr>
+          <w:i/>
+          <w:iCs/>
+        </w:rPr>
+        <w:t xml:space="preserve">Login </w:t>
+      </w:r>
+      <w:r>
+        <w:rPr>
+          <w:rFonts w:cs="Myanmar Text"/>
+          <w:i/>
+          <w:iCs/>
+          <w:cs/>
+        </w:rPr>
         <w:t>ဝင်ကြည့်လို့ ရပါပြီ)</w:t>
       </w:r>
     </w:p>
@@ -7884,6 +8536,7 @@
           <w:b/>
           <w:bCs/>
         </w:rPr>
+        <w:lastRenderedPageBreak/>
         <w:t>[</w:t>
       </w:r>
       <w:r>
@@ -7895,12 +8548,21 @@
         </w:rPr>
         <w:t xml:space="preserve">အဆင့် ၁ - </w:t>
       </w:r>
-      <w:r>
-        <w:rPr>
-          <w:b/>
-          <w:bCs/>
-        </w:rPr>
-        <w:t xml:space="preserve">Supabase </w:t>
+      <w:proofErr w:type="spellStart"/>
+      <w:r>
+        <w:rPr>
+          <w:b/>
+          <w:bCs/>
+        </w:rPr>
+        <w:t>Supabase</w:t>
+      </w:r>
+      <w:proofErr w:type="spellEnd"/>
+      <w:r>
+        <w:rPr>
+          <w:b/>
+          <w:bCs/>
+        </w:rPr>
+        <w:t xml:space="preserve"> </w:t>
       </w:r>
       <w:r>
         <w:rPr>
@@ -7946,6 +8608,7 @@
       <w:r>
         <w:t xml:space="preserve"> </w:t>
       </w:r>
+      <w:proofErr w:type="spellStart"/>
       <w:r>
         <w:rPr>
           <w:b/>
@@ -7953,6 +8616,7 @@
         </w:rPr>
         <w:t>Supabase</w:t>
       </w:r>
+      <w:proofErr w:type="spellEnd"/>
       <w:r>
         <w:t xml:space="preserve"> </w:t>
       </w:r>
@@ -8071,7 +8735,6 @@
           <w:b/>
           <w:bCs/>
         </w:rPr>
-        <w:lastRenderedPageBreak/>
         <w:t xml:space="preserve">-- </w:t>
       </w:r>
       <w:r>
@@ -8116,7 +8779,25 @@
           <w:b/>
           <w:bCs/>
         </w:rPr>
-        <w:t>CREATE TABLE Purchase_Orders (</w:t>
+        <w:t xml:space="preserve">CREATE TABLE </w:t>
+      </w:r>
+      <w:proofErr w:type="spellStart"/>
+      <w:r>
+        <w:rPr>
+          <w:rFonts w:cstheme="minorBidi"/>
+          <w:b/>
+          <w:bCs/>
+        </w:rPr>
+        <w:t>Purchase_Orders</w:t>
+      </w:r>
+      <w:proofErr w:type="spellEnd"/>
+      <w:r>
+        <w:rPr>
+          <w:rFonts w:cstheme="minorBidi"/>
+          <w:b/>
+          <w:bCs/>
+        </w:rPr>
+        <w:t xml:space="preserve"> (</w:t>
       </w:r>
     </w:p>
     <w:p>
@@ -8152,7 +8833,25 @@
           <w:b/>
           <w:bCs/>
         </w:rPr>
-        <w:t xml:space="preserve">    Record_Date TIMESTAMP DEFAULT CURRENT_TIMESTAMP,</w:t>
+        <w:t xml:space="preserve">    </w:t>
+      </w:r>
+      <w:proofErr w:type="spellStart"/>
+      <w:r>
+        <w:rPr>
+          <w:rFonts w:cstheme="minorBidi"/>
+          <w:b/>
+          <w:bCs/>
+        </w:rPr>
+        <w:t>Record_Date</w:t>
+      </w:r>
+      <w:proofErr w:type="spellEnd"/>
+      <w:r>
+        <w:rPr>
+          <w:rFonts w:cstheme="minorBidi"/>
+          <w:b/>
+          <w:bCs/>
+        </w:rPr>
+        <w:t xml:space="preserve"> TIMESTAMP DEFAULT CURRENT_TIMESTAMP,</w:t>
       </w:r>
     </w:p>
     <w:p>
@@ -8170,7 +8869,43 @@
           <w:b/>
           <w:bCs/>
         </w:rPr>
-        <w:t xml:space="preserve">    PO_No VARCHAR(50) UNIQUE,</w:t>
+        <w:t xml:space="preserve">    </w:t>
+      </w:r>
+      <w:proofErr w:type="spellStart"/>
+      <w:r>
+        <w:rPr>
+          <w:rFonts w:cstheme="minorBidi"/>
+          <w:b/>
+          <w:bCs/>
+        </w:rPr>
+        <w:t>PO_No</w:t>
+      </w:r>
+      <w:proofErr w:type="spellEnd"/>
+      <w:r>
+        <w:rPr>
+          <w:rFonts w:cstheme="minorBidi"/>
+          <w:b/>
+          <w:bCs/>
+        </w:rPr>
+        <w:t xml:space="preserve"> </w:t>
+      </w:r>
+      <w:proofErr w:type="gramStart"/>
+      <w:r>
+        <w:rPr>
+          <w:rFonts w:cstheme="minorBidi"/>
+          <w:b/>
+          <w:bCs/>
+        </w:rPr>
+        <w:t>VARCHAR(</w:t>
+      </w:r>
+      <w:proofErr w:type="gramEnd"/>
+      <w:r>
+        <w:rPr>
+          <w:rFonts w:cstheme="minorBidi"/>
+          <w:b/>
+          <w:bCs/>
+        </w:rPr>
+        <w:t>50) UNIQUE,</w:t>
       </w:r>
     </w:p>
     <w:p>
@@ -8188,7 +8923,43 @@
           <w:b/>
           <w:bCs/>
         </w:rPr>
-        <w:t xml:space="preserve">    Item_Name VARCHAR(200),</w:t>
+        <w:t xml:space="preserve">    </w:t>
+      </w:r>
+      <w:proofErr w:type="spellStart"/>
+      <w:r>
+        <w:rPr>
+          <w:rFonts w:cstheme="minorBidi"/>
+          <w:b/>
+          <w:bCs/>
+        </w:rPr>
+        <w:t>Item_Name</w:t>
+      </w:r>
+      <w:proofErr w:type="spellEnd"/>
+      <w:r>
+        <w:rPr>
+          <w:rFonts w:cstheme="minorBidi"/>
+          <w:b/>
+          <w:bCs/>
+        </w:rPr>
+        <w:t xml:space="preserve"> </w:t>
+      </w:r>
+      <w:proofErr w:type="gramStart"/>
+      <w:r>
+        <w:rPr>
+          <w:rFonts w:cstheme="minorBidi"/>
+          <w:b/>
+          <w:bCs/>
+        </w:rPr>
+        <w:t>VARCHAR(</w:t>
+      </w:r>
+      <w:proofErr w:type="gramEnd"/>
+      <w:r>
+        <w:rPr>
+          <w:rFonts w:cstheme="minorBidi"/>
+          <w:b/>
+          <w:bCs/>
+        </w:rPr>
+        <w:t>200),</w:t>
       </w:r>
     </w:p>
     <w:p>
@@ -8224,7 +8995,43 @@
           <w:b/>
           <w:bCs/>
         </w:rPr>
-        <w:t xml:space="preserve">    Estimated_Amount DECIMAL(15,2),</w:t>
+        <w:t xml:space="preserve">    </w:t>
+      </w:r>
+      <w:proofErr w:type="spellStart"/>
+      <w:r>
+        <w:rPr>
+          <w:rFonts w:cstheme="minorBidi"/>
+          <w:b/>
+          <w:bCs/>
+        </w:rPr>
+        <w:t>Estimated_Amount</w:t>
+      </w:r>
+      <w:proofErr w:type="spellEnd"/>
+      <w:r>
+        <w:rPr>
+          <w:rFonts w:cstheme="minorBidi"/>
+          <w:b/>
+          <w:bCs/>
+        </w:rPr>
+        <w:t xml:space="preserve"> </w:t>
+      </w:r>
+      <w:proofErr w:type="gramStart"/>
+      <w:r>
+        <w:rPr>
+          <w:rFonts w:cstheme="minorBidi"/>
+          <w:b/>
+          <w:bCs/>
+        </w:rPr>
+        <w:t>DECIMAL(</w:t>
+      </w:r>
+      <w:proofErr w:type="gramEnd"/>
+      <w:r>
+        <w:rPr>
+          <w:rFonts w:cstheme="minorBidi"/>
+          <w:b/>
+          <w:bCs/>
+        </w:rPr>
+        <w:t>15,2),</w:t>
       </w:r>
     </w:p>
     <w:p>
@@ -8242,7 +9049,43 @@
           <w:b/>
           <w:bCs/>
         </w:rPr>
-        <w:t xml:space="preserve">    Supplier_Name VARCHAR(200),</w:t>
+        <w:t xml:space="preserve">    </w:t>
+      </w:r>
+      <w:proofErr w:type="spellStart"/>
+      <w:r>
+        <w:rPr>
+          <w:rFonts w:cstheme="minorBidi"/>
+          <w:b/>
+          <w:bCs/>
+        </w:rPr>
+        <w:t>Supplier_Name</w:t>
+      </w:r>
+      <w:proofErr w:type="spellEnd"/>
+      <w:r>
+        <w:rPr>
+          <w:rFonts w:cstheme="minorBidi"/>
+          <w:b/>
+          <w:bCs/>
+        </w:rPr>
+        <w:t xml:space="preserve"> </w:t>
+      </w:r>
+      <w:proofErr w:type="gramStart"/>
+      <w:r>
+        <w:rPr>
+          <w:rFonts w:cstheme="minorBidi"/>
+          <w:b/>
+          <w:bCs/>
+        </w:rPr>
+        <w:t>VARCHAR(</w:t>
+      </w:r>
+      <w:proofErr w:type="gramEnd"/>
+      <w:r>
+        <w:rPr>
+          <w:rFonts w:cstheme="minorBidi"/>
+          <w:b/>
+          <w:bCs/>
+        </w:rPr>
+        <w:t>200),</w:t>
       </w:r>
     </w:p>
     <w:p>
@@ -8260,7 +9103,25 @@
           <w:b/>
           <w:bCs/>
         </w:rPr>
-        <w:t xml:space="preserve">    Status VARCHAR(50) DEFAULT 'Pending', -- Pending, Approved, Received</w:t>
+        <w:t xml:space="preserve">    Status </w:t>
+      </w:r>
+      <w:proofErr w:type="gramStart"/>
+      <w:r>
+        <w:rPr>
+          <w:rFonts w:cstheme="minorBidi"/>
+          <w:b/>
+          <w:bCs/>
+        </w:rPr>
+        <w:t>VARCHAR(</w:t>
+      </w:r>
+      <w:proofErr w:type="gramEnd"/>
+      <w:r>
+        <w:rPr>
+          <w:rFonts w:cstheme="minorBidi"/>
+          <w:b/>
+          <w:bCs/>
+        </w:rPr>
+        <w:t>50) DEFAULT 'Pending', -- Pending, Approved, Received</w:t>
       </w:r>
     </w:p>
     <w:p>
@@ -8278,7 +9139,43 @@
           <w:b/>
           <w:bCs/>
         </w:rPr>
-        <w:t xml:space="preserve">    Created_By VARCHAR(50)</w:t>
+        <w:t xml:space="preserve">    </w:t>
+      </w:r>
+      <w:proofErr w:type="spellStart"/>
+      <w:r>
+        <w:rPr>
+          <w:rFonts w:cstheme="minorBidi"/>
+          <w:b/>
+          <w:bCs/>
+        </w:rPr>
+        <w:t>Created_By</w:t>
+      </w:r>
+      <w:proofErr w:type="spellEnd"/>
+      <w:r>
+        <w:rPr>
+          <w:rFonts w:cstheme="minorBidi"/>
+          <w:b/>
+          <w:bCs/>
+        </w:rPr>
+        <w:t xml:space="preserve"> </w:t>
+      </w:r>
+      <w:proofErr w:type="gramStart"/>
+      <w:r>
+        <w:rPr>
+          <w:rFonts w:cstheme="minorBidi"/>
+          <w:b/>
+          <w:bCs/>
+        </w:rPr>
+        <w:t>VARCHAR(</w:t>
+      </w:r>
+      <w:proofErr w:type="gramEnd"/>
+      <w:r>
+        <w:rPr>
+          <w:rFonts w:cstheme="minorBidi"/>
+          <w:b/>
+          <w:bCs/>
+        </w:rPr>
+        <w:t>50)</w:t>
       </w:r>
     </w:p>
     <w:p>
@@ -8358,6 +9255,61 @@
       <w:pPr>
         <w:pStyle w:val="NormalWeb"/>
         <w:rPr>
+          <w:rFonts w:cs="Myanmar Text"/>
+        </w:rPr>
+      </w:pPr>
+      <w:r>
+        <w:rPr>
+          <w:rStyle w:val="HTMLCode"/>
+        </w:rPr>
+        <w:t>templates</w:t>
+      </w:r>
+      <w:r>
+        <w:t xml:space="preserve"> </w:t>
+      </w:r>
+      <w:r>
+        <w:rPr>
+          <w:rFonts w:cs="Myanmar Text"/>
+          <w:cs/>
+        </w:rPr>
+        <w:t>ဖိုင်တွဲထဲမှာပဲ</w:t>
+      </w:r>
+      <w:r>
+        <w:t xml:space="preserve"> </w:t>
+      </w:r>
+      <w:r>
+        <w:rPr>
+          <w:rStyle w:val="HTMLCode"/>
+          <w:b/>
+          <w:bCs/>
+        </w:rPr>
+        <w:t>po_form.html</w:t>
+      </w:r>
+      <w:r>
+        <w:t xml:space="preserve"> </w:t>
+      </w:r>
+      <w:r>
+        <w:rPr>
+          <w:rFonts w:cs="Myanmar Text"/>
+          <w:cs/>
+        </w:rPr>
+        <w:t xml:space="preserve">ဆိုတဲ့ ဖိုင်အသစ်ထပ်ဆောက်ပြီး အောက်က </w:t>
+      </w:r>
+      <w:r>
+        <w:t xml:space="preserve">Code </w:t>
+      </w:r>
+      <w:r>
+        <w:rPr>
+          <w:rFonts w:cs="Myanmar Text"/>
+          <w:cs/>
+        </w:rPr>
+        <w:t>ကူးထည့်ပါ-</w:t>
+      </w:r>
+    </w:p>
+    <w:p>
+      <w:pPr>
+        <w:pStyle w:val="NormalWeb"/>
+        <w:rPr>
           <w:rFonts w:cstheme="minorBidi" w:hint="cs"/>
           <w:b/>
           <w:bCs/>
@@ -8378,7 +9330,7 @@
           <w:rFonts w:cs="Myanmar Text"/>
           <w:cs/>
         </w:rPr>
-        <w:t>ဖိုင်တွဲထဲမှာပဲ</w:t>
+        <w:t>ဖိုင်တွဲထဲမှာ</w:t>
       </w:r>
       <w:r>
         <w:t xml:space="preserve"> </w:t>
@@ -8386,20 +9338,18 @@
       <w:r>
         <w:rPr>
           <w:rStyle w:val="HTMLCode"/>
-          <w:b/>
-          <w:bCs/>
-        </w:rPr>
-        <w:t>po_form.html</w:t>
-      </w:r>
-      <w:r>
-        <w:t xml:space="preserve"> </w:t>
-      </w:r>
-      <w:r>
-        <w:rPr>
-          <w:rFonts w:cs="Myanmar Text"/>
-          <w:cs/>
-        </w:rPr>
-        <w:t xml:space="preserve">ဆိုတဲ့ ဖိုင်အသစ်ထပ်ဆောက်ပြီး အောက်က </w:t>
+        </w:rPr>
+        <w:t>print_po.html</w:t>
+      </w:r>
+      <w:r>
+        <w:t xml:space="preserve"> </w:t>
+      </w:r>
+      <w:r>
+        <w:rPr>
+          <w:rFonts w:cs="Myanmar Text"/>
+          <w:cs/>
+        </w:rPr>
+        <w:t xml:space="preserve">ဖိုင်အသစ်ဆောက်ပြီး အောက်ပါ </w:t>
       </w:r>
       <w:r>
         <w:t xml:space="preserve">Code </w:t>
@@ -8409,7 +9359,7 @@
           <w:rFonts w:cs="Myanmar Text"/>
           <w:cs/>
         </w:rPr>
-        <w:t>ကူးထည့်ပါ-</w:t>
+        <w:t>ကို ထည့်ပါ-</w:t>
       </w:r>
     </w:p>
     <w:p>
@@ -8503,8 +9453,13 @@
         </w:rPr>
         <w:t xml:space="preserve">ကို ရှင်းလင်းဖို့ </w:t>
       </w:r>
-      <w:r>
-        <w:t xml:space="preserve">Supabase SQL Editor </w:t>
+      <w:proofErr w:type="spellStart"/>
+      <w:r>
+        <w:t>Supabase</w:t>
+      </w:r>
+      <w:proofErr w:type="spellEnd"/>
+      <w:r>
+        <w:t xml:space="preserve"> SQL Editor </w:t>
       </w:r>
       <w:r>
         <w:rPr>
@@ -8536,30 +9491,36 @@
     </w:p>
     <w:p>
       <w:r>
-        <w:t>TRUNCATE TABLE Finance_Ledger RESTART IDENTITY CASCADE;</w:t>
-      </w:r>
-    </w:p>
-    <w:p>
-      <w:r>
-        <w:t>TRUNCATE TABLE Inventory_Ledger RESTART IDENTITY CASCADE;</w:t>
+        <w:t xml:space="preserve">TRUNCATE TABLE </w:t>
+      </w:r>
+      <w:proofErr w:type="spellStart"/>
+      <w:r>
+        <w:t>Finance_Ledger</w:t>
+      </w:r>
+      <w:proofErr w:type="spellEnd"/>
+      <w:r>
+        <w:t xml:space="preserve"> RESTART IDENTITY CASCADE;</w:t>
+      </w:r>
+    </w:p>
+    <w:p>
+      <w:r>
+        <w:t xml:space="preserve">TRUNCATE TABLE </w:t>
+      </w:r>
+      <w:proofErr w:type="spellStart"/>
+      <w:r>
+        <w:t>Inventory_Ledger</w:t>
+      </w:r>
+      <w:proofErr w:type="spellEnd"/>
+      <w:r>
+        <w:t xml:space="preserve"> RESTART IDENTITY CASCADE;</w:t>
       </w:r>
     </w:p>
     <w:p/>
     <w:p/>
-    <w:p/>
-    <w:p/>
-    <w:p/>
-    <w:p/>
-    <w:p>
-      <w:pPr>
-        <w:rPr>
-          <w:rFonts w:hint="cs"/>
-        </w:rPr>
-      </w:pPr>
-    </w:p>
-    <w:p/>
-    <w:p>
-      <w:pPr>
+    <w:p>
+      <w:pPr>
+        <w:spacing w:after="0" w:line="240" w:lineRule="auto"/>
+        <w:jc w:val="both"/>
         <w:rPr>
           <w:rFonts w:asciiTheme="minorBidi" w:hAnsiTheme="minorBidi"/>
           <w:b/>
@@ -8648,6 +9609,8 @@
     <w:p>
       <w:pPr>
         <w:pStyle w:val="Heading3"/>
+        <w:spacing w:after="0" w:afterAutospacing="0"/>
+        <w:jc w:val="both"/>
       </w:pPr>
       <w:r>
         <w:rPr>
@@ -8663,6 +9626,8 @@
     <w:p>
       <w:pPr>
         <w:pStyle w:val="NormalWeb"/>
+        <w:spacing w:after="0" w:afterAutospacing="0"/>
+        <w:jc w:val="both"/>
       </w:pPr>
       <w:r>
         <w:rPr>
@@ -8685,6 +9650,8 @@
     <w:p>
       <w:pPr>
         <w:pStyle w:val="NormalWeb"/>
+        <w:spacing w:after="0" w:afterAutospacing="0"/>
+        <w:jc w:val="both"/>
         <w:rPr>
           <w:rFonts w:cs="Myanmar Text"/>
         </w:rPr>
@@ -8739,6 +9706,8 @@
     <w:p>
       <w:pPr>
         <w:pStyle w:val="NormalWeb"/>
+        <w:spacing w:after="0" w:afterAutospacing="0"/>
+        <w:jc w:val="both"/>
         <w:rPr>
           <w:rFonts w:cs="Myanmar Text"/>
         </w:rPr>
@@ -8897,6 +9866,8 @@
     <w:p>
       <w:pPr>
         <w:pStyle w:val="NormalWeb"/>
+        <w:spacing w:after="0" w:afterAutospacing="0"/>
+        <w:jc w:val="both"/>
         <w:rPr>
           <w:rFonts w:cs="Myanmar Text"/>
         </w:rPr>
@@ -8911,6 +9882,8 @@
     <w:p>
       <w:pPr>
         <w:pStyle w:val="Heading3"/>
+        <w:spacing w:after="0" w:afterAutospacing="0"/>
+        <w:jc w:val="both"/>
       </w:pPr>
       <w:r>
         <w:rPr>
@@ -8926,6 +9899,8 @@
     <w:p>
       <w:pPr>
         <w:pStyle w:val="NormalWeb"/>
+        <w:spacing w:after="0" w:afterAutospacing="0"/>
+        <w:jc w:val="both"/>
         <w:rPr>
           <w:rFonts w:cs="Myanmar Text"/>
         </w:rPr>
@@ -8941,6 +9916,8 @@
     <w:p>
       <w:pPr>
         <w:pStyle w:val="NormalWeb"/>
+        <w:spacing w:after="0" w:afterAutospacing="0"/>
+        <w:jc w:val="both"/>
       </w:pPr>
       <w:r>
         <w:t xml:space="preserve"> </w:t>
@@ -8969,6 +9946,8 @@
     <w:p>
       <w:pPr>
         <w:pStyle w:val="NormalWeb"/>
+        <w:spacing w:after="0" w:afterAutospacing="0"/>
+        <w:jc w:val="both"/>
       </w:pPr>
       <w:r>
         <w:rPr>
@@ -9063,15 +10042,318 @@
     </w:p>
     <w:p>
       <w:pPr>
+        <w:pStyle w:val="Heading3"/>
+        <w:spacing w:after="0" w:afterAutospacing="0"/>
+        <w:jc w:val="both"/>
+      </w:pPr>
+      <w:r>
+        <w:rPr>
+          <w:rFonts w:cs="Myanmar Text"/>
+          <w:cs/>
+        </w:rPr>
+        <w:t>အဆင့် ၂။ ပစ္စည်းမှာယူခြင်း (</w:t>
+      </w:r>
+      <w:r>
+        <w:t>Purchase Order - PO)</w:t>
+      </w:r>
+    </w:p>
+    <w:p>
+      <w:pPr>
         <w:pStyle w:val="NormalWeb"/>
-        <w:rPr>
-          <w:rFonts w:cs="Myanmar Text"/>
-        </w:rPr>
-      </w:pPr>
+        <w:spacing w:after="0" w:afterAutospacing="0"/>
+        <w:jc w:val="both"/>
+        <w:rPr>
+          <w:rFonts w:cstheme="minorBidi"/>
+        </w:rPr>
+      </w:pPr>
+      <w:r>
+        <w:rPr>
+          <w:rFonts w:cs="Myanmar Text"/>
+          <w:cs/>
+        </w:rPr>
+        <w:t>လုပ်ငန်းကနေ ပစ္စည်းစတင် မှာယူပါမယ်။</w:t>
+      </w:r>
+      <w:r>
+        <w:t xml:space="preserve"> </w:t>
+      </w:r>
+    </w:p>
+    <w:p>
+      <w:pPr>
+        <w:pStyle w:val="NormalWeb"/>
+        <w:spacing w:after="0" w:afterAutospacing="0"/>
+        <w:jc w:val="both"/>
+        <w:rPr>
+          <w:rFonts w:cstheme="minorBidi"/>
+        </w:rPr>
+      </w:pPr>
+      <w:r>
+        <w:rPr>
+          <w:rFonts w:cs="Myanmar Text"/>
+          <w:cs/>
+        </w:rPr>
+        <w:t>၁။</w:t>
+      </w:r>
+      <w:r>
+        <w:t xml:space="preserve"> </w:t>
+      </w:r>
+      <w:r>
+        <w:rPr>
+          <w:b/>
+          <w:bCs/>
+        </w:rPr>
+        <w:t>"Purchase Orders"</w:t>
+      </w:r>
+      <w:r>
+        <w:t xml:space="preserve"> </w:t>
+      </w:r>
+      <w:r>
+        <w:rPr>
+          <w:rFonts w:cs="Myanmar Text"/>
+          <w:cs/>
+        </w:rPr>
+        <w:t>ကိုသွားပြီး</w:t>
+      </w:r>
+      <w:r>
+        <w:t xml:space="preserve"> </w:t>
+      </w:r>
+      <w:r>
+        <w:rPr>
+          <w:b/>
+          <w:bCs/>
+        </w:rPr>
+        <w:t xml:space="preserve">PO </w:t>
+      </w:r>
+      <w:r>
+        <w:rPr>
+          <w:rFonts w:cs="Myanmar Text"/>
+          <w:b/>
+          <w:bCs/>
+          <w:cs/>
+        </w:rPr>
+        <w:t>အသစ်ဖွင့်မည်</w:t>
+      </w:r>
+      <w:r>
+        <w:t xml:space="preserve"> </w:t>
+      </w:r>
+      <w:r>
+        <w:rPr>
+          <w:rFonts w:cs="Myanmar Text"/>
+          <w:cs/>
+        </w:rPr>
+        <w:t>ကို နှိပ်ပါ။</w:t>
+      </w:r>
+      <w:r>
+        <w:t xml:space="preserve"> </w:t>
+      </w:r>
+    </w:p>
+    <w:p>
+      <w:pPr>
+        <w:pStyle w:val="NormalWeb"/>
+        <w:spacing w:after="0" w:afterAutospacing="0"/>
+        <w:jc w:val="both"/>
+        <w:rPr>
+          <w:rFonts w:cstheme="minorBidi"/>
+        </w:rPr>
+      </w:pPr>
+      <w:r>
+        <w:rPr>
+          <w:rFonts w:cs="Myanmar Text"/>
+          <w:cs/>
+        </w:rPr>
+        <w:t>၂။</w:t>
+      </w:r>
+      <w:r>
+        <w:t xml:space="preserve"> </w:t>
+      </w:r>
+      <w:r>
+        <w:rPr>
+          <w:rStyle w:val="HTMLCode"/>
+          <w:rFonts w:cs="Myanmar Text"/>
+          <w:cs/>
+        </w:rPr>
+        <w:t>ဘိလပ်မြေ (အိတ် ၁၀၀)</w:t>
+      </w:r>
+      <w:r>
+        <w:t xml:space="preserve"> </w:t>
+      </w:r>
+      <w:r>
+        <w:rPr>
+          <w:rFonts w:cs="Myanmar Text"/>
+          <w:cs/>
+        </w:rPr>
+        <w:t>ကို</w:t>
+      </w:r>
+      <w:r>
+        <w:t xml:space="preserve"> </w:t>
+      </w:r>
+      <w:r>
+        <w:rPr>
+          <w:rStyle w:val="HTMLCode"/>
+        </w:rPr>
+        <w:t>Supplier A</w:t>
+      </w:r>
+      <w:r>
+        <w:t xml:space="preserve"> </w:t>
+      </w:r>
+      <w:r>
+        <w:rPr>
+          <w:rFonts w:cs="Myanmar Text"/>
+          <w:cs/>
+        </w:rPr>
+        <w:t>ဆီကနေ</w:t>
+      </w:r>
+      <w:r>
+        <w:t xml:space="preserve"> </w:t>
+      </w:r>
+      <w:r>
+        <w:rPr>
+          <w:rStyle w:val="HTMLCode"/>
+          <w:rFonts w:cs="Myanmar Text"/>
+          <w:cs/>
+        </w:rPr>
+        <w:t>၁</w:t>
+      </w:r>
+      <w:r>
+        <w:rPr>
+          <w:rStyle w:val="HTMLCode"/>
+        </w:rPr>
+        <w:t>,</w:t>
+      </w:r>
+      <w:r>
+        <w:rPr>
+          <w:rStyle w:val="HTMLCode"/>
+          <w:rFonts w:cs="Myanmar Text"/>
+          <w:cs/>
+        </w:rPr>
+        <w:t>၀၀၀</w:t>
+      </w:r>
+      <w:r>
+        <w:rPr>
+          <w:rStyle w:val="HTMLCode"/>
+        </w:rPr>
+        <w:t>,</w:t>
+      </w:r>
+      <w:r>
+        <w:rPr>
+          <w:rStyle w:val="HTMLCode"/>
+          <w:rFonts w:cs="Myanmar Text"/>
+          <w:cs/>
+        </w:rPr>
+        <w:t>၀၀၀ ကျပ်</w:t>
+      </w:r>
+      <w:r>
+        <w:t xml:space="preserve"> </w:t>
+      </w:r>
+      <w:r>
+        <w:rPr>
+          <w:rFonts w:cs="Myanmar Text"/>
+          <w:cs/>
+        </w:rPr>
+        <w:t>နဲ့ မှာယူမယ့် ဖောင်တင်ပါ။ ရောက်ရှိမည့်နေရာကို</w:t>
+      </w:r>
+      <w:r>
+        <w:t xml:space="preserve"> </w:t>
+      </w:r>
+      <w:r>
+        <w:rPr>
+          <w:rStyle w:val="HTMLCode"/>
+          <w:rFonts w:cs="Myanmar Text"/>
+          <w:cs/>
+        </w:rPr>
+        <w:t>ပင်မဂိုဒေါင်</w:t>
+      </w:r>
+      <w:r>
+        <w:t xml:space="preserve"> </w:t>
+      </w:r>
+      <w:r>
+        <w:rPr>
+          <w:rFonts w:cs="Myanmar Text"/>
+          <w:cs/>
+        </w:rPr>
+        <w:t>ဟုရွေးပါ။</w:t>
+      </w:r>
+      <w:r>
+        <w:t xml:space="preserve"> </w:t>
+      </w:r>
+    </w:p>
+    <w:p>
+      <w:pPr>
+        <w:pStyle w:val="NormalWeb"/>
+        <w:spacing w:after="0" w:afterAutospacing="0"/>
+        <w:jc w:val="both"/>
+        <w:rPr>
+          <w:rFonts w:cs="Myanmar Text"/>
+        </w:rPr>
+      </w:pPr>
+      <w:r>
+        <w:rPr>
+          <w:rFonts w:cs="Myanmar Text"/>
+          <w:cs/>
+        </w:rPr>
+        <w:t xml:space="preserve">၃။ ပြီးရင် </w:t>
+      </w:r>
+      <w:r>
+        <w:t xml:space="preserve">Admin </w:t>
+      </w:r>
+      <w:r>
+        <w:rPr>
+          <w:rFonts w:cs="Myanmar Text"/>
+          <w:cs/>
+        </w:rPr>
+        <w:t xml:space="preserve">အနေနဲ့ အဲဒီ </w:t>
+      </w:r>
+      <w:r>
+        <w:t xml:space="preserve">PO </w:t>
+      </w:r>
+      <w:r>
+        <w:rPr>
+          <w:rFonts w:cs="Myanmar Text"/>
+          <w:cs/>
+        </w:rPr>
+        <w:t>ကို</w:t>
+      </w:r>
+      <w:r>
+        <w:t xml:space="preserve"> </w:t>
+      </w:r>
+      <w:r>
+        <w:rPr>
+          <w:b/>
+          <w:bCs/>
+        </w:rPr>
+        <w:t>Approve</w:t>
+      </w:r>
+      <w:r>
+        <w:t xml:space="preserve"> </w:t>
+      </w:r>
+      <w:r>
+        <w:rPr>
+          <w:rFonts w:cs="Myanmar Text"/>
+          <w:cs/>
+        </w:rPr>
+        <w:t>လုပ်ပေးလိုက်ပါ။</w:t>
+      </w:r>
+    </w:p>
+    <w:p>
+      <w:pPr>
+        <w:pStyle w:val="NormalWeb"/>
+        <w:spacing w:after="0" w:afterAutospacing="0"/>
+        <w:jc w:val="both"/>
+        <w:rPr>
+          <w:rFonts w:cs="Myanmar Text"/>
+        </w:rPr>
+      </w:pPr>
+      <w:r>
+        <w:rPr>
+          <w:rFonts w:cs="Myanmar Text"/>
+        </w:rPr>
+        <w:t>(OR)</w:t>
+      </w:r>
     </w:p>
     <w:p>
       <w:pPr>
         <w:pStyle w:val="Heading3"/>
+        <w:spacing w:after="0" w:afterAutospacing="0"/>
+        <w:jc w:val="both"/>
       </w:pPr>
       <w:r>
         <w:rPr>
@@ -9087,6 +10369,341 @@
     <w:p>
       <w:pPr>
         <w:pStyle w:val="NormalWeb"/>
+        <w:spacing w:after="0" w:afterAutospacing="0"/>
+        <w:jc w:val="both"/>
+      </w:pPr>
+      <w:r>
+        <w:rPr>
+          <w:rFonts w:cs="Myanmar Text"/>
+          <w:cs/>
+        </w:rPr>
+        <w:t>လုပ်ငန်းကနေ ပစ္စည်းစတင် မှာယူပါမယ်။</w:t>
+      </w:r>
+      <w:r>
+        <w:t xml:space="preserve"> </w:t>
+      </w:r>
+    </w:p>
+    <w:p>
+      <w:pPr>
+        <w:pStyle w:val="NormalWeb"/>
+        <w:spacing w:after="0" w:afterAutospacing="0"/>
+        <w:jc w:val="both"/>
+      </w:pPr>
+      <w:r>
+        <w:rPr>
+          <w:rFonts w:cs="Myanmar Text"/>
+          <w:cs/>
+        </w:rPr>
+        <w:t>၁။</w:t>
+      </w:r>
+      <w:r>
+        <w:t xml:space="preserve"> </w:t>
+      </w:r>
+      <w:r>
+        <w:rPr>
+          <w:b/>
+          <w:bCs/>
+        </w:rPr>
+        <w:t>"Purchase Orders"</w:t>
+      </w:r>
+      <w:r>
+        <w:t xml:space="preserve"> </w:t>
+      </w:r>
+      <w:r>
+        <w:rPr>
+          <w:rFonts w:cs="Myanmar Text"/>
+          <w:cs/>
+        </w:rPr>
+        <w:t>ကိုသွားပြီး</w:t>
+      </w:r>
+      <w:r>
+        <w:t xml:space="preserve"> </w:t>
+      </w:r>
+      <w:r>
+        <w:rPr>
+          <w:b/>
+          <w:bCs/>
+        </w:rPr>
+        <w:t xml:space="preserve">PO </w:t>
+      </w:r>
+      <w:r>
+        <w:rPr>
+          <w:rFonts w:cs="Myanmar Text"/>
+          <w:b/>
+          <w:bCs/>
+          <w:cs/>
+        </w:rPr>
+        <w:t>အသစ်ဖွင့်မည်</w:t>
+      </w:r>
+      <w:r>
+        <w:t xml:space="preserve"> </w:t>
+      </w:r>
+      <w:r>
+        <w:rPr>
+          <w:rFonts w:cs="Myanmar Text"/>
+          <w:cs/>
+        </w:rPr>
+        <w:t>ကို နှိပ်ပါ။</w:t>
+      </w:r>
+      <w:r>
+        <w:t xml:space="preserve"> </w:t>
+      </w:r>
+    </w:p>
+    <w:p>
+      <w:pPr>
+        <w:pStyle w:val="NormalWeb"/>
+        <w:spacing w:after="0" w:afterAutospacing="0"/>
+        <w:jc w:val="both"/>
+        <w:rPr>
+          <w:rFonts w:cs="Myanmar Text"/>
+        </w:rPr>
+      </w:pPr>
+      <w:r>
+        <w:rPr>
+          <w:rFonts w:cs="Myanmar Text"/>
+          <w:cs/>
+        </w:rPr>
+        <w:lastRenderedPageBreak/>
+        <w:t>၂။</w:t>
+      </w:r>
+      <w:r>
+        <w:t xml:space="preserve"> </w:t>
+      </w:r>
+      <w:r>
+        <w:rPr>
+          <w:rStyle w:val="HTMLCode"/>
+          <w:rFonts w:cs="Myanmar Text"/>
+          <w:cs/>
+        </w:rPr>
+        <w:t>ဘိလပ်မြေ (အိတ် ၁၀၀)</w:t>
+      </w:r>
+      <w:r>
+        <w:t xml:space="preserve"> </w:t>
+      </w:r>
+      <w:r>
+        <w:rPr>
+          <w:rFonts w:cs="Myanmar Text"/>
+          <w:cs/>
+        </w:rPr>
+        <w:t>ကို</w:t>
+      </w:r>
+      <w:r>
+        <w:t xml:space="preserve"> </w:t>
+      </w:r>
+      <w:r>
+        <w:rPr>
+          <w:rStyle w:val="HTMLCode"/>
+        </w:rPr>
+        <w:t>Supplier A</w:t>
+      </w:r>
+      <w:r>
+        <w:t xml:space="preserve"> </w:t>
+      </w:r>
+      <w:r>
+        <w:rPr>
+          <w:rFonts w:cs="Myanmar Text"/>
+          <w:cs/>
+        </w:rPr>
+        <w:t>ဆီကနေ</w:t>
+      </w:r>
+      <w:r>
+        <w:t xml:space="preserve"> </w:t>
+      </w:r>
+      <w:r>
+        <w:rPr>
+          <w:rStyle w:val="HTMLCode"/>
+          <w:rFonts w:cs="Myanmar Text"/>
+          <w:cs/>
+        </w:rPr>
+        <w:t>၁</w:t>
+      </w:r>
+      <w:r>
+        <w:rPr>
+          <w:rStyle w:val="HTMLCode"/>
+        </w:rPr>
+        <w:t>,</w:t>
+      </w:r>
+      <w:r>
+        <w:rPr>
+          <w:rStyle w:val="HTMLCode"/>
+          <w:rFonts w:cs="Myanmar Text"/>
+          <w:cs/>
+        </w:rPr>
+        <w:t>၀၀၀</w:t>
+      </w:r>
+      <w:r>
+        <w:rPr>
+          <w:rStyle w:val="HTMLCode"/>
+        </w:rPr>
+        <w:t>,</w:t>
+      </w:r>
+      <w:r>
+        <w:rPr>
+          <w:rStyle w:val="HTMLCode"/>
+          <w:rFonts w:cs="Myanmar Text"/>
+          <w:cs/>
+        </w:rPr>
+        <w:t>၀၀၀ ကျပ်</w:t>
+      </w:r>
+      <w:r>
+        <w:t xml:space="preserve"> </w:t>
+      </w:r>
+      <w:r>
+        <w:rPr>
+          <w:rFonts w:cs="Myanmar Text"/>
+          <w:cs/>
+        </w:rPr>
+        <w:t>နဲ့ မှာယူမယ့် ဖောင်တင်ပါ။ ရောက်ရှိမည့်နေရာကို</w:t>
+      </w:r>
+      <w:r>
+        <w:t xml:space="preserve"> </w:t>
+      </w:r>
+      <w:r>
+        <w:rPr>
+          <w:rStyle w:val="HTMLCode"/>
+          <w:rFonts w:cs="Myanmar Text"/>
+          <w:cs/>
+        </w:rPr>
+        <w:t>ပင်မဂိုဒေါင်</w:t>
+      </w:r>
+      <w:r>
+        <w:t xml:space="preserve"> </w:t>
+      </w:r>
+      <w:r>
+        <w:rPr>
+          <w:rFonts w:cs="Myanmar Text"/>
+          <w:cs/>
+        </w:rPr>
+        <w:t>ဟုရွေးပါ။</w:t>
+      </w:r>
+    </w:p>
+    <w:p>
+      <w:pPr>
+        <w:pStyle w:val="NormalWeb"/>
+        <w:spacing w:after="0" w:afterAutospacing="0"/>
+        <w:jc w:val="both"/>
+      </w:pPr>
+      <w:r>
+        <w:t xml:space="preserve"> </w:t>
+      </w:r>
+      <w:r>
+        <w:rPr>
+          <w:rFonts w:cs="Myanmar Text"/>
+          <w:cs/>
+        </w:rPr>
+        <w:t xml:space="preserve">၃။ ပြီးရင် </w:t>
+      </w:r>
+      <w:r>
+        <w:t xml:space="preserve">Admin </w:t>
+      </w:r>
+      <w:r>
+        <w:rPr>
+          <w:rFonts w:cs="Myanmar Text"/>
+          <w:cs/>
+        </w:rPr>
+        <w:t xml:space="preserve">အနေနဲ့ အဲဒီ </w:t>
+      </w:r>
+      <w:r>
+        <w:t xml:space="preserve">PO </w:t>
+      </w:r>
+      <w:r>
+        <w:rPr>
+          <w:rFonts w:cs="Myanmar Text"/>
+          <w:cs/>
+        </w:rPr>
+        <w:t>ကို</w:t>
+      </w:r>
+      <w:r>
+        <w:t xml:space="preserve"> </w:t>
+      </w:r>
+      <w:r>
+        <w:rPr>
+          <w:b/>
+          <w:bCs/>
+        </w:rPr>
+        <w:t>Approve</w:t>
+      </w:r>
+      <w:r>
+        <w:t xml:space="preserve"> </w:t>
+      </w:r>
+      <w:r>
+        <w:rPr>
+          <w:rFonts w:cs="Myanmar Text"/>
+          <w:cs/>
+        </w:rPr>
+        <w:t>လုပ်ပေးလိုက်ပါ။</w:t>
+      </w:r>
+    </w:p>
+    <w:p>
+      <w:pPr>
+        <w:pStyle w:val="Heading3"/>
+        <w:spacing w:after="0" w:afterAutospacing="0"/>
+        <w:jc w:val="both"/>
+        <w:rPr>
+          <w:rFonts w:cstheme="minorBidi" w:hint="cs"/>
+        </w:rPr>
+      </w:pPr>
+      <w:r>
+        <w:rPr>
+          <w:rFonts w:cs="Myanmar Text"/>
+          <w:cs/>
+        </w:rPr>
+        <w:t xml:space="preserve">အဆင့် </w:t>
+      </w:r>
+      <w:r>
+        <w:rPr>
+          <w:rFonts w:cs="Myanmar Text" w:hint="cs"/>
+          <w:cs/>
+        </w:rPr>
+        <w:t>၃</w:t>
+      </w:r>
+      <w:r>
+        <w:rPr>
+          <w:rFonts w:cs="Myanmar Text"/>
+          <w:cs/>
+        </w:rPr>
+        <w:t>။ ပစ္စည်းအဝင် စာရင်းသွင်းခြင်း (</w:t>
+      </w:r>
+      <w:r>
+        <w:t>GRN)</w:t>
+      </w:r>
+      <w:r>
+        <w:rPr>
+          <w:rFonts w:cstheme="minorBidi" w:hint="cs"/>
+          <w:cs/>
+        </w:rPr>
+        <w:t xml:space="preserve">/ </w:t>
+      </w:r>
+      <w:r>
+        <w:rPr>
+          <w:rFonts w:cs="Myanmar Text"/>
+          <w:cs/>
+        </w:rPr>
+        <w:t>ပစ္စည်းရောက်ရှိလာခြင်း (</w:t>
+      </w:r>
+      <w:r>
+        <w:t>GRN)</w:t>
+      </w:r>
+    </w:p>
+    <w:p>
+      <w:pPr>
+        <w:pStyle w:val="NormalWeb"/>
+        <w:spacing w:after="0" w:afterAutospacing="0"/>
+        <w:jc w:val="both"/>
+      </w:pPr>
+      <w:r>
+        <w:rPr>
+          <w:rFonts w:cs="Myanmar Text"/>
+          <w:cs/>
+        </w:rPr>
+        <w:t>အခု ပစ္စည်းတွေ စတင်လက်ခံကြည့်ရအောင်။</w:t>
+      </w:r>
+    </w:p>
+    <w:p>
+      <w:pPr>
+        <w:pStyle w:val="NormalWeb"/>
+        <w:spacing w:after="0" w:afterAutospacing="0"/>
+        <w:jc w:val="both"/>
         <w:rPr>
           <w:rFonts w:cstheme="minorBidi"/>
         </w:rPr>
@@ -9096,7 +10713,56 @@
           <w:rFonts w:cs="Myanmar Text"/>
           <w:cs/>
         </w:rPr>
-        <w:t>လုပ်ငန်းကနေ ပစ္စည်းစတင် မှာယူပါမယ်။</w:t>
+        <w:t>၁။</w:t>
+      </w:r>
+      <w:r>
+        <w:t xml:space="preserve"> </w:t>
+      </w:r>
+      <w:r>
+        <w:rPr>
+          <w:b/>
+          <w:bCs/>
+        </w:rPr>
+        <w:t xml:space="preserve">Inventory </w:t>
+      </w:r>
+      <w:r>
+        <w:rPr>
+          <w:rFonts w:cs="Myanmar Text"/>
+          <w:b/>
+          <w:bCs/>
+          <w:cs/>
+        </w:rPr>
+        <w:t>သို့သွားပါ:</w:t>
+      </w:r>
+      <w:r>
+        <w:t xml:space="preserve"> </w:t>
+      </w:r>
+      <w:r>
+        <w:rPr>
+          <w:rFonts w:cs="Myanmar Text"/>
+          <w:cs/>
+        </w:rPr>
+        <w:t xml:space="preserve">ဘယ်ဘက် </w:t>
+      </w:r>
+      <w:r>
+        <w:t xml:space="preserve">Menu </w:t>
+      </w:r>
+      <w:r>
+        <w:rPr>
+          <w:rFonts w:cs="Myanmar Text"/>
+          <w:cs/>
+        </w:rPr>
+        <w:t>က "</w:t>
+      </w:r>
+      <w:r>
+        <w:t xml:space="preserve">Inventory (GRN/GIN)" </w:t>
+      </w:r>
+      <w:r>
+        <w:rPr>
+          <w:rFonts w:cs="Myanmar Text"/>
+          <w:cs/>
+        </w:rPr>
+        <w:t>ကို နှိပ်ပါ။</w:t>
       </w:r>
       <w:r>
         <w:t xml:space="preserve"> </w:t>
@@ -9105,6 +10771,8 @@
     <w:p>
       <w:pPr>
         <w:pStyle w:val="NormalWeb"/>
+        <w:spacing w:after="0" w:afterAutospacing="0"/>
+        <w:jc w:val="both"/>
         <w:rPr>
           <w:rFonts w:cstheme="minorBidi"/>
         </w:rPr>
@@ -9114,6 +10782,477 @@
           <w:rFonts w:cs="Myanmar Text"/>
           <w:cs/>
         </w:rPr>
+        <w:t>၂။</w:t>
+      </w:r>
+      <w:r>
+        <w:t xml:space="preserve"> </w:t>
+      </w:r>
+      <w:r>
+        <w:rPr>
+          <w:b/>
+          <w:bCs/>
+        </w:rPr>
+        <w:t xml:space="preserve">GRN </w:t>
+      </w:r>
+      <w:r>
+        <w:rPr>
+          <w:rFonts w:cs="Myanmar Text"/>
+          <w:b/>
+          <w:bCs/>
+          <w:cs/>
+        </w:rPr>
+        <w:t>သွင်းမည်:</w:t>
+      </w:r>
+      <w:r>
+        <w:t xml:space="preserve"> </w:t>
+      </w:r>
+      <w:r>
+        <w:rPr>
+          <w:rFonts w:cs="Myanmar Text"/>
+          <w:cs/>
+        </w:rPr>
+        <w:t xml:space="preserve">အစိမ်းရောင် "+ </w:t>
+      </w:r>
+      <w:r>
+        <w:t xml:space="preserve">GRN </w:t>
+      </w:r>
+      <w:r>
+        <w:rPr>
+          <w:rFonts w:cs="Myanmar Text"/>
+          <w:cs/>
+        </w:rPr>
+        <w:t>သွင်းမည်" ခလုတ်ကို နှိပ်ပါ။</w:t>
+      </w:r>
+      <w:r>
+        <w:t xml:space="preserve"> </w:t>
+      </w:r>
+    </w:p>
+    <w:p>
+      <w:pPr>
+        <w:pStyle w:val="NormalWeb"/>
+        <w:spacing w:after="0" w:afterAutospacing="0"/>
+        <w:jc w:val="both"/>
+        <w:rPr>
+          <w:rFonts w:cstheme="minorBidi"/>
+        </w:rPr>
+      </w:pPr>
+      <w:r>
+        <w:rPr>
+          <w:rFonts w:cs="Myanmar Text"/>
+          <w:cs/>
+        </w:rPr>
+        <w:t>၃။</w:t>
+      </w:r>
+      <w:r>
+        <w:t xml:space="preserve"> </w:t>
+      </w:r>
+      <w:r>
+        <w:rPr>
+          <w:rFonts w:cs="Myanmar Text"/>
+          <w:b/>
+          <w:bCs/>
+          <w:cs/>
+        </w:rPr>
+        <w:t>ဖောင်ဖြည့်ပါ:</w:t>
+      </w:r>
+      <w:r>
+        <w:t xml:space="preserve"> * </w:t>
+      </w:r>
+      <w:r>
+        <w:rPr>
+          <w:b/>
+          <w:bCs/>
+        </w:rPr>
+        <w:t xml:space="preserve">PO </w:t>
+      </w:r>
+      <w:r>
+        <w:rPr>
+          <w:rFonts w:cs="Myanmar Text"/>
+          <w:b/>
+          <w:bCs/>
+          <w:cs/>
+        </w:rPr>
+        <w:t>ရွေးချယ်ရန်:</w:t>
+      </w:r>
+      <w:r>
+        <w:t xml:space="preserve"> PO </w:t>
+      </w:r>
+      <w:r>
+        <w:rPr>
+          <w:rFonts w:cs="Myanmar Text"/>
+          <w:cs/>
+        </w:rPr>
+        <w:t>မပါဘဲ တိုက်ရိုက်သွင်းမယ်ဆိုရင် ဒီအတိုင်းထားပါ။ (</w:t>
+      </w:r>
+      <w:r>
+        <w:t xml:space="preserve">PO </w:t>
+      </w:r>
+      <w:r>
+        <w:rPr>
+          <w:rFonts w:cs="Myanmar Text"/>
+          <w:cs/>
+        </w:rPr>
+        <w:t xml:space="preserve">စမ်းချင်ရင်တော့ အရင်ဆုံး </w:t>
+      </w:r>
+      <w:r>
+        <w:t xml:space="preserve">Purchase Orders </w:t>
+      </w:r>
+      <w:r>
+        <w:rPr>
+          <w:rFonts w:cs="Myanmar Text"/>
+          <w:cs/>
+        </w:rPr>
+        <w:t xml:space="preserve">ထဲမှာ သွားတင်ပြီး </w:t>
+      </w:r>
+      <w:r>
+        <w:t xml:space="preserve">Approve </w:t>
+      </w:r>
+      <w:r>
+        <w:rPr>
+          <w:rFonts w:cs="Myanmar Text"/>
+          <w:cs/>
+        </w:rPr>
+        <w:t>လုပ်ထားရပါမယ်)။</w:t>
+      </w:r>
+      <w:r>
+        <w:t xml:space="preserve"> * </w:t>
+      </w:r>
+      <w:r>
+        <w:rPr>
+          <w:rFonts w:cs="Myanmar Text"/>
+          <w:b/>
+          <w:bCs/>
+          <w:cs/>
+        </w:rPr>
+        <w:t>ပစ္စည်းအမည်:</w:t>
+      </w:r>
+      <w:r>
+        <w:t xml:space="preserve"> </w:t>
+      </w:r>
+      <w:r>
+        <w:rPr>
+          <w:rStyle w:val="HTMLCode"/>
+          <w:rFonts w:cs="Myanmar Text"/>
+          <w:cs/>
+        </w:rPr>
+        <w:t>ဘိလပ်မြေ</w:t>
+      </w:r>
+      <w:r>
+        <w:t xml:space="preserve"> * </w:t>
+      </w:r>
+      <w:r>
+        <w:rPr>
+          <w:rFonts w:cs="Myanmar Text"/>
+          <w:b/>
+          <w:bCs/>
+          <w:cs/>
+        </w:rPr>
+        <w:t>အရေအတွက်:</w:t>
+      </w:r>
+      <w:r>
+        <w:t xml:space="preserve"> </w:t>
+      </w:r>
+      <w:r>
+        <w:rPr>
+          <w:rStyle w:val="HTMLCode"/>
+        </w:rPr>
+        <w:t>100</w:t>
+      </w:r>
+      <w:r>
+        <w:t xml:space="preserve"> (</w:t>
+      </w:r>
+      <w:r>
+        <w:rPr>
+          <w:rFonts w:cs="Myanmar Text"/>
+          <w:cs/>
+        </w:rPr>
+        <w:t>အိတ်)</w:t>
+      </w:r>
+      <w:r>
+        <w:t xml:space="preserve"> * </w:t>
+      </w:r>
+      <w:r>
+        <w:rPr>
+          <w:rFonts w:cs="Myanmar Text"/>
+          <w:b/>
+          <w:bCs/>
+          <w:cs/>
+        </w:rPr>
+        <w:t>စုစုပေါင်း ကျသင့်ငွေ:</w:t>
+      </w:r>
+      <w:r>
+        <w:t xml:space="preserve"> </w:t>
+      </w:r>
+      <w:r>
+        <w:rPr>
+          <w:rStyle w:val="HTMLCode"/>
+        </w:rPr>
+        <w:t>1000000</w:t>
+      </w:r>
+      <w:r>
+        <w:t xml:space="preserve"> (</w:t>
+      </w:r>
+      <w:r>
+        <w:rPr>
+          <w:rFonts w:cs="Myanmar Text"/>
+          <w:cs/>
+        </w:rPr>
+        <w:t>ဥပမာ - တစ်သိန်း)</w:t>
+      </w:r>
+      <w:r>
+        <w:t xml:space="preserve"> * </w:t>
+      </w:r>
+      <w:r>
+        <w:rPr>
+          <w:rFonts w:cs="Myanmar Text"/>
+          <w:b/>
+          <w:bCs/>
+          <w:cs/>
+        </w:rPr>
+        <w:t>ပေးချေမှုပုံစံ:</w:t>
+      </w:r>
+      <w:r>
+        <w:t xml:space="preserve"> </w:t>
+      </w:r>
+      <w:r>
+        <w:rPr>
+          <w:rStyle w:val="HTMLCode"/>
+          <w:rFonts w:cs="Myanmar Text"/>
+          <w:cs/>
+        </w:rPr>
+        <w:t>လက်ငင်း (</w:t>
+      </w:r>
+      <w:r>
+        <w:rPr>
+          <w:rStyle w:val="HTMLCode"/>
+        </w:rPr>
+        <w:t>Cash)</w:t>
+      </w:r>
+      <w:r>
+        <w:t xml:space="preserve"> </w:t>
+      </w:r>
+      <w:r>
+        <w:rPr>
+          <w:rFonts w:cs="Myanmar Text"/>
+          <w:cs/>
+        </w:rPr>
+        <w:t>ကို ရွေးပါ။</w:t>
+      </w:r>
+      <w:r>
+        <w:t xml:space="preserve"> * </w:t>
+      </w:r>
+      <w:r>
+        <w:rPr>
+          <w:rFonts w:cs="Myanmar Text"/>
+          <w:b/>
+          <w:bCs/>
+          <w:cs/>
+        </w:rPr>
+        <w:t>ရောက်ရှိမည့်နေရာ:</w:t>
+      </w:r>
+      <w:r>
+        <w:t xml:space="preserve"> </w:t>
+      </w:r>
+      <w:r>
+        <w:rPr>
+          <w:rFonts w:cs="Myanmar Text"/>
+          <w:cs/>
+        </w:rPr>
+        <w:t>ခုနက ထည့်ထားတဲ့</w:t>
+      </w:r>
+      <w:r>
+        <w:t xml:space="preserve"> </w:t>
+      </w:r>
+      <w:r>
+        <w:rPr>
+          <w:rStyle w:val="HTMLCode"/>
+        </w:rPr>
+        <w:t>Warehouse (</w:t>
+      </w:r>
+      <w:r>
+        <w:rPr>
+          <w:rStyle w:val="HTMLCode"/>
+          <w:rFonts w:cs="Myanmar Text"/>
+          <w:cs/>
+        </w:rPr>
+        <w:t>ပင်မဂိုဒေါင် (ရန်ကုန်))</w:t>
+      </w:r>
+      <w:r>
+        <w:t xml:space="preserve"> </w:t>
+      </w:r>
+      <w:r>
+        <w:rPr>
+          <w:rFonts w:cs="Myanmar Text"/>
+          <w:cs/>
+        </w:rPr>
+        <w:t>ကို ရွေးပါ။</w:t>
+      </w:r>
+      <w:r>
+        <w:t xml:space="preserve"> </w:t>
+      </w:r>
+    </w:p>
+    <w:p>
+      <w:pPr>
+        <w:pStyle w:val="NormalWeb"/>
+        <w:spacing w:after="0" w:afterAutospacing="0"/>
+        <w:jc w:val="both"/>
+        <w:rPr>
+          <w:rFonts w:cstheme="minorBidi"/>
+        </w:rPr>
+      </w:pPr>
+      <w:r>
+        <w:rPr>
+          <w:rFonts w:cs="Myanmar Text"/>
+          <w:cs/>
+        </w:rPr>
+        <w:t>၄။</w:t>
+      </w:r>
+      <w:r>
+        <w:t xml:space="preserve"> </w:t>
+      </w:r>
+      <w:r>
+        <w:rPr>
+          <w:b/>
+          <w:bCs/>
+        </w:rPr>
+        <w:t xml:space="preserve">Save </w:t>
+      </w:r>
+      <w:r>
+        <w:rPr>
+          <w:rFonts w:cs="Myanmar Text"/>
+          <w:b/>
+          <w:bCs/>
+          <w:cs/>
+        </w:rPr>
+        <w:t>လုပ်ပါ:</w:t>
+      </w:r>
+      <w:r>
+        <w:t xml:space="preserve"> "</w:t>
+      </w:r>
+      <w:r>
+        <w:rPr>
+          <w:rFonts w:cs="Myanmar Text"/>
+          <w:cs/>
+        </w:rPr>
+        <w:t>စာရင်းသွင်းမည်" ကို နှိပ်ပါ။</w:t>
+      </w:r>
+      <w:r>
+        <w:t xml:space="preserve"> </w:t>
+      </w:r>
+    </w:p>
+    <w:p>
+      <w:pPr>
+        <w:pStyle w:val="NormalWeb"/>
+        <w:spacing w:after="0" w:afterAutospacing="0"/>
+        <w:jc w:val="both"/>
+        <w:rPr>
+          <w:rFonts w:cs="Myanmar Text"/>
+        </w:rPr>
+      </w:pPr>
+      <w:r>
+        <w:rPr>
+          <w:rFonts w:cs="Myanmar Text"/>
+          <w:cs/>
+        </w:rPr>
+        <w:t>၅။</w:t>
+      </w:r>
+      <w:r>
+        <w:t xml:space="preserve"> </w:t>
+      </w:r>
+      <w:r>
+        <w:rPr>
+          <w:rFonts w:cs="Myanmar Text"/>
+          <w:b/>
+          <w:bCs/>
+          <w:cs/>
+        </w:rPr>
+        <w:t>စစ်ဆေးပါ:</w:t>
+      </w:r>
+      <w:r>
+        <w:t xml:space="preserve"> Inventory Ledger </w:t>
+      </w:r>
+      <w:r>
+        <w:rPr>
+          <w:rFonts w:cs="Myanmar Text"/>
+          <w:cs/>
+        </w:rPr>
+        <w:t>ဇယားထဲမှာ "ဘိလပ်မြေ" ၁၀၀ အဝင် (</w:t>
+      </w:r>
+      <w:r>
+        <w:t xml:space="preserve">GRN) </w:t>
+      </w:r>
+      <w:r>
+        <w:rPr>
+          <w:rFonts w:cs="Myanmar Text"/>
+          <w:cs/>
+        </w:rPr>
+        <w:t>ဆိုပြီး စာကြောင်းအသစ် ပေါ်လာတာကို တွေ့ရပါမယ်။</w:t>
+      </w:r>
+    </w:p>
+    <w:p>
+      <w:pPr>
+        <w:pStyle w:val="NormalWeb"/>
+        <w:spacing w:after="0" w:afterAutospacing="0"/>
+        <w:jc w:val="both"/>
+        <w:rPr>
+          <w:rFonts w:cs="Myanmar Text"/>
+        </w:rPr>
+      </w:pPr>
+      <w:r>
+        <w:rPr>
+          <w:rFonts w:cs="Myanmar Text"/>
+        </w:rPr>
+        <w:t>(OR)</w:t>
+      </w:r>
+    </w:p>
+    <w:p>
+      <w:pPr>
+        <w:pStyle w:val="Heading3"/>
+        <w:spacing w:after="0" w:afterAutospacing="0"/>
+        <w:jc w:val="both"/>
+      </w:pPr>
+      <w:r>
+        <w:rPr>
+          <w:rFonts w:cs="Myanmar Text"/>
+          <w:cs/>
+        </w:rPr>
+        <w:t>အဆင့် ၃။ ပစ္စည်းရောက်ရှိလာခြင်း (</w:t>
+      </w:r>
+      <w:r>
+        <w:t>GRN)</w:t>
+      </w:r>
+    </w:p>
+    <w:p>
+      <w:pPr>
+        <w:pStyle w:val="NormalWeb"/>
+        <w:spacing w:after="0" w:afterAutospacing="0"/>
+        <w:jc w:val="both"/>
+        <w:rPr>
+          <w:rFonts w:cs="Myanmar Text"/>
+        </w:rPr>
+      </w:pPr>
+      <w:r>
+        <w:rPr>
+          <w:rFonts w:cs="Myanmar Text"/>
+          <w:cs/>
+        </w:rPr>
+        <w:t>မှာထားတဲ့ ပစ္စည်းတွေ ရောက်လာပါပြီ။</w:t>
+      </w:r>
+    </w:p>
+    <w:p>
+      <w:pPr>
+        <w:pStyle w:val="NormalWeb"/>
+        <w:spacing w:after="0" w:afterAutospacing="0"/>
+        <w:jc w:val="both"/>
+      </w:pPr>
+      <w:r>
+        <w:t xml:space="preserve"> </w:t>
+      </w:r>
+      <w:r>
+        <w:rPr>
+          <w:rFonts w:cs="Myanmar Text"/>
+          <w:cs/>
+        </w:rPr>
         <w:t>၁။</w:t>
       </w:r>
       <w:r>
@@ -9124,7 +11263,7 @@
           <w:b/>
           <w:bCs/>
         </w:rPr>
-        <w:t>"Purchase Orders"</w:t>
+        <w:t>"Inventory"</w:t>
       </w:r>
       <w:r>
         <w:t xml:space="preserve"> </w:t>
@@ -9144,16 +11283,122 @@
           <w:b/>
           <w:bCs/>
         </w:rPr>
+        <w:t xml:space="preserve">"+ GRN </w:t>
+      </w:r>
+      <w:r>
+        <w:rPr>
+          <w:rFonts w:cs="Myanmar Text"/>
+          <w:b/>
+          <w:bCs/>
+          <w:cs/>
+        </w:rPr>
+        <w:t>သွင်းမည်"</w:t>
+      </w:r>
+      <w:r>
+        <w:t xml:space="preserve"> </w:t>
+      </w:r>
+      <w:r>
+        <w:rPr>
+          <w:rFonts w:cs="Myanmar Text"/>
+          <w:cs/>
+        </w:rPr>
+        <w:t>ကိုနှိပ်ပါ။</w:t>
+      </w:r>
+      <w:r>
+        <w:t xml:space="preserve"> </w:t>
+      </w:r>
+    </w:p>
+    <w:p>
+      <w:pPr>
+        <w:pStyle w:val="NormalWeb"/>
+        <w:spacing w:after="0" w:afterAutospacing="0"/>
+        <w:jc w:val="both"/>
+        <w:rPr>
+          <w:rFonts w:cs="Myanmar Text"/>
+        </w:rPr>
+      </w:pPr>
+      <w:r>
+        <w:rPr>
+          <w:rFonts w:cs="Myanmar Text"/>
+          <w:cs/>
+        </w:rPr>
+        <w:t xml:space="preserve">၂။ ခုနက </w:t>
+      </w:r>
+      <w:r>
+        <w:t xml:space="preserve">Approve </w:t>
+      </w:r>
+      <w:r>
+        <w:rPr>
+          <w:rFonts w:cs="Myanmar Text"/>
+          <w:cs/>
+        </w:rPr>
+        <w:t xml:space="preserve">လုပ်ထားတဲ့ </w:t>
+      </w:r>
+      <w:r>
         <w:t xml:space="preserve">PO </w:t>
       </w:r>
       <w:r>
         <w:rPr>
           <w:rFonts w:cs="Myanmar Text"/>
-          <w:b/>
-          <w:bCs/>
-          <w:cs/>
-        </w:rPr>
-        <w:t>အသစ်ဖွင့်မည်</w:t>
+          <w:cs/>
+        </w:rPr>
+        <w:t>ကို ရွေးလိုက်ပါ။ (အချက်အလက်တွေ အလိုလို ဝင်လာပါမယ်)။</w:t>
+      </w:r>
+    </w:p>
+    <w:p>
+      <w:pPr>
+        <w:pStyle w:val="NormalWeb"/>
+        <w:spacing w:after="0" w:afterAutospacing="0"/>
+        <w:jc w:val="both"/>
+      </w:pPr>
+      <w:r>
+        <w:t xml:space="preserve"> </w:t>
+      </w:r>
+      <w:r>
+        <w:rPr>
+          <w:rFonts w:cs="Myanmar Text"/>
+          <w:cs/>
+        </w:rPr>
+        <w:t>၃။ ပေးချေမှုပုံစံကို</w:t>
+      </w:r>
+      <w:r>
+        <w:t xml:space="preserve"> </w:t>
+      </w:r>
+      <w:r>
+        <w:rPr>
+          <w:rStyle w:val="HTMLCode"/>
+          <w:rFonts w:cs="Myanmar Text"/>
+          <w:cs/>
+        </w:rPr>
+        <w:t>လက်ငင်း (</w:t>
+      </w:r>
+      <w:r>
+        <w:rPr>
+          <w:rStyle w:val="HTMLCode"/>
+        </w:rPr>
+        <w:t>Cash)</w:t>
+      </w:r>
+      <w:r>
+        <w:t xml:space="preserve"> </w:t>
+      </w:r>
+      <w:r>
+        <w:rPr>
+          <w:rFonts w:cs="Myanmar Text"/>
+          <w:cs/>
+        </w:rPr>
+        <w:t>ရွေးပြီး</w:t>
+      </w:r>
+      <w:r>
+        <w:t xml:space="preserve"> </w:t>
+      </w:r>
+      <w:r>
+        <w:rPr>
+          <w:rFonts w:cs="Myanmar Text"/>
+          <w:b/>
+          <w:bCs/>
+          <w:cs/>
+        </w:rPr>
+        <w:t>စာရင်းသွင်းမည်</w:t>
       </w:r>
       <w:r>
         <w:t xml:space="preserve"> </w:t>
@@ -9165,13 +11410,145 @@
         </w:rPr>
         <w:t>ကို နှိပ်ပါ။</w:t>
       </w:r>
-      <w:r>
-        <w:t xml:space="preserve"> </w:t>
-      </w:r>
     </w:p>
     <w:p>
       <w:pPr>
         <w:pStyle w:val="NormalWeb"/>
+        <w:spacing w:after="0" w:afterAutospacing="0"/>
+        <w:jc w:val="both"/>
+        <w:rPr>
+          <w:rFonts w:cs="Myanmar Text"/>
+        </w:rPr>
+      </w:pPr>
+    </w:p>
+    <w:p>
+      <w:pPr>
+        <w:pStyle w:val="NormalWeb"/>
+        <w:spacing w:after="0" w:afterAutospacing="0"/>
+        <w:jc w:val="both"/>
+        <w:rPr>
+          <w:rFonts w:cs="Myanmar Text" w:hint="cs"/>
+        </w:rPr>
+      </w:pPr>
+      <w:r>
+        <w:rPr>
+          <w:rFonts w:ascii="Segoe UI Emoji" w:hAnsi="Segoe UI Emoji" w:cs="Segoe UI Emoji"/>
+        </w:rPr>
+        <w:t>💡</w:t>
+      </w:r>
+      <w:r>
+        <w:t xml:space="preserve"> </w:t>
+      </w:r>
+      <w:r>
+        <w:rPr>
+          <w:rFonts w:cs="Myanmar Text"/>
+          <w:b/>
+          <w:bCs/>
+          <w:cs/>
+        </w:rPr>
+        <w:t>နောက်ကွယ်မှ အလုပ်လုပ်သွားပုံ:</w:t>
+      </w:r>
+      <w:r>
+        <w:t xml:space="preserve"> </w:t>
+      </w:r>
+      <w:r>
+        <w:rPr>
+          <w:rFonts w:cs="Myanmar Text"/>
+          <w:cs/>
+        </w:rPr>
+        <w:t xml:space="preserve">ပစ္စည်း ၁၀၀ ဂိုဒေါင်ထဲ ဝင်သွားသလို၊ </w:t>
+      </w:r>
+      <w:r>
+        <w:t xml:space="preserve">Finance </w:t>
+      </w:r>
+      <w:r>
+        <w:rPr>
+          <w:rFonts w:cs="Myanmar Text"/>
+          <w:cs/>
+        </w:rPr>
+        <w:t>မှာလည်း ပစ္စည်းဝယ်လိုက်လို့ ငွေထွက်သွားတဲ့အတွက်</w:t>
+      </w:r>
+      <w:r>
+        <w:t xml:space="preserve"> </w:t>
+      </w:r>
+      <w:r>
+        <w:rPr>
+          <w:b/>
+          <w:bCs/>
+        </w:rPr>
+        <w:t>DPK (</w:t>
+      </w:r>
+      <w:r>
+        <w:rPr>
+          <w:rFonts w:cs="Myanmar Text"/>
+          <w:b/>
+          <w:bCs/>
+          <w:cs/>
+        </w:rPr>
+        <w:t>ငွေထွက်ဘောက်ချာ)</w:t>
+      </w:r>
+      <w:r>
+        <w:t xml:space="preserve"> </w:t>
+      </w:r>
+      <w:r>
+        <w:rPr>
+          <w:rFonts w:cs="Myanmar Text"/>
+          <w:cs/>
+        </w:rPr>
+        <w:t>အလိုလို ထွက်လာပါမယ်။</w:t>
+      </w:r>
+    </w:p>
+    <w:p>
+      <w:pPr>
+        <w:pStyle w:val="Heading3"/>
+        <w:spacing w:after="0" w:afterAutospacing="0"/>
+        <w:jc w:val="both"/>
+      </w:pPr>
+      <w:r>
+        <w:rPr>
+          <w:rFonts w:cs="Myanmar Text"/>
+          <w:cs/>
+        </w:rPr>
+        <w:lastRenderedPageBreak/>
+        <w:t xml:space="preserve">အဆင့် </w:t>
+      </w:r>
+      <w:r>
+        <w:rPr>
+          <w:rFonts w:cs="Myanmar Text" w:hint="cs"/>
+          <w:cs/>
+        </w:rPr>
+        <w:t>၄</w:t>
+      </w:r>
+      <w:r>
+        <w:rPr>
+          <w:rFonts w:cs="Myanmar Text"/>
+          <w:cs/>
+        </w:rPr>
+        <w:t>။ ဆိုက်သို့ ပစ္စည်းထုတ်ပေးခြင်း (</w:t>
+      </w:r>
+      <w:r>
+        <w:t>GIN)</w:t>
+      </w:r>
+    </w:p>
+    <w:p>
+      <w:pPr>
+        <w:pStyle w:val="NormalWeb"/>
+        <w:spacing w:after="0" w:afterAutospacing="0"/>
+        <w:jc w:val="both"/>
+      </w:pPr>
+      <w:r>
+        <w:rPr>
+          <w:rFonts w:cs="Myanmar Text"/>
+          <w:cs/>
+        </w:rPr>
+        <w:t>ဂိုဒေါင်ထဲက ပစ္စည်းကို ဆိုက်ကို ပို့ကြည့်ပါမယ်။</w:t>
+      </w:r>
+    </w:p>
+    <w:p>
+      <w:pPr>
+        <w:pStyle w:val="NormalWeb"/>
+        <w:spacing w:after="0" w:afterAutospacing="0"/>
+        <w:jc w:val="both"/>
         <w:rPr>
           <w:rFonts w:cstheme="minorBidi"/>
         </w:rPr>
@@ -9181,6 +11558,65 @@
           <w:rFonts w:cs="Myanmar Text"/>
           <w:cs/>
         </w:rPr>
+        <w:t>၁။</w:t>
+      </w:r>
+      <w:r>
+        <w:t xml:space="preserve"> </w:t>
+      </w:r>
+      <w:r>
+        <w:rPr>
+          <w:b/>
+          <w:bCs/>
+        </w:rPr>
+        <w:t xml:space="preserve">GIN </w:t>
+      </w:r>
+      <w:r>
+        <w:rPr>
+          <w:rFonts w:cs="Myanmar Text"/>
+          <w:b/>
+          <w:bCs/>
+          <w:cs/>
+        </w:rPr>
+        <w:t>သွင်းမည်:</w:t>
+      </w:r>
+      <w:r>
+        <w:t xml:space="preserve"> Inventory </w:t>
+      </w:r>
+      <w:r>
+        <w:rPr>
+          <w:rFonts w:cs="Myanmar Text"/>
+          <w:cs/>
+        </w:rPr>
+        <w:t xml:space="preserve">စာမျက်နှာက အနီရောင် "- </w:t>
+      </w:r>
+      <w:r>
+        <w:t xml:space="preserve">GIN </w:t>
+      </w:r>
+      <w:r>
+        <w:rPr>
+          <w:rFonts w:cs="Myanmar Text"/>
+          <w:cs/>
+        </w:rPr>
+        <w:t>သွင်းမည်" ကို နှိပ်ပါ။</w:t>
+      </w:r>
+      <w:r>
+        <w:t xml:space="preserve"> </w:t>
+      </w:r>
+    </w:p>
+    <w:p>
+      <w:pPr>
+        <w:pStyle w:val="NormalWeb"/>
+        <w:spacing w:after="0" w:afterAutospacing="0"/>
+        <w:jc w:val="both"/>
+        <w:rPr>
+          <w:rFonts w:cstheme="minorBidi"/>
+        </w:rPr>
+      </w:pPr>
+      <w:r>
+        <w:rPr>
+          <w:rFonts w:cs="Myanmar Text"/>
+          <w:cs/>
+        </w:rPr>
         <w:t>၂။</w:t>
       </w:r>
       <w:r>
@@ -9188,21 +11624,57 @@
       </w:r>
       <w:r>
         <w:rPr>
+          <w:rFonts w:cs="Myanmar Text"/>
+          <w:b/>
+          <w:bCs/>
+          <w:cs/>
+        </w:rPr>
+        <w:t>ဖောင်ဖြည့်ပါ:</w:t>
+      </w:r>
+      <w:r>
+        <w:t xml:space="preserve"> * </w:t>
+      </w:r>
+      <w:r>
+        <w:rPr>
+          <w:rFonts w:cs="Myanmar Text"/>
+          <w:b/>
+          <w:bCs/>
+          <w:cs/>
+        </w:rPr>
+        <w:t>ပစ္စည်းအမည်:</w:t>
+      </w:r>
+      <w:r>
+        <w:t xml:space="preserve"> </w:t>
+      </w:r>
+      <w:r>
+        <w:rPr>
           <w:rStyle w:val="HTMLCode"/>
           <w:rFonts w:cs="Myanmar Text"/>
           <w:cs/>
         </w:rPr>
-        <w:t>ဘိလပ်မြေ (အိတ် ၁၀၀)</w:t>
-      </w:r>
-      <w:r>
-        <w:t xml:space="preserve"> </w:t>
-      </w:r>
-      <w:r>
-        <w:rPr>
-          <w:rFonts w:cs="Myanmar Text"/>
-          <w:cs/>
-        </w:rPr>
-        <w:t>ကို</w:t>
+        <w:t>ဘိလပ်မြေ</w:t>
+      </w:r>
+      <w:r>
+        <w:t xml:space="preserve"> (GRN </w:t>
+      </w:r>
+      <w:r>
+        <w:rPr>
+          <w:rFonts w:cs="Myanmar Text"/>
+          <w:cs/>
+        </w:rPr>
+        <w:t>သွင်းခဲ့တဲ့ နာမည်အတိုင်း သေချာရိုက်ပါ)။</w:t>
+      </w:r>
+      <w:r>
+        <w:t xml:space="preserve"> * </w:t>
+      </w:r>
+      <w:r>
+        <w:rPr>
+          <w:rFonts w:cs="Myanmar Text"/>
+          <w:b/>
+          <w:bCs/>
+          <w:cs/>
+        </w:rPr>
+        <w:t>အရေအတွက်:</w:t>
       </w:r>
       <w:r>
         <w:t xml:space="preserve"> </w:t>
@@ -9211,17 +11683,29 @@
         <w:rPr>
           <w:rStyle w:val="HTMLCode"/>
         </w:rPr>
-        <w:t>Supplier A</w:t>
-      </w:r>
-      <w:r>
-        <w:t xml:space="preserve"> </w:t>
-      </w:r>
-      <w:r>
-        <w:rPr>
-          <w:rFonts w:cs="Myanmar Text"/>
-          <w:cs/>
-        </w:rPr>
-        <w:t>ဆီကနေ</w:t>
+        <w:t>20</w:t>
+      </w:r>
+      <w:r>
+        <w:t xml:space="preserve"> (</w:t>
+      </w:r>
+      <w:r>
+        <w:rPr>
+          <w:rFonts w:cs="Myanmar Text"/>
+          <w:cs/>
+        </w:rPr>
+        <w:t>လက်ကျန် ၁၀၀ ထက် မများပါစေနဲ့)။</w:t>
+      </w:r>
+      <w:r>
+        <w:t xml:space="preserve"> * </w:t>
+      </w:r>
+      <w:r>
+        <w:rPr>
+          <w:rFonts w:cs="Myanmar Text"/>
+          <w:b/>
+          <w:bCs/>
+          <w:cs/>
+        </w:rPr>
+        <w:t>ခန့်မှန်းတန်ဖိုး:</w:t>
       </w:r>
       <w:r>
         <w:t xml:space="preserve"> </w:t>
@@ -9229,16 +11713,39 @@
       <w:r>
         <w:rPr>
           <w:rStyle w:val="HTMLCode"/>
-          <w:rFonts w:cs="Myanmar Text"/>
-          <w:cs/>
-        </w:rPr>
-        <w:t>၁</w:t>
+        </w:rPr>
+        <w:t>200000</w:t>
+      </w:r>
+      <w:r>
+        <w:t xml:space="preserve"> (</w:t>
+      </w:r>
+      <w:r>
+        <w:rPr>
+          <w:rFonts w:cs="Myanmar Text"/>
+          <w:cs/>
+        </w:rPr>
+        <w:t>ဆိုက်စရိတ် တွက်ဖို့အတွက်ပါ)။</w:t>
+      </w:r>
+      <w:r>
+        <w:t xml:space="preserve"> * </w:t>
+      </w:r>
+      <w:r>
+        <w:rPr>
+          <w:rFonts w:cs="Myanmar Text"/>
+          <w:b/>
+          <w:bCs/>
+          <w:cs/>
+        </w:rPr>
+        <w:t>ပစ္စည်းပို့မည့်ဆိုက်:</w:t>
+      </w:r>
+      <w:r>
+        <w:t xml:space="preserve"> </w:t>
       </w:r>
       <w:r>
         <w:rPr>
           <w:rStyle w:val="HTMLCode"/>
         </w:rPr>
-        <w:t>,</w:t>
+        <w:t>Site (</w:t>
       </w:r>
       <w:r>
         <w:rPr>
@@ -9246,52 +11753,17 @@
           <w:rFonts w:cs="Myanmar Text"/>
           <w:cs/>
         </w:rPr>
-        <w:t>၀၀၀</w:t>
-      </w:r>
-      <w:r>
-        <w:rPr>
-          <w:rStyle w:val="HTMLCode"/>
-        </w:rPr>
-        <w:t>,</w:t>
-      </w:r>
-      <w:r>
-        <w:rPr>
-          <w:rStyle w:val="HTMLCode"/>
-          <w:rFonts w:cs="Myanmar Text"/>
-          <w:cs/>
-        </w:rPr>
-        <w:t>၀၀၀ ကျပ်</w:t>
-      </w:r>
-      <w:r>
-        <w:t xml:space="preserve"> </w:t>
-      </w:r>
-      <w:r>
-        <w:rPr>
-          <w:rFonts w:cs="Myanmar Text"/>
-          <w:cs/>
-        </w:rPr>
-        <w:t>နဲ့ မှာယူမယ့် ဖောင်တင်ပါ။ ရောက်ရှိမည့်နေရာကို</w:t>
-      </w:r>
-      <w:r>
-        <w:t xml:space="preserve"> </w:t>
-      </w:r>
-      <w:r>
-        <w:rPr>
-          <w:rStyle w:val="HTMLCode"/>
-          <w:rFonts w:cs="Myanmar Text"/>
-          <w:cs/>
-        </w:rPr>
-        <w:t>ပင်မဂိုဒေါင်</w:t>
-      </w:r>
-      <w:r>
-        <w:t xml:space="preserve"> </w:t>
-      </w:r>
-      <w:r>
-        <w:rPr>
-          <w:rFonts w:cs="Myanmar Text"/>
-          <w:cs/>
-        </w:rPr>
-        <w:t>ဟုရွေးပါ။</w:t>
+        <w:t>မန္တလေး ပရောဂျက်)</w:t>
+      </w:r>
+      <w:r>
+        <w:t xml:space="preserve"> </w:t>
+      </w:r>
+      <w:r>
+        <w:rPr>
+          <w:rFonts w:cs="Myanmar Text"/>
+          <w:cs/>
+        </w:rPr>
+        <w:t>ကို ရွေးပါ။</w:t>
       </w:r>
       <w:r>
         <w:t xml:space="preserve"> </w:t>
@@ -9300,1499 +11772,57 @@
     <w:p>
       <w:pPr>
         <w:pStyle w:val="NormalWeb"/>
-        <w:rPr>
-          <w:rFonts w:cs="Myanmar Text"/>
-        </w:rPr>
-      </w:pPr>
-      <w:r>
-        <w:rPr>
-          <w:rFonts w:cs="Myanmar Text"/>
-          <w:cs/>
-        </w:rPr>
-        <w:t xml:space="preserve">၃။ ပြီးရင် </w:t>
-      </w:r>
-      <w:r>
-        <w:t xml:space="preserve">Admin </w:t>
-      </w:r>
-      <w:r>
-        <w:rPr>
-          <w:rFonts w:cs="Myanmar Text"/>
-          <w:cs/>
-        </w:rPr>
-        <w:t xml:space="preserve">အနေနဲ့ အဲဒီ </w:t>
-      </w:r>
-      <w:r>
-        <w:t xml:space="preserve">PO </w:t>
-      </w:r>
-      <w:r>
-        <w:rPr>
-          <w:rFonts w:cs="Myanmar Text"/>
-          <w:cs/>
-        </w:rPr>
-        <w:t>ကို</w:t>
-      </w:r>
-      <w:r>
-        <w:t xml:space="preserve"> </w:t>
-      </w:r>
-      <w:r>
-        <w:rPr>
-          <w:b/>
-          <w:bCs/>
-        </w:rPr>
-        <w:t>Approve</w:t>
-      </w:r>
-      <w:r>
-        <w:t xml:space="preserve"> </w:t>
-      </w:r>
-      <w:r>
-        <w:rPr>
-          <w:rFonts w:cs="Myanmar Text"/>
-          <w:cs/>
-        </w:rPr>
-        <w:t>လုပ်ပေးလိုက်ပါ။</w:t>
+        <w:spacing w:after="0" w:afterAutospacing="0"/>
+        <w:jc w:val="both"/>
+        <w:rPr>
+          <w:rFonts w:cstheme="minorBidi"/>
+        </w:rPr>
+      </w:pPr>
+      <w:r>
+        <w:rPr>
+          <w:rFonts w:cs="Myanmar Text"/>
+          <w:cs/>
+        </w:rPr>
+        <w:t>၃။</w:t>
+      </w:r>
+      <w:r>
+        <w:t xml:space="preserve"> </w:t>
+      </w:r>
+      <w:r>
+        <w:rPr>
+          <w:b/>
+          <w:bCs/>
+        </w:rPr>
+        <w:t xml:space="preserve">Save </w:t>
+      </w:r>
+      <w:r>
+        <w:rPr>
+          <w:rFonts w:cs="Myanmar Text"/>
+          <w:b/>
+          <w:bCs/>
+          <w:cs/>
+        </w:rPr>
+        <w:t>လုပ်ပါ:</w:t>
+      </w:r>
+      <w:r>
+        <w:t xml:space="preserve"> "</w:t>
+      </w:r>
+      <w:r>
+        <w:rPr>
+          <w:rFonts w:cs="Myanmar Text"/>
+          <w:cs/>
+        </w:rPr>
+        <w:t>ထုတ်ပေးမည်" ကို နှိပ်ပါ။</w:t>
+      </w:r>
+      <w:r>
+        <w:t xml:space="preserve"> </w:t>
       </w:r>
     </w:p>
     <w:p>
       <w:pPr>
         <w:pStyle w:val="NormalWeb"/>
-        <w:rPr>
-          <w:rFonts w:cs="Myanmar Text"/>
-        </w:rPr>
-      </w:pPr>
-      <w:r>
-        <w:rPr>
-          <w:rFonts w:cs="Myanmar Text"/>
-        </w:rPr>
-        <w:t>(OR)</w:t>
-      </w:r>
-    </w:p>
-    <w:p>
-      <w:pPr>
-        <w:pStyle w:val="Heading3"/>
-      </w:pPr>
-      <w:r>
-        <w:rPr>
-          <w:rFonts w:cs="Myanmar Text"/>
-          <w:cs/>
-        </w:rPr>
-        <w:t>အဆင့် ၂။ ပစ္စည်းမှာယူခြင်း (</w:t>
-      </w:r>
-      <w:r>
-        <w:t>Purchase Order - PO)</w:t>
-      </w:r>
-    </w:p>
-    <w:p>
-      <w:pPr>
-        <w:pStyle w:val="NormalWeb"/>
-      </w:pPr>
-      <w:r>
-        <w:rPr>
-          <w:rFonts w:cs="Myanmar Text"/>
-          <w:cs/>
-        </w:rPr>
-        <w:t>လုပ်ငန်းကနေ ပစ္စည်းစတင် မှာယူပါမယ်။</w:t>
-      </w:r>
-      <w:r>
-        <w:t xml:space="preserve"> </w:t>
-      </w:r>
-    </w:p>
-    <w:p>
-      <w:pPr>
-        <w:pStyle w:val="NormalWeb"/>
-      </w:pPr>
-      <w:r>
-        <w:rPr>
-          <w:rFonts w:cs="Myanmar Text"/>
-          <w:cs/>
-        </w:rPr>
-        <w:lastRenderedPageBreak/>
-        <w:t>၁။</w:t>
-      </w:r>
-      <w:r>
-        <w:t xml:space="preserve"> </w:t>
-      </w:r>
-      <w:r>
-        <w:rPr>
-          <w:b/>
-          <w:bCs/>
-        </w:rPr>
-        <w:t>"Purchase Orders"</w:t>
-      </w:r>
-      <w:r>
-        <w:t xml:space="preserve"> </w:t>
-      </w:r>
-      <w:r>
-        <w:rPr>
-          <w:rFonts w:cs="Myanmar Text"/>
-          <w:cs/>
-        </w:rPr>
-        <w:t>ကိုသွားပြီး</w:t>
-      </w:r>
-      <w:r>
-        <w:t xml:space="preserve"> </w:t>
-      </w:r>
-      <w:r>
-        <w:rPr>
-          <w:b/>
-          <w:bCs/>
-        </w:rPr>
-        <w:t xml:space="preserve">PO </w:t>
-      </w:r>
-      <w:r>
-        <w:rPr>
-          <w:rFonts w:cs="Myanmar Text"/>
-          <w:b/>
-          <w:bCs/>
-          <w:cs/>
-        </w:rPr>
-        <w:t>အသစ်ဖွင့်မည်</w:t>
-      </w:r>
-      <w:r>
-        <w:t xml:space="preserve"> </w:t>
-      </w:r>
-      <w:r>
-        <w:rPr>
-          <w:rFonts w:cs="Myanmar Text"/>
-          <w:cs/>
-        </w:rPr>
-        <w:t>ကို နှိပ်ပါ။</w:t>
-      </w:r>
-      <w:r>
-        <w:t xml:space="preserve"> </w:t>
-      </w:r>
-    </w:p>
-    <w:p>
-      <w:pPr>
-        <w:pStyle w:val="NormalWeb"/>
-        <w:rPr>
-          <w:rFonts w:cs="Myanmar Text"/>
-        </w:rPr>
-      </w:pPr>
-      <w:r>
-        <w:rPr>
-          <w:rFonts w:cs="Myanmar Text"/>
-          <w:cs/>
-        </w:rPr>
-        <w:t>၂။</w:t>
-      </w:r>
-      <w:r>
-        <w:t xml:space="preserve"> </w:t>
-      </w:r>
-      <w:r>
-        <w:rPr>
-          <w:rStyle w:val="HTMLCode"/>
-          <w:rFonts w:cs="Myanmar Text"/>
-          <w:cs/>
-        </w:rPr>
-        <w:t>ဘိလပ်မြေ (အိတ် ၁၀၀)</w:t>
-      </w:r>
-      <w:r>
-        <w:t xml:space="preserve"> </w:t>
-      </w:r>
-      <w:r>
-        <w:rPr>
-          <w:rFonts w:cs="Myanmar Text"/>
-          <w:cs/>
-        </w:rPr>
-        <w:t>ကို</w:t>
-      </w:r>
-      <w:r>
-        <w:t xml:space="preserve"> </w:t>
-      </w:r>
-      <w:r>
-        <w:rPr>
-          <w:rStyle w:val="HTMLCode"/>
-        </w:rPr>
-        <w:t>Supplier A</w:t>
-      </w:r>
-      <w:r>
-        <w:t xml:space="preserve"> </w:t>
-      </w:r>
-      <w:r>
-        <w:rPr>
-          <w:rFonts w:cs="Myanmar Text"/>
-          <w:cs/>
-        </w:rPr>
-        <w:t>ဆီကနေ</w:t>
-      </w:r>
-      <w:r>
-        <w:t xml:space="preserve"> </w:t>
-      </w:r>
-      <w:r>
-        <w:rPr>
-          <w:rStyle w:val="HTMLCode"/>
-          <w:rFonts w:cs="Myanmar Text"/>
-          <w:cs/>
-        </w:rPr>
-        <w:t>၁</w:t>
-      </w:r>
-      <w:r>
-        <w:rPr>
-          <w:rStyle w:val="HTMLCode"/>
-        </w:rPr>
-        <w:t>,</w:t>
-      </w:r>
-      <w:r>
-        <w:rPr>
-          <w:rStyle w:val="HTMLCode"/>
-          <w:rFonts w:cs="Myanmar Text"/>
-          <w:cs/>
-        </w:rPr>
-        <w:t>၀၀၀</w:t>
-      </w:r>
-      <w:r>
-        <w:rPr>
-          <w:rStyle w:val="HTMLCode"/>
-        </w:rPr>
-        <w:t>,</w:t>
-      </w:r>
-      <w:r>
-        <w:rPr>
-          <w:rStyle w:val="HTMLCode"/>
-          <w:rFonts w:cs="Myanmar Text"/>
-          <w:cs/>
-        </w:rPr>
-        <w:t>၀၀၀ ကျပ်</w:t>
-      </w:r>
-      <w:r>
-        <w:t xml:space="preserve"> </w:t>
-      </w:r>
-      <w:r>
-        <w:rPr>
-          <w:rFonts w:cs="Myanmar Text"/>
-          <w:cs/>
-        </w:rPr>
-        <w:t>နဲ့ မှာယူမယ့် ဖောင်တင်ပါ။ ရောက်ရှိမည့်နေရာကို</w:t>
-      </w:r>
-      <w:r>
-        <w:t xml:space="preserve"> </w:t>
-      </w:r>
-      <w:r>
-        <w:rPr>
-          <w:rStyle w:val="HTMLCode"/>
-          <w:rFonts w:cs="Myanmar Text"/>
-          <w:cs/>
-        </w:rPr>
-        <w:t>ပင်မဂိုဒေါင်</w:t>
-      </w:r>
-      <w:r>
-        <w:t xml:space="preserve"> </w:t>
-      </w:r>
-      <w:r>
-        <w:rPr>
-          <w:rFonts w:cs="Myanmar Text"/>
-          <w:cs/>
-        </w:rPr>
-        <w:t>ဟုရွေးပါ။</w:t>
-      </w:r>
-    </w:p>
-    <w:p>
-      <w:pPr>
-        <w:pStyle w:val="NormalWeb"/>
-      </w:pPr>
-      <w:r>
-        <w:t xml:space="preserve"> </w:t>
-      </w:r>
-      <w:r>
-        <w:rPr>
-          <w:rFonts w:cs="Myanmar Text"/>
-          <w:cs/>
-        </w:rPr>
-        <w:t xml:space="preserve">၃။ ပြီးရင် </w:t>
-      </w:r>
-      <w:r>
-        <w:t xml:space="preserve">Admin </w:t>
-      </w:r>
-      <w:r>
-        <w:rPr>
-          <w:rFonts w:cs="Myanmar Text"/>
-          <w:cs/>
-        </w:rPr>
-        <w:t xml:space="preserve">အနေနဲ့ အဲဒီ </w:t>
-      </w:r>
-      <w:r>
-        <w:t xml:space="preserve">PO </w:t>
-      </w:r>
-      <w:r>
-        <w:rPr>
-          <w:rFonts w:cs="Myanmar Text"/>
-          <w:cs/>
-        </w:rPr>
-        <w:t>ကို</w:t>
-      </w:r>
-      <w:r>
-        <w:t xml:space="preserve"> </w:t>
-      </w:r>
-      <w:r>
-        <w:rPr>
-          <w:b/>
-          <w:bCs/>
-        </w:rPr>
-        <w:t>Approve</w:t>
-      </w:r>
-      <w:r>
-        <w:t xml:space="preserve"> </w:t>
-      </w:r>
-      <w:r>
-        <w:rPr>
-          <w:rFonts w:cs="Myanmar Text"/>
-          <w:cs/>
-        </w:rPr>
-        <w:t>လုပ်ပေးလိုက်ပါ။</w:t>
-      </w:r>
-    </w:p>
-    <w:p>
-      <w:pPr>
-        <w:pStyle w:val="NormalWeb"/>
-      </w:pPr>
-    </w:p>
-    <w:p>
-      <w:pPr>
-        <w:pStyle w:val="Heading3"/>
-        <w:rPr>
-          <w:rFonts w:cstheme="minorBidi" w:hint="cs"/>
-        </w:rPr>
-      </w:pPr>
-      <w:r>
-        <w:rPr>
-          <w:rFonts w:cs="Myanmar Text"/>
-          <w:cs/>
-        </w:rPr>
-        <w:t xml:space="preserve">အဆင့် </w:t>
-      </w:r>
-      <w:r>
-        <w:rPr>
-          <w:rFonts w:cs="Myanmar Text" w:hint="cs"/>
-          <w:cs/>
-        </w:rPr>
-        <w:t>၃</w:t>
-      </w:r>
-      <w:r>
-        <w:rPr>
-          <w:rFonts w:cs="Myanmar Text"/>
-          <w:cs/>
-        </w:rPr>
-        <w:t>။ ပစ္စည်းအဝင် စာရင်းသွင်းခြင်း (</w:t>
-      </w:r>
-      <w:r>
-        <w:t>GRN)</w:t>
-      </w:r>
-      <w:r>
-        <w:rPr>
-          <w:rFonts w:cstheme="minorBidi" w:hint="cs"/>
-          <w:cs/>
-        </w:rPr>
-        <w:t xml:space="preserve">/ </w:t>
-      </w:r>
-      <w:r>
-        <w:rPr>
-          <w:rFonts w:cs="Myanmar Text"/>
-          <w:cs/>
-        </w:rPr>
-        <w:t>ပစ္စည်းရောက်ရှိလာခြင်း (</w:t>
-      </w:r>
-      <w:r>
-        <w:t>GRN)</w:t>
-      </w:r>
-    </w:p>
-    <w:p>
-      <w:pPr>
-        <w:pStyle w:val="NormalWeb"/>
-      </w:pPr>
-      <w:r>
-        <w:rPr>
-          <w:rFonts w:cs="Myanmar Text"/>
-          <w:cs/>
-        </w:rPr>
-        <w:t>အခု ပစ္စည်းတွေ စတင်လက်ခံကြည့်ရအောင်။</w:t>
-      </w:r>
-    </w:p>
-    <w:p>
-      <w:pPr>
-        <w:pStyle w:val="NormalWeb"/>
-        <w:rPr>
-          <w:rFonts w:cstheme="minorBidi"/>
-        </w:rPr>
-      </w:pPr>
-      <w:r>
-        <w:rPr>
-          <w:rFonts w:cs="Myanmar Text"/>
-          <w:cs/>
-        </w:rPr>
-        <w:t>၁။</w:t>
-      </w:r>
-      <w:r>
-        <w:t xml:space="preserve"> </w:t>
-      </w:r>
-      <w:r>
-        <w:rPr>
-          <w:b/>
-          <w:bCs/>
-        </w:rPr>
-        <w:t xml:space="preserve">Inventory </w:t>
-      </w:r>
-      <w:r>
-        <w:rPr>
-          <w:rFonts w:cs="Myanmar Text"/>
-          <w:b/>
-          <w:bCs/>
-          <w:cs/>
-        </w:rPr>
-        <w:t>သို့သွားပါ:</w:t>
-      </w:r>
-      <w:r>
-        <w:t xml:space="preserve"> </w:t>
-      </w:r>
-      <w:r>
-        <w:rPr>
-          <w:rFonts w:cs="Myanmar Text"/>
-          <w:cs/>
-        </w:rPr>
-        <w:t xml:space="preserve">ဘယ်ဘက် </w:t>
-      </w:r>
-      <w:r>
-        <w:t xml:space="preserve">Menu </w:t>
-      </w:r>
-      <w:r>
-        <w:rPr>
-          <w:rFonts w:cs="Myanmar Text"/>
-          <w:cs/>
-        </w:rPr>
-        <w:t>က "</w:t>
-      </w:r>
-      <w:r>
-        <w:t xml:space="preserve">Inventory (GRN/GIN)" </w:t>
-      </w:r>
-      <w:r>
-        <w:rPr>
-          <w:rFonts w:cs="Myanmar Text"/>
-          <w:cs/>
-        </w:rPr>
-        <w:t>ကို နှိပ်ပါ။</w:t>
-      </w:r>
-      <w:r>
-        <w:t xml:space="preserve"> </w:t>
-      </w:r>
-    </w:p>
-    <w:p>
-      <w:pPr>
-        <w:pStyle w:val="NormalWeb"/>
-        <w:rPr>
-          <w:rFonts w:cstheme="minorBidi"/>
-        </w:rPr>
-      </w:pPr>
-      <w:r>
-        <w:rPr>
-          <w:rFonts w:cs="Myanmar Text"/>
-          <w:cs/>
-        </w:rPr>
-        <w:t>၂။</w:t>
-      </w:r>
-      <w:r>
-        <w:t xml:space="preserve"> </w:t>
-      </w:r>
-      <w:r>
-        <w:rPr>
-          <w:b/>
-          <w:bCs/>
-        </w:rPr>
-        <w:t xml:space="preserve">GRN </w:t>
-      </w:r>
-      <w:r>
-        <w:rPr>
-          <w:rFonts w:cs="Myanmar Text"/>
-          <w:b/>
-          <w:bCs/>
-          <w:cs/>
-        </w:rPr>
-        <w:t>သွင်းမည်:</w:t>
-      </w:r>
-      <w:r>
-        <w:t xml:space="preserve"> </w:t>
-      </w:r>
-      <w:r>
-        <w:rPr>
-          <w:rFonts w:cs="Myanmar Text"/>
-          <w:cs/>
-        </w:rPr>
-        <w:t xml:space="preserve">အစိမ်းရောင် "+ </w:t>
-      </w:r>
-      <w:r>
-        <w:t xml:space="preserve">GRN </w:t>
-      </w:r>
-      <w:r>
-        <w:rPr>
-          <w:rFonts w:cs="Myanmar Text"/>
-          <w:cs/>
-        </w:rPr>
-        <w:t>သွင်းမည်" ခလုတ်ကို နှိပ်ပါ။</w:t>
-      </w:r>
-      <w:r>
-        <w:t xml:space="preserve"> </w:t>
-      </w:r>
-    </w:p>
-    <w:p>
-      <w:pPr>
-        <w:pStyle w:val="NormalWeb"/>
-        <w:rPr>
-          <w:rFonts w:cstheme="minorBidi"/>
-        </w:rPr>
-      </w:pPr>
-      <w:r>
-        <w:rPr>
-          <w:rFonts w:cs="Myanmar Text"/>
-          <w:cs/>
-        </w:rPr>
-        <w:t>၃။</w:t>
-      </w:r>
-      <w:r>
-        <w:t xml:space="preserve"> </w:t>
-      </w:r>
-      <w:r>
-        <w:rPr>
-          <w:rFonts w:cs="Myanmar Text"/>
-          <w:b/>
-          <w:bCs/>
-          <w:cs/>
-        </w:rPr>
-        <w:t>ဖောင်ဖြည့်ပါ:</w:t>
-      </w:r>
-      <w:r>
-        <w:t xml:space="preserve"> * </w:t>
-      </w:r>
-      <w:r>
-        <w:rPr>
-          <w:b/>
-          <w:bCs/>
-        </w:rPr>
-        <w:t xml:space="preserve">PO </w:t>
-      </w:r>
-      <w:r>
-        <w:rPr>
-          <w:rFonts w:cs="Myanmar Text"/>
-          <w:b/>
-          <w:bCs/>
-          <w:cs/>
-        </w:rPr>
-        <w:t>ရွေးချယ်ရန်:</w:t>
-      </w:r>
-      <w:r>
-        <w:t xml:space="preserve"> PO </w:t>
-      </w:r>
-      <w:r>
-        <w:rPr>
-          <w:rFonts w:cs="Myanmar Text"/>
-          <w:cs/>
-        </w:rPr>
-        <w:t>မပါဘဲ တိုက်ရိုက်သွင်းမယ်ဆိုရင် ဒီအတိုင်းထားပါ။ (</w:t>
-      </w:r>
-      <w:r>
-        <w:t xml:space="preserve">PO </w:t>
-      </w:r>
-      <w:r>
-        <w:rPr>
-          <w:rFonts w:cs="Myanmar Text"/>
-          <w:cs/>
-        </w:rPr>
-        <w:t xml:space="preserve">စမ်းချင်ရင်တော့ အရင်ဆုံး </w:t>
-      </w:r>
-      <w:r>
-        <w:t xml:space="preserve">Purchase Orders </w:t>
-      </w:r>
-      <w:r>
-        <w:rPr>
-          <w:rFonts w:cs="Myanmar Text"/>
-          <w:cs/>
-        </w:rPr>
-        <w:t xml:space="preserve">ထဲမှာ သွားတင်ပြီး </w:t>
-      </w:r>
-      <w:r>
-        <w:t xml:space="preserve">Approve </w:t>
-      </w:r>
-      <w:r>
-        <w:rPr>
-          <w:rFonts w:cs="Myanmar Text"/>
-          <w:cs/>
-        </w:rPr>
-        <w:t>လုပ်ထားရပါမယ်)။</w:t>
-      </w:r>
-      <w:r>
-        <w:t xml:space="preserve"> * </w:t>
-      </w:r>
-      <w:r>
-        <w:rPr>
-          <w:rFonts w:cs="Myanmar Text"/>
-          <w:b/>
-          <w:bCs/>
-          <w:cs/>
-        </w:rPr>
-        <w:t>ပစ္စည်းအမည်:</w:t>
-      </w:r>
-      <w:r>
-        <w:t xml:space="preserve"> </w:t>
-      </w:r>
-      <w:r>
-        <w:rPr>
-          <w:rStyle w:val="HTMLCode"/>
-          <w:rFonts w:cs="Myanmar Text"/>
-          <w:cs/>
-        </w:rPr>
-        <w:t>ဘိလပ်မြေ</w:t>
-      </w:r>
-      <w:r>
-        <w:t xml:space="preserve"> * </w:t>
-      </w:r>
-      <w:r>
-        <w:rPr>
-          <w:rFonts w:cs="Myanmar Text"/>
-          <w:b/>
-          <w:bCs/>
-          <w:cs/>
-        </w:rPr>
-        <w:t>အရေအတွက်:</w:t>
-      </w:r>
-      <w:r>
-        <w:t xml:space="preserve"> </w:t>
-      </w:r>
-      <w:r>
-        <w:rPr>
-          <w:rStyle w:val="HTMLCode"/>
-        </w:rPr>
-        <w:t>100</w:t>
-      </w:r>
-      <w:r>
-        <w:t xml:space="preserve"> (</w:t>
-      </w:r>
-      <w:r>
-        <w:rPr>
-          <w:rFonts w:cs="Myanmar Text"/>
-          <w:cs/>
-        </w:rPr>
-        <w:t>အိတ်)</w:t>
-      </w:r>
-      <w:r>
-        <w:t xml:space="preserve"> * </w:t>
-      </w:r>
-      <w:r>
-        <w:rPr>
-          <w:rFonts w:cs="Myanmar Text"/>
-          <w:b/>
-          <w:bCs/>
-          <w:cs/>
-        </w:rPr>
-        <w:t>စုစုပေါင်း ကျသင့်ငွေ:</w:t>
-      </w:r>
-      <w:r>
-        <w:t xml:space="preserve"> </w:t>
-      </w:r>
-      <w:r>
-        <w:rPr>
-          <w:rStyle w:val="HTMLCode"/>
-        </w:rPr>
-        <w:t>1000000</w:t>
-      </w:r>
-      <w:r>
-        <w:t xml:space="preserve"> (</w:t>
-      </w:r>
-      <w:r>
-        <w:rPr>
-          <w:rFonts w:cs="Myanmar Text"/>
-          <w:cs/>
-        </w:rPr>
-        <w:t>ဥပမာ - တစ်သိန်း)</w:t>
-      </w:r>
-      <w:r>
-        <w:t xml:space="preserve"> * </w:t>
-      </w:r>
-      <w:r>
-        <w:rPr>
-          <w:rFonts w:cs="Myanmar Text"/>
-          <w:b/>
-          <w:bCs/>
-          <w:cs/>
-        </w:rPr>
-        <w:t>ပေးချေမှုပုံစံ:</w:t>
-      </w:r>
-      <w:r>
-        <w:t xml:space="preserve"> </w:t>
-      </w:r>
-      <w:r>
-        <w:rPr>
-          <w:rStyle w:val="HTMLCode"/>
-          <w:rFonts w:cs="Myanmar Text"/>
-          <w:cs/>
-        </w:rPr>
-        <w:t>လက်ငင်း (</w:t>
-      </w:r>
-      <w:r>
-        <w:rPr>
-          <w:rStyle w:val="HTMLCode"/>
-        </w:rPr>
-        <w:t>Cash)</w:t>
-      </w:r>
-      <w:r>
-        <w:t xml:space="preserve"> </w:t>
-      </w:r>
-      <w:r>
-        <w:rPr>
-          <w:rFonts w:cs="Myanmar Text"/>
-          <w:cs/>
-        </w:rPr>
-        <w:t>ကို ရွေးပါ။</w:t>
-      </w:r>
-      <w:r>
-        <w:t xml:space="preserve"> * </w:t>
-      </w:r>
-      <w:r>
-        <w:rPr>
-          <w:rFonts w:cs="Myanmar Text"/>
-          <w:b/>
-          <w:bCs/>
-          <w:cs/>
-        </w:rPr>
-        <w:t>ရောက်ရှိမည့်နေရာ:</w:t>
-      </w:r>
-      <w:r>
-        <w:t xml:space="preserve"> </w:t>
-      </w:r>
-      <w:r>
-        <w:rPr>
-          <w:rFonts w:cs="Myanmar Text"/>
-          <w:cs/>
-        </w:rPr>
-        <w:t>ခုနက ထည့်ထားတဲ့</w:t>
-      </w:r>
-      <w:r>
-        <w:t xml:space="preserve"> </w:t>
-      </w:r>
-      <w:r>
-        <w:rPr>
-          <w:rStyle w:val="HTMLCode"/>
-        </w:rPr>
-        <w:t>Warehouse (</w:t>
-      </w:r>
-      <w:r>
-        <w:rPr>
-          <w:rStyle w:val="HTMLCode"/>
-          <w:rFonts w:cs="Myanmar Text"/>
-          <w:cs/>
-        </w:rPr>
-        <w:t>ပင်မဂိုဒေါင် (ရန်ကုန်))</w:t>
-      </w:r>
-      <w:r>
-        <w:t xml:space="preserve"> </w:t>
-      </w:r>
-      <w:r>
-        <w:rPr>
-          <w:rFonts w:cs="Myanmar Text"/>
-          <w:cs/>
-        </w:rPr>
-        <w:t>ကို ရွေးပါ။</w:t>
-      </w:r>
-      <w:r>
-        <w:t xml:space="preserve"> </w:t>
-      </w:r>
-    </w:p>
-    <w:p>
-      <w:pPr>
-        <w:pStyle w:val="NormalWeb"/>
-        <w:rPr>
-          <w:rFonts w:cstheme="minorBidi"/>
-        </w:rPr>
-      </w:pPr>
-      <w:r>
-        <w:rPr>
-          <w:rFonts w:cs="Myanmar Text"/>
-          <w:cs/>
-        </w:rPr>
-        <w:t>၄။</w:t>
-      </w:r>
-      <w:r>
-        <w:t xml:space="preserve"> </w:t>
-      </w:r>
-      <w:r>
-        <w:rPr>
-          <w:b/>
-          <w:bCs/>
-        </w:rPr>
-        <w:t xml:space="preserve">Save </w:t>
-      </w:r>
-      <w:r>
-        <w:rPr>
-          <w:rFonts w:cs="Myanmar Text"/>
-          <w:b/>
-          <w:bCs/>
-          <w:cs/>
-        </w:rPr>
-        <w:t>လုပ်ပါ:</w:t>
-      </w:r>
-      <w:r>
-        <w:t xml:space="preserve"> "</w:t>
-      </w:r>
-      <w:r>
-        <w:rPr>
-          <w:rFonts w:cs="Myanmar Text"/>
-          <w:cs/>
-        </w:rPr>
-        <w:t>စာရင်းသွင်းမည်" ကို နှိပ်ပါ။</w:t>
-      </w:r>
-      <w:r>
-        <w:t xml:space="preserve"> </w:t>
-      </w:r>
-    </w:p>
-    <w:p>
-      <w:pPr>
-        <w:pStyle w:val="NormalWeb"/>
-        <w:rPr>
-          <w:rFonts w:cs="Myanmar Text"/>
-        </w:rPr>
-      </w:pPr>
-      <w:r>
-        <w:rPr>
-          <w:rFonts w:cs="Myanmar Text"/>
-          <w:cs/>
-        </w:rPr>
-        <w:t>၅။</w:t>
-      </w:r>
-      <w:r>
-        <w:t xml:space="preserve"> </w:t>
-      </w:r>
-      <w:r>
-        <w:rPr>
-          <w:rFonts w:cs="Myanmar Text"/>
-          <w:b/>
-          <w:bCs/>
-          <w:cs/>
-        </w:rPr>
-        <w:t>စစ်ဆေးပါ:</w:t>
-      </w:r>
-      <w:r>
-        <w:t xml:space="preserve"> Inventory Ledger </w:t>
-      </w:r>
-      <w:r>
-        <w:rPr>
-          <w:rFonts w:cs="Myanmar Text"/>
-          <w:cs/>
-        </w:rPr>
-        <w:t>ဇယားထဲမှာ "ဘိလပ်မြေ" ၁၀၀ အဝင် (</w:t>
-      </w:r>
-      <w:r>
-        <w:t xml:space="preserve">GRN) </w:t>
-      </w:r>
-      <w:r>
-        <w:rPr>
-          <w:rFonts w:cs="Myanmar Text"/>
-          <w:cs/>
-        </w:rPr>
-        <w:t>ဆိုပြီး စာကြောင်းအသစ် ပေါ်လာတာကို တွေ့ရပါမယ်။</w:t>
-      </w:r>
-    </w:p>
-    <w:p>
-      <w:pPr>
-        <w:pStyle w:val="NormalWeb"/>
-        <w:rPr>
-          <w:rFonts w:cs="Myanmar Text"/>
-        </w:rPr>
-      </w:pPr>
-      <w:r>
-        <w:rPr>
-          <w:rFonts w:cs="Myanmar Text"/>
-        </w:rPr>
-        <w:t>(OR)</w:t>
-      </w:r>
-    </w:p>
-    <w:p>
-      <w:pPr>
-        <w:pStyle w:val="Heading3"/>
-      </w:pPr>
-      <w:r>
-        <w:rPr>
-          <w:rFonts w:cs="Myanmar Text"/>
-          <w:cs/>
-        </w:rPr>
-        <w:t>အဆင့် ၃။ ပစ္စည်းရောက်ရှိလာခြင်း (</w:t>
-      </w:r>
-      <w:r>
-        <w:t>GRN)</w:t>
-      </w:r>
-    </w:p>
-    <w:p>
-      <w:pPr>
-        <w:pStyle w:val="NormalWeb"/>
-        <w:rPr>
-          <w:rFonts w:cs="Myanmar Text"/>
-        </w:rPr>
-      </w:pPr>
-      <w:r>
-        <w:rPr>
-          <w:rFonts w:cs="Myanmar Text"/>
-          <w:cs/>
-        </w:rPr>
-        <w:t>မှာထားတဲ့ ပစ္စည်းတွေ ရောက်လာပါပြီ။</w:t>
-      </w:r>
-    </w:p>
-    <w:p>
-      <w:pPr>
-        <w:pStyle w:val="NormalWeb"/>
-      </w:pPr>
-      <w:r>
-        <w:t xml:space="preserve"> </w:t>
-      </w:r>
-      <w:r>
-        <w:rPr>
-          <w:rFonts w:cs="Myanmar Text"/>
-          <w:cs/>
-        </w:rPr>
-        <w:t>၁။</w:t>
-      </w:r>
-      <w:r>
-        <w:t xml:space="preserve"> </w:t>
-      </w:r>
-      <w:r>
-        <w:rPr>
-          <w:b/>
-          <w:bCs/>
-        </w:rPr>
-        <w:t>"Inventory"</w:t>
-      </w:r>
-      <w:r>
-        <w:t xml:space="preserve"> </w:t>
-      </w:r>
-      <w:r>
-        <w:rPr>
-          <w:rFonts w:cs="Myanmar Text"/>
-          <w:cs/>
-        </w:rPr>
-        <w:t>ကိုသွားပြီး</w:t>
-      </w:r>
-      <w:r>
-        <w:t xml:space="preserve"> </w:t>
-      </w:r>
-      <w:r>
-        <w:rPr>
-          <w:b/>
-          <w:bCs/>
-        </w:rPr>
-        <w:t xml:space="preserve">"+ GRN </w:t>
-      </w:r>
-      <w:r>
-        <w:rPr>
-          <w:rFonts w:cs="Myanmar Text"/>
-          <w:b/>
-          <w:bCs/>
-          <w:cs/>
-        </w:rPr>
-        <w:t>သွင်းမည်"</w:t>
-      </w:r>
-      <w:r>
-        <w:t xml:space="preserve"> </w:t>
-      </w:r>
-      <w:r>
-        <w:rPr>
-          <w:rFonts w:cs="Myanmar Text"/>
-          <w:cs/>
-        </w:rPr>
-        <w:t>ကိုနှိပ်ပါ။</w:t>
-      </w:r>
-      <w:r>
-        <w:t xml:space="preserve"> </w:t>
-      </w:r>
-    </w:p>
-    <w:p>
-      <w:pPr>
-        <w:pStyle w:val="NormalWeb"/>
-        <w:rPr>
-          <w:rFonts w:cs="Myanmar Text"/>
-        </w:rPr>
-      </w:pPr>
-      <w:r>
-        <w:rPr>
-          <w:rFonts w:cs="Myanmar Text"/>
-          <w:cs/>
-        </w:rPr>
-        <w:t xml:space="preserve">၂။ ခုနက </w:t>
-      </w:r>
-      <w:r>
-        <w:t xml:space="preserve">Approve </w:t>
-      </w:r>
-      <w:r>
-        <w:rPr>
-          <w:rFonts w:cs="Myanmar Text"/>
-          <w:cs/>
-        </w:rPr>
-        <w:t xml:space="preserve">လုပ်ထားတဲ့ </w:t>
-      </w:r>
-      <w:r>
-        <w:t xml:space="preserve">PO </w:t>
-      </w:r>
-      <w:r>
-        <w:rPr>
-          <w:rFonts w:cs="Myanmar Text"/>
-          <w:cs/>
-        </w:rPr>
-        <w:t>ကို ရွေးလိုက်ပါ။ (အချက်အလက်တွေ အလိုလို ဝင်လာပါမယ်)။</w:t>
-      </w:r>
-    </w:p>
-    <w:p>
-      <w:pPr>
-        <w:pStyle w:val="NormalWeb"/>
-      </w:pPr>
-      <w:r>
-        <w:t xml:space="preserve"> </w:t>
-      </w:r>
-      <w:r>
-        <w:rPr>
-          <w:rFonts w:cs="Myanmar Text"/>
-          <w:cs/>
-        </w:rPr>
-        <w:t>၃။ ပေးချေမှုပုံစံကို</w:t>
-      </w:r>
-      <w:r>
-        <w:t xml:space="preserve"> </w:t>
-      </w:r>
-      <w:r>
-        <w:rPr>
-          <w:rStyle w:val="HTMLCode"/>
-          <w:rFonts w:cs="Myanmar Text"/>
-          <w:cs/>
-        </w:rPr>
-        <w:t>လက်ငင်း (</w:t>
-      </w:r>
-      <w:r>
-        <w:rPr>
-          <w:rStyle w:val="HTMLCode"/>
-        </w:rPr>
-        <w:t>Cash)</w:t>
-      </w:r>
-      <w:r>
-        <w:t xml:space="preserve"> </w:t>
-      </w:r>
-      <w:r>
-        <w:rPr>
-          <w:rFonts w:cs="Myanmar Text"/>
-          <w:cs/>
-        </w:rPr>
-        <w:t>ရွေးပြီး</w:t>
-      </w:r>
-      <w:r>
-        <w:t xml:space="preserve"> </w:t>
-      </w:r>
-      <w:r>
-        <w:rPr>
-          <w:rFonts w:cs="Myanmar Text"/>
-          <w:b/>
-          <w:bCs/>
-          <w:cs/>
-        </w:rPr>
-        <w:t>စာရင်းသွင်းမည်</w:t>
-      </w:r>
-      <w:r>
-        <w:t xml:space="preserve"> </w:t>
-      </w:r>
-      <w:r>
-        <w:rPr>
-          <w:rFonts w:cs="Myanmar Text"/>
-          <w:cs/>
-        </w:rPr>
-        <w:t>ကို နှိပ်ပါ။</w:t>
-      </w:r>
-    </w:p>
-    <w:p>
-      <w:pPr>
-        <w:pStyle w:val="NormalWeb"/>
-        <w:rPr>
-          <w:rFonts w:cs="Myanmar Text"/>
-        </w:rPr>
-      </w:pPr>
-    </w:p>
-    <w:p>
-      <w:pPr>
-        <w:pStyle w:val="NormalWeb"/>
-        <w:rPr>
-          <w:rFonts w:cs="Myanmar Text" w:hint="cs"/>
-        </w:rPr>
-      </w:pPr>
-      <w:r>
-        <w:rPr>
-          <w:rFonts w:ascii="Segoe UI Emoji" w:hAnsi="Segoe UI Emoji" w:cs="Segoe UI Emoji"/>
-        </w:rPr>
-        <w:lastRenderedPageBreak/>
-        <w:t>💡</w:t>
-      </w:r>
-      <w:r>
-        <w:t xml:space="preserve"> </w:t>
-      </w:r>
-      <w:r>
-        <w:rPr>
-          <w:rFonts w:cs="Myanmar Text"/>
-          <w:b/>
-          <w:bCs/>
-          <w:cs/>
-        </w:rPr>
-        <w:t>နောက်ကွယ်မှ အလုပ်လုပ်သွားပုံ:</w:t>
-      </w:r>
-      <w:r>
-        <w:t xml:space="preserve"> </w:t>
-      </w:r>
-      <w:r>
-        <w:rPr>
-          <w:rFonts w:cs="Myanmar Text"/>
-          <w:cs/>
-        </w:rPr>
-        <w:t xml:space="preserve">ပစ္စည်း ၁၀၀ ဂိုဒေါင်ထဲ ဝင်သွားသလို၊ </w:t>
-      </w:r>
-      <w:r>
-        <w:t xml:space="preserve">Finance </w:t>
-      </w:r>
-      <w:r>
-        <w:rPr>
-          <w:rFonts w:cs="Myanmar Text"/>
-          <w:cs/>
-        </w:rPr>
-        <w:t>မှာလည်း ပစ္စည်းဝယ်လိုက်လို့ ငွေထွက်သွားတဲ့အတွက်</w:t>
-      </w:r>
-      <w:r>
-        <w:t xml:space="preserve"> </w:t>
-      </w:r>
-      <w:r>
-        <w:rPr>
-          <w:b/>
-          <w:bCs/>
-        </w:rPr>
-        <w:t>DPK (</w:t>
-      </w:r>
-      <w:r>
-        <w:rPr>
-          <w:rFonts w:cs="Myanmar Text"/>
-          <w:b/>
-          <w:bCs/>
-          <w:cs/>
-        </w:rPr>
-        <w:t>ငွေထွက်ဘောက်ချာ)</w:t>
-      </w:r>
-      <w:r>
-        <w:t xml:space="preserve"> </w:t>
-      </w:r>
-      <w:r>
-        <w:rPr>
-          <w:rFonts w:cs="Myanmar Text"/>
-          <w:cs/>
-        </w:rPr>
-        <w:t>အလိုလို ထွက်လာပါမယ်။</w:t>
-      </w:r>
-    </w:p>
-    <w:p>
-      <w:pPr>
-        <w:pStyle w:val="Heading3"/>
-      </w:pPr>
-      <w:r>
-        <w:rPr>
-          <w:rFonts w:cs="Myanmar Text"/>
-          <w:cs/>
-        </w:rPr>
-        <w:t xml:space="preserve">အဆင့် </w:t>
-      </w:r>
-      <w:r>
-        <w:rPr>
-          <w:rFonts w:cs="Myanmar Text" w:hint="cs"/>
-          <w:cs/>
-        </w:rPr>
-        <w:t>၄</w:t>
-      </w:r>
-      <w:r>
-        <w:rPr>
-          <w:rFonts w:cs="Myanmar Text"/>
-          <w:cs/>
-        </w:rPr>
-        <w:t>။ ဆိုက်သို့ ပစ္စည်းထုတ်ပေးခြင်း (</w:t>
-      </w:r>
-      <w:r>
-        <w:t>GIN)</w:t>
-      </w:r>
-    </w:p>
-    <w:p>
-      <w:pPr>
-        <w:pStyle w:val="NormalWeb"/>
-      </w:pPr>
-      <w:r>
-        <w:rPr>
-          <w:rFonts w:cs="Myanmar Text"/>
-          <w:cs/>
-        </w:rPr>
-        <w:t>ဂိုဒေါင်ထဲက ပစ္စည်းကို ဆိုက်ကို ပို့ကြည့်ပါမယ်။</w:t>
-      </w:r>
-    </w:p>
-    <w:p>
-      <w:pPr>
-        <w:pStyle w:val="NormalWeb"/>
-        <w:rPr>
-          <w:rFonts w:cstheme="minorBidi"/>
-        </w:rPr>
-      </w:pPr>
-      <w:r>
-        <w:rPr>
-          <w:rFonts w:cs="Myanmar Text"/>
-          <w:cs/>
-        </w:rPr>
-        <w:t>၁။</w:t>
-      </w:r>
-      <w:r>
-        <w:t xml:space="preserve"> </w:t>
-      </w:r>
-      <w:r>
-        <w:rPr>
-          <w:b/>
-          <w:bCs/>
-        </w:rPr>
-        <w:t xml:space="preserve">GIN </w:t>
-      </w:r>
-      <w:r>
-        <w:rPr>
-          <w:rFonts w:cs="Myanmar Text"/>
-          <w:b/>
-          <w:bCs/>
-          <w:cs/>
-        </w:rPr>
-        <w:t>သွင်းမည်:</w:t>
-      </w:r>
-      <w:r>
-        <w:t xml:space="preserve"> Inventory </w:t>
-      </w:r>
-      <w:r>
-        <w:rPr>
-          <w:rFonts w:cs="Myanmar Text"/>
-          <w:cs/>
-        </w:rPr>
-        <w:t xml:space="preserve">စာမျက်နှာက အနီရောင် "- </w:t>
-      </w:r>
-      <w:r>
-        <w:t xml:space="preserve">GIN </w:t>
-      </w:r>
-      <w:r>
-        <w:rPr>
-          <w:rFonts w:cs="Myanmar Text"/>
-          <w:cs/>
-        </w:rPr>
-        <w:t>သွင်းမည်" ကို နှိပ်ပါ။</w:t>
-      </w:r>
-      <w:r>
-        <w:t xml:space="preserve"> </w:t>
-      </w:r>
-    </w:p>
-    <w:p>
-      <w:pPr>
-        <w:pStyle w:val="NormalWeb"/>
-        <w:rPr>
-          <w:rFonts w:cstheme="minorBidi"/>
-        </w:rPr>
-      </w:pPr>
-      <w:r>
-        <w:rPr>
-          <w:rFonts w:cs="Myanmar Text"/>
-          <w:cs/>
-        </w:rPr>
-        <w:t>၂။</w:t>
-      </w:r>
-      <w:r>
-        <w:t xml:space="preserve"> </w:t>
-      </w:r>
-      <w:r>
-        <w:rPr>
-          <w:rFonts w:cs="Myanmar Text"/>
-          <w:b/>
-          <w:bCs/>
-          <w:cs/>
-        </w:rPr>
-        <w:t>ဖောင်ဖြည့်ပါ:</w:t>
-      </w:r>
-      <w:r>
-        <w:t xml:space="preserve"> * </w:t>
-      </w:r>
-      <w:r>
-        <w:rPr>
-          <w:rFonts w:cs="Myanmar Text"/>
-          <w:b/>
-          <w:bCs/>
-          <w:cs/>
-        </w:rPr>
-        <w:t>ပစ္စည်းအမည်:</w:t>
-      </w:r>
-      <w:r>
-        <w:t xml:space="preserve"> </w:t>
-      </w:r>
-      <w:r>
-        <w:rPr>
-          <w:rStyle w:val="HTMLCode"/>
-          <w:rFonts w:cs="Myanmar Text"/>
-          <w:cs/>
-        </w:rPr>
-        <w:t>ဘိလပ်မြေ</w:t>
-      </w:r>
-      <w:r>
-        <w:t xml:space="preserve"> (GRN </w:t>
-      </w:r>
-      <w:r>
-        <w:rPr>
-          <w:rFonts w:cs="Myanmar Text"/>
-          <w:cs/>
-        </w:rPr>
-        <w:t>သွင်းခဲ့တဲ့ နာမည်အတိုင်း သေချာရိုက်ပါ)။</w:t>
-      </w:r>
-      <w:r>
-        <w:t xml:space="preserve"> * </w:t>
-      </w:r>
-      <w:r>
-        <w:rPr>
-          <w:rFonts w:cs="Myanmar Text"/>
-          <w:b/>
-          <w:bCs/>
-          <w:cs/>
-        </w:rPr>
-        <w:t>အရေအတွက်:</w:t>
-      </w:r>
-      <w:r>
-        <w:t xml:space="preserve"> </w:t>
-      </w:r>
-      <w:r>
-        <w:rPr>
-          <w:rStyle w:val="HTMLCode"/>
-        </w:rPr>
-        <w:t>20</w:t>
-      </w:r>
-      <w:r>
-        <w:t xml:space="preserve"> (</w:t>
-      </w:r>
-      <w:r>
-        <w:rPr>
-          <w:rFonts w:cs="Myanmar Text"/>
-          <w:cs/>
-        </w:rPr>
-        <w:t>လက်ကျန် ၁၀၀ ထက် မများပါစေနဲ့)။</w:t>
-      </w:r>
-      <w:r>
-        <w:t xml:space="preserve"> * </w:t>
-      </w:r>
-      <w:r>
-        <w:rPr>
-          <w:rFonts w:cs="Myanmar Text"/>
-          <w:b/>
-          <w:bCs/>
-          <w:cs/>
-        </w:rPr>
-        <w:t>ခန့်မှန်းတန်ဖိုး:</w:t>
-      </w:r>
-      <w:r>
-        <w:t xml:space="preserve"> </w:t>
-      </w:r>
-      <w:r>
-        <w:rPr>
-          <w:rStyle w:val="HTMLCode"/>
-        </w:rPr>
-        <w:t>200000</w:t>
-      </w:r>
-      <w:r>
-        <w:t xml:space="preserve"> (</w:t>
-      </w:r>
-      <w:r>
-        <w:rPr>
-          <w:rFonts w:cs="Myanmar Text"/>
-          <w:cs/>
-        </w:rPr>
-        <w:t>ဆိုက်စရိတ် တွက်ဖို့အတွက်ပါ)။</w:t>
-      </w:r>
-      <w:r>
-        <w:t xml:space="preserve"> * </w:t>
-      </w:r>
-      <w:r>
-        <w:rPr>
-          <w:rFonts w:cs="Myanmar Text"/>
-          <w:b/>
-          <w:bCs/>
-          <w:cs/>
-        </w:rPr>
-        <w:t>ပစ္စည်းပို့မည့်ဆိုက်:</w:t>
-      </w:r>
-      <w:r>
-        <w:t xml:space="preserve"> </w:t>
-      </w:r>
-      <w:r>
-        <w:rPr>
-          <w:rStyle w:val="HTMLCode"/>
-        </w:rPr>
-        <w:t>Site (</w:t>
-      </w:r>
-      <w:r>
-        <w:rPr>
-          <w:rStyle w:val="HTMLCode"/>
-          <w:rFonts w:cs="Myanmar Text"/>
-          <w:cs/>
-        </w:rPr>
-        <w:t>မန္တလေး ပရောဂျက်)</w:t>
-      </w:r>
-      <w:r>
-        <w:t xml:space="preserve"> </w:t>
-      </w:r>
-      <w:r>
-        <w:rPr>
-          <w:rFonts w:cs="Myanmar Text"/>
-          <w:cs/>
-        </w:rPr>
-        <w:t>ကို ရွေးပါ။</w:t>
-      </w:r>
-      <w:r>
-        <w:t xml:space="preserve"> </w:t>
-      </w:r>
-    </w:p>
-    <w:p>
-      <w:pPr>
-        <w:pStyle w:val="NormalWeb"/>
-        <w:rPr>
-          <w:rFonts w:cstheme="minorBidi"/>
-        </w:rPr>
-      </w:pPr>
-      <w:r>
-        <w:rPr>
-          <w:rFonts w:cs="Myanmar Text"/>
-          <w:cs/>
-        </w:rPr>
-        <w:t>၃။</w:t>
-      </w:r>
-      <w:r>
-        <w:t xml:space="preserve"> </w:t>
-      </w:r>
-      <w:r>
-        <w:rPr>
-          <w:b/>
-          <w:bCs/>
-        </w:rPr>
-        <w:t xml:space="preserve">Save </w:t>
-      </w:r>
-      <w:r>
-        <w:rPr>
-          <w:rFonts w:cs="Myanmar Text"/>
-          <w:b/>
-          <w:bCs/>
-          <w:cs/>
-        </w:rPr>
-        <w:t>လုပ်ပါ:</w:t>
-      </w:r>
-      <w:r>
-        <w:t xml:space="preserve"> "</w:t>
-      </w:r>
-      <w:r>
-        <w:rPr>
-          <w:rFonts w:cs="Myanmar Text"/>
-          <w:cs/>
-        </w:rPr>
-        <w:t>ထုတ်ပေးမည်" ကို နှိပ်ပါ။</w:t>
-      </w:r>
-      <w:r>
-        <w:t xml:space="preserve"> </w:t>
-      </w:r>
-    </w:p>
-    <w:p>
-      <w:pPr>
-        <w:pStyle w:val="NormalWeb"/>
+        <w:spacing w:after="0" w:afterAutospacing="0"/>
+        <w:jc w:val="both"/>
         <w:rPr>
           <w:rFonts w:cs="Myanmar Text"/>
           <w:i/>
@@ -10893,6 +11923,8 @@
     <w:p>
       <w:pPr>
         <w:pStyle w:val="NormalWeb"/>
+        <w:spacing w:after="0" w:afterAutospacing="0"/>
+        <w:jc w:val="both"/>
         <w:rPr>
           <w:rFonts w:cs="Myanmar Text"/>
         </w:rPr>
@@ -10907,6 +11939,8 @@
     <w:p>
       <w:pPr>
         <w:pStyle w:val="Heading3"/>
+        <w:spacing w:after="0" w:afterAutospacing="0"/>
+        <w:jc w:val="both"/>
       </w:pPr>
       <w:r>
         <w:rPr>
@@ -10922,6 +11956,8 @@
     <w:p>
       <w:pPr>
         <w:pStyle w:val="NormalWeb"/>
+        <w:spacing w:after="0" w:afterAutospacing="0"/>
+        <w:jc w:val="both"/>
         <w:rPr>
           <w:rFonts w:cs="Myanmar Text"/>
         </w:rPr>
@@ -10937,6 +11973,8 @@
     <w:p>
       <w:pPr>
         <w:pStyle w:val="NormalWeb"/>
+        <w:spacing w:after="0" w:afterAutospacing="0"/>
+        <w:jc w:val="both"/>
         <w:rPr>
           <w:rFonts w:cs="Myanmar Text"/>
         </w:rPr>
@@ -11004,6 +12042,8 @@
     <w:p>
       <w:pPr>
         <w:pStyle w:val="NormalWeb"/>
+        <w:spacing w:after="0" w:afterAutospacing="0"/>
+        <w:jc w:val="both"/>
       </w:pPr>
       <w:r>
         <w:t xml:space="preserve"> </w:t>
@@ -11096,6 +12136,8 @@
     <w:p>
       <w:pPr>
         <w:pStyle w:val="NormalWeb"/>
+        <w:spacing w:after="0" w:afterAutospacing="0"/>
+        <w:jc w:val="both"/>
         <w:rPr>
           <w:rFonts w:hint="cs"/>
         </w:rPr>
@@ -11171,6 +12213,8 @@
     <w:p>
       <w:pPr>
         <w:pStyle w:val="Heading3"/>
+        <w:spacing w:after="0" w:afterAutospacing="0"/>
+        <w:jc w:val="both"/>
       </w:pPr>
       <w:r>
         <w:rPr>
@@ -11200,6 +12244,8 @@
     <w:p>
       <w:pPr>
         <w:pStyle w:val="NormalWeb"/>
+        <w:spacing w:after="0" w:afterAutospacing="0"/>
+        <w:jc w:val="both"/>
       </w:pPr>
       <w:r>
         <w:rPr>
@@ -11212,6 +12258,8 @@
     <w:p>
       <w:pPr>
         <w:pStyle w:val="NormalWeb"/>
+        <w:spacing w:after="0" w:afterAutospacing="0"/>
+        <w:jc w:val="both"/>
         <w:rPr>
           <w:rFonts w:cs="Myanmar Text"/>
         </w:rPr>
@@ -11266,6 +12314,8 @@
     <w:p>
       <w:pPr>
         <w:pStyle w:val="NormalWeb"/>
+        <w:spacing w:after="0" w:afterAutospacing="0"/>
+        <w:jc w:val="both"/>
         <w:rPr>
           <w:rStyle w:val="HTMLCode"/>
           <w:rFonts w:cstheme="minorBidi"/>
@@ -11420,6 +12470,8 @@
     <w:p>
       <w:pPr>
         <w:pStyle w:val="NormalWeb"/>
+        <w:spacing w:after="0" w:afterAutospacing="0"/>
+        <w:jc w:val="both"/>
         <w:rPr>
           <w:rFonts w:cstheme="minorBidi"/>
         </w:rPr>
@@ -11429,224 +12481,236 @@
           <w:rFonts w:cs="Myanmar Text"/>
           <w:cs/>
         </w:rPr>
+        <w:t>၃။</w:t>
+      </w:r>
+      <w:r>
+        <w:t xml:space="preserve"> </w:t>
+      </w:r>
+      <w:r>
+        <w:rPr>
+          <w:b/>
+          <w:bCs/>
+        </w:rPr>
+        <w:t xml:space="preserve">Save </w:t>
+      </w:r>
+      <w:r>
+        <w:rPr>
+          <w:rFonts w:cs="Myanmar Text"/>
+          <w:b/>
+          <w:bCs/>
+          <w:cs/>
+        </w:rPr>
+        <w:t>လုပ်ပါ:</w:t>
+      </w:r>
+      <w:r>
+        <w:t xml:space="preserve"> "</w:t>
+      </w:r>
+      <w:r>
+        <w:rPr>
+          <w:rFonts w:cs="Myanmar Text"/>
+          <w:cs/>
+        </w:rPr>
+        <w:t>မှတ်တမ်းတင်မည်" ကို နှိပ်ပါ။</w:t>
+      </w:r>
+      <w:r>
+        <w:t xml:space="preserve"> </w:t>
+      </w:r>
+    </w:p>
+    <w:p>
+      <w:pPr>
+        <w:pStyle w:val="NormalWeb"/>
+        <w:spacing w:after="0" w:afterAutospacing="0"/>
+        <w:jc w:val="both"/>
+        <w:rPr>
+          <w:rFonts w:cs="Myanmar Text"/>
+        </w:rPr>
+      </w:pPr>
+      <w:r>
+        <w:rPr>
+          <w:rFonts w:cs="Myanmar Text"/>
+          <w:cs/>
+        </w:rPr>
         <w:lastRenderedPageBreak/>
-        <w:t>၃။</w:t>
-      </w:r>
-      <w:r>
-        <w:t xml:space="preserve"> </w:t>
-      </w:r>
-      <w:r>
-        <w:rPr>
-          <w:b/>
-          <w:bCs/>
-        </w:rPr>
-        <w:t xml:space="preserve">Save </w:t>
-      </w:r>
-      <w:r>
-        <w:rPr>
-          <w:rFonts w:cs="Myanmar Text"/>
-          <w:b/>
-          <w:bCs/>
-          <w:cs/>
-        </w:rPr>
-        <w:t>လုပ်ပါ:</w:t>
-      </w:r>
-      <w:r>
-        <w:t xml:space="preserve"> "</w:t>
-      </w:r>
-      <w:r>
-        <w:rPr>
-          <w:rFonts w:cs="Myanmar Text"/>
-          <w:cs/>
-        </w:rPr>
-        <w:t>မှတ်တမ်းတင်မည်" ကို နှိပ်ပါ။</w:t>
-      </w:r>
-      <w:r>
-        <w:t xml:space="preserve"> </w:t>
+        <w:t>၄။</w:t>
+      </w:r>
+      <w:r>
+        <w:t xml:space="preserve"> </w:t>
+      </w:r>
+      <w:r>
+        <w:rPr>
+          <w:rFonts w:cs="Myanmar Text"/>
+          <w:b/>
+          <w:bCs/>
+          <w:cs/>
+        </w:rPr>
+        <w:t>စစ်ဆေးပါ:</w:t>
+      </w:r>
+      <w:r>
+        <w:t xml:space="preserve"> Inventory Ledger </w:t>
+      </w:r>
+      <w:r>
+        <w:rPr>
+          <w:rFonts w:cs="Myanmar Text"/>
+          <w:cs/>
+        </w:rPr>
+        <w:t>ဇယားမှာ စာကြောင်း (၂) ကြောင်း ဝင်လာတာ တွေ့ရပါမယ် (</w:t>
+      </w:r>
+      <w:r>
+        <w:t xml:space="preserve">Transfer Out </w:t>
+      </w:r>
+      <w:r>
+        <w:rPr>
+          <w:rFonts w:cs="Myanmar Text"/>
+          <w:cs/>
+        </w:rPr>
+        <w:t xml:space="preserve">နဲ့ </w:t>
+      </w:r>
+      <w:r>
+        <w:t>Transfer In)</w:t>
+      </w:r>
+      <w:r>
+        <w:rPr>
+          <w:rFonts w:cs="Myanmar Text"/>
+          <w:cs/>
+        </w:rPr>
+        <w:t>။</w:t>
+      </w:r>
+    </w:p>
+    <w:p>
+      <w:pPr>
+        <w:pStyle w:val="Heading3"/>
+        <w:spacing w:after="0" w:afterAutospacing="0"/>
+        <w:jc w:val="both"/>
+      </w:pPr>
+      <w:r>
+        <w:rPr>
+          <w:rFonts w:cs="Myanmar Text"/>
+          <w:cs/>
+        </w:rPr>
+        <w:t>အဆင့် ၆။ အထွေထွေ အသုံးစရိတ် ရှင်းလင်းခြင်း (</w:t>
+      </w:r>
+      <w:r>
+        <w:t>Expense)</w:t>
       </w:r>
     </w:p>
     <w:p>
       <w:pPr>
         <w:pStyle w:val="NormalWeb"/>
-        <w:rPr>
-          <w:rFonts w:cs="Myanmar Text"/>
-        </w:rPr>
-      </w:pPr>
-      <w:r>
-        <w:rPr>
-          <w:rFonts w:cs="Myanmar Text"/>
-          <w:cs/>
-        </w:rPr>
-        <w:t>၄။</w:t>
-      </w:r>
-      <w:r>
-        <w:t xml:space="preserve"> </w:t>
-      </w:r>
-      <w:r>
-        <w:rPr>
-          <w:rFonts w:cs="Myanmar Text"/>
-          <w:b/>
-          <w:bCs/>
-          <w:cs/>
-        </w:rPr>
-        <w:t>စစ်ဆေးပါ:</w:t>
-      </w:r>
-      <w:r>
-        <w:t xml:space="preserve"> Inventory Ledger </w:t>
-      </w:r>
-      <w:r>
-        <w:rPr>
-          <w:rFonts w:cs="Myanmar Text"/>
-          <w:cs/>
-        </w:rPr>
-        <w:t>ဇယားမှာ စာကြောင်း (၂) ကြောင်း ဝင်လာတာ တွေ့ရပါမယ် (</w:t>
-      </w:r>
-      <w:r>
-        <w:t xml:space="preserve">Transfer Out </w:t>
-      </w:r>
-      <w:r>
-        <w:rPr>
-          <w:rFonts w:cs="Myanmar Text"/>
-          <w:cs/>
-        </w:rPr>
-        <w:t xml:space="preserve">နဲ့ </w:t>
-      </w:r>
-      <w:r>
-        <w:t>Transfer In)</w:t>
-      </w:r>
-      <w:r>
-        <w:rPr>
-          <w:rFonts w:cs="Myanmar Text"/>
-          <w:cs/>
-        </w:rPr>
-        <w:t>။</w:t>
-      </w:r>
-    </w:p>
-    <w:p>
-      <w:pPr>
-        <w:pStyle w:val="Heading3"/>
-      </w:pPr>
-      <w:r>
-        <w:rPr>
-          <w:rFonts w:cs="Myanmar Text"/>
-          <w:cs/>
-        </w:rPr>
-        <w:t>အဆင့် ၆။ အထွေထွေ အသုံးစရိတ် ရှင်းလင်းခြင်း (</w:t>
-      </w:r>
-      <w:r>
-        <w:t>Expense)</w:t>
+        <w:spacing w:after="0" w:afterAutospacing="0"/>
+        <w:jc w:val="both"/>
+        <w:rPr>
+          <w:rFonts w:cs="Myanmar Text"/>
+        </w:rPr>
+      </w:pPr>
+      <w:r>
+        <w:rPr>
+          <w:rFonts w:cs="Myanmar Text"/>
+          <w:cs/>
+        </w:rPr>
+        <w:t>လုပ်ငန်းလည်ပတ်ဖို့အတွက် အခြားစရိတ်တွေ ထွက်ပါမယ်။</w:t>
       </w:r>
     </w:p>
     <w:p>
       <w:pPr>
         <w:pStyle w:val="NormalWeb"/>
-        <w:rPr>
-          <w:rFonts w:cs="Myanmar Text"/>
-        </w:rPr>
-      </w:pPr>
-      <w:r>
-        <w:rPr>
-          <w:rFonts w:cs="Myanmar Text"/>
-          <w:cs/>
-        </w:rPr>
-        <w:t>လုပ်ငန်းလည်ပတ်ဖို့အတွက် အခြားစရိတ်တွေ ထွက်ပါမယ်။</w:t>
+        <w:spacing w:after="0" w:afterAutospacing="0"/>
+        <w:jc w:val="both"/>
+        <w:rPr>
+          <w:rFonts w:cstheme="minorBidi"/>
+        </w:rPr>
+      </w:pPr>
+      <w:r>
+        <w:t xml:space="preserve"> </w:t>
+      </w:r>
+      <w:r>
+        <w:rPr>
+          <w:rFonts w:cs="Myanmar Text"/>
+          <w:cs/>
+        </w:rPr>
+        <w:t>၁။</w:t>
+      </w:r>
+      <w:r>
+        <w:t xml:space="preserve"> </w:t>
+      </w:r>
+      <w:r>
+        <w:rPr>
+          <w:b/>
+          <w:bCs/>
+        </w:rPr>
+        <w:t>"Finance Vouchers"</w:t>
+      </w:r>
+      <w:r>
+        <w:t xml:space="preserve"> </w:t>
+      </w:r>
+      <w:r>
+        <w:rPr>
+          <w:rFonts w:cs="Myanmar Text"/>
+          <w:cs/>
+        </w:rPr>
+        <w:t>ကို သွားပါ။</w:t>
+      </w:r>
+      <w:r>
+        <w:t xml:space="preserve"> </w:t>
       </w:r>
     </w:p>
     <w:p>
       <w:pPr>
         <w:pStyle w:val="NormalWeb"/>
-        <w:rPr>
-          <w:rFonts w:cstheme="minorBidi"/>
-        </w:rPr>
-      </w:pPr>
-      <w:r>
-        <w:t xml:space="preserve"> </w:t>
-      </w:r>
-      <w:r>
-        <w:rPr>
-          <w:rFonts w:cs="Myanmar Text"/>
-          <w:cs/>
-        </w:rPr>
-        <w:t>၁။</w:t>
-      </w:r>
-      <w:r>
-        <w:t xml:space="preserve"> </w:t>
-      </w:r>
-      <w:r>
-        <w:rPr>
-          <w:b/>
-          <w:bCs/>
-        </w:rPr>
-        <w:t>"Finance Vouchers"</w:t>
-      </w:r>
-      <w:r>
-        <w:t xml:space="preserve"> </w:t>
-      </w:r>
-      <w:r>
-        <w:rPr>
-          <w:rFonts w:cs="Myanmar Text"/>
-          <w:cs/>
-        </w:rPr>
-        <w:t>ကို သွားပါ။</w:t>
-      </w:r>
-      <w:r>
-        <w:t xml:space="preserve"> </w:t>
+        <w:spacing w:after="0" w:afterAutospacing="0"/>
+        <w:jc w:val="both"/>
+        <w:rPr>
+          <w:rFonts w:cs="Myanmar Text"/>
+        </w:rPr>
+      </w:pPr>
+      <w:r>
+        <w:rPr>
+          <w:rFonts w:cs="Myanmar Text"/>
+          <w:cs/>
+        </w:rPr>
+        <w:t>၂။</w:t>
+      </w:r>
+      <w:r>
+        <w:t xml:space="preserve"> </w:t>
+      </w:r>
+      <w:r>
+        <w:rPr>
+          <w:b/>
+          <w:bCs/>
+        </w:rPr>
+        <w:t xml:space="preserve">"- </w:t>
+      </w:r>
+      <w:r>
+        <w:rPr>
+          <w:rFonts w:cs="Myanmar Text"/>
+          <w:b/>
+          <w:bCs/>
+          <w:cs/>
+        </w:rPr>
+        <w:t>အသုံးစရိတ် (</w:t>
+      </w:r>
+      <w:r>
+        <w:rPr>
+          <w:b/>
+          <w:bCs/>
+        </w:rPr>
+        <w:t>DPK)"</w:t>
+      </w:r>
+      <w:r>
+        <w:t xml:space="preserve"> </w:t>
+      </w:r>
+      <w:r>
+        <w:rPr>
+          <w:rFonts w:cs="Myanmar Text"/>
+          <w:cs/>
+        </w:rPr>
+        <w:t>အဝါရောင် ခလုတ်ကို နှိပ်ပါ။</w:t>
       </w:r>
     </w:p>
     <w:p>
       <w:pPr>
         <w:pStyle w:val="NormalWeb"/>
-        <w:rPr>
-          <w:rFonts w:cs="Myanmar Text"/>
-        </w:rPr>
-      </w:pPr>
-      <w:r>
-        <w:rPr>
-          <w:rFonts w:cs="Myanmar Text"/>
-          <w:cs/>
-        </w:rPr>
-        <w:t>၂။</w:t>
-      </w:r>
-      <w:r>
-        <w:t xml:space="preserve"> </w:t>
-      </w:r>
-      <w:r>
-        <w:rPr>
-          <w:b/>
-          <w:bCs/>
-        </w:rPr>
-        <w:t xml:space="preserve">"- </w:t>
-      </w:r>
-      <w:r>
-        <w:rPr>
-          <w:rFonts w:cs="Myanmar Text"/>
-          <w:b/>
-          <w:bCs/>
-          <w:cs/>
-        </w:rPr>
-        <w:t>အသုံးစရိတ် (</w:t>
-      </w:r>
-      <w:r>
-        <w:rPr>
-          <w:b/>
-          <w:bCs/>
-        </w:rPr>
-        <w:t>DPK)"</w:t>
-      </w:r>
-      <w:r>
-        <w:t xml:space="preserve"> </w:t>
-      </w:r>
-      <w:r>
-        <w:rPr>
-          <w:rFonts w:cs="Myanmar Text"/>
-          <w:cs/>
-        </w:rPr>
-        <w:t>အဝါရောင် ခလုတ်ကို နှိပ်ပါ။</w:t>
-      </w:r>
-    </w:p>
-    <w:p>
-      <w:pPr>
-        <w:pStyle w:val="NormalWeb"/>
+        <w:spacing w:after="0" w:afterAutospacing="0"/>
+        <w:jc w:val="both"/>
       </w:pPr>
       <w:r>
         <w:t xml:space="preserve"> </w:t>
@@ -11764,6 +12828,8 @@
           <w:ilvl w:val="0"/>
           <w:numId w:val="14"/>
         </w:numPr>
+        <w:spacing w:after="0" w:afterAutospacing="0"/>
+        <w:jc w:val="both"/>
       </w:pPr>
       <w:r>
         <w:rPr>
@@ -11826,6 +12892,8 @@
     <w:p>
       <w:pPr>
         <w:pStyle w:val="Heading3"/>
+        <w:spacing w:after="0" w:afterAutospacing="0"/>
+        <w:jc w:val="both"/>
       </w:pPr>
       <w:r>
         <w:t xml:space="preserve"> </w:t>
@@ -11844,6 +12912,8 @@
     <w:p>
       <w:pPr>
         <w:pStyle w:val="NormalWeb"/>
+        <w:spacing w:after="0" w:afterAutospacing="0"/>
+        <w:jc w:val="both"/>
       </w:pPr>
       <w:r>
         <w:rPr>
@@ -12021,6 +13091,8 @@
           <w:ilvl w:val="0"/>
           <w:numId w:val="15"/>
         </w:numPr>
+        <w:spacing w:after="0" w:afterAutospacing="0"/>
+        <w:jc w:val="both"/>
       </w:pPr>
       <w:r>
         <w:rPr>
@@ -12083,6 +13155,8 @@
     <w:p>
       <w:pPr>
         <w:pStyle w:val="Heading3"/>
+        <w:spacing w:after="0" w:afterAutospacing="0"/>
+        <w:jc w:val="both"/>
       </w:pPr>
       <w:r>
         <w:rPr>
@@ -12108,6 +13182,8 @@
     <w:p>
       <w:pPr>
         <w:pStyle w:val="NormalWeb"/>
+        <w:spacing w:after="0" w:afterAutospacing="0"/>
+        <w:jc w:val="both"/>
       </w:pPr>
       <w:r>
         <w:rPr>
@@ -12164,6 +13240,8 @@
           <w:ilvl w:val="0"/>
           <w:numId w:val="16"/>
         </w:numPr>
+        <w:spacing w:after="0" w:afterAutospacing="0"/>
+        <w:jc w:val="both"/>
       </w:pPr>
       <w:r>
         <w:rPr>
@@ -12238,6 +13316,8 @@
           <w:ilvl w:val="0"/>
           <w:numId w:val="16"/>
         </w:numPr>
+        <w:spacing w:after="0" w:afterAutospacing="0"/>
+        <w:jc w:val="both"/>
       </w:pPr>
       <w:r>
         <w:rPr>
@@ -12312,6 +13392,8 @@
           <w:ilvl w:val="0"/>
           <w:numId w:val="16"/>
         </w:numPr>
+        <w:spacing w:after="0" w:afterAutospacing="0"/>
+        <w:jc w:val="both"/>
       </w:pPr>
       <w:r>
         <w:rPr>
@@ -12351,54 +13433,1963 @@
           <w:ilvl w:val="0"/>
           <w:numId w:val="16"/>
         </w:numPr>
-      </w:pPr>
-      <w:r>
-        <w:rPr>
-          <w:b/>
-          <w:bCs/>
+        <w:spacing w:after="0" w:afterAutospacing="0"/>
+        <w:jc w:val="both"/>
+      </w:pPr>
+      <w:r>
+        <w:rPr>
+          <w:b/>
+          <w:bCs/>
+        </w:rPr>
+        <w:t xml:space="preserve">Chart </w:t>
+      </w:r>
+      <w:r>
+        <w:rPr>
+          <w:rFonts w:cs="Myanmar Text"/>
+          <w:b/>
+          <w:bCs/>
+          <w:cs/>
+        </w:rPr>
+        <w:t>များ:</w:t>
+      </w:r>
+      <w:r>
+        <w:t xml:space="preserve"> </w:t>
+      </w:r>
+      <w:r>
+        <w:rPr>
+          <w:rFonts w:cs="Myanmar Text"/>
+          <w:cs/>
+        </w:rPr>
+        <w:t xml:space="preserve">ငွေဝင်/ငွေထွက် အချိုး (၅၀ သိန်း နှင့် ၁၅ သိန်း) ကို </w:t>
+      </w:r>
+      <w:r>
+        <w:t xml:space="preserve">Doughnut Chart </w:t>
+      </w:r>
+      <w:r>
+        <w:rPr>
+          <w:rFonts w:cs="Myanmar Text"/>
+          <w:cs/>
+        </w:rPr>
+        <w:t>ဖြင့် သေသပ်စွာ ပြသနေပါလိမ့်မယ်။</w:t>
+      </w:r>
+    </w:p>
+    <w:p>
+      <w:pPr>
+        <w:pStyle w:val="NormalWeb"/>
+        <w:spacing w:after="0" w:afterAutospacing="0"/>
+        <w:jc w:val="both"/>
+      </w:pPr>
+    </w:p>
+    <w:p>
+      <w:pPr>
+        <w:spacing w:before="100" w:beforeAutospacing="1" w:after="100" w:afterAutospacing="1" w:line="240" w:lineRule="auto"/>
+        <w:rPr>
+          <w:rFonts w:ascii="Times New Roman" w:eastAsia="Times New Roman" w:hAnsi="Times New Roman" w:cs="Times New Roman"/>
+          <w:b/>
+          <w:bCs/>
+          <w:sz w:val="24"/>
+          <w:szCs w:val="24"/>
+        </w:rPr>
+      </w:pPr>
+      <w:r>
+        <w:rPr>
+          <w:rFonts w:ascii="Times New Roman" w:eastAsia="Times New Roman" w:hAnsi="Times New Roman" w:cs="Myanmar Text"/>
+          <w:b/>
+          <w:bCs/>
+          <w:sz w:val="24"/>
+          <w:szCs w:val="24"/>
+          <w:cs/>
         </w:rPr>
         <w:lastRenderedPageBreak/>
-        <w:t xml:space="preserve">Chart </w:t>
-      </w:r>
-      <w:r>
-        <w:rPr>
-          <w:rFonts w:cs="Myanmar Text"/>
-          <w:b/>
-          <w:bCs/>
-          <w:cs/>
-        </w:rPr>
-        <w:t>များ:</w:t>
-      </w:r>
-      <w:r>
-        <w:t xml:space="preserve"> </w:t>
-      </w:r>
-      <w:r>
-        <w:rPr>
-          <w:rFonts w:cs="Myanmar Text"/>
-          <w:cs/>
-        </w:rPr>
-        <w:t xml:space="preserve">ငွေဝင်/ငွေထွက် အချိုး (၅၀ သိန်း နှင့် ၁၅ သိန်း) ကို </w:t>
-      </w:r>
-      <w:r>
-        <w:t xml:space="preserve">Doughnut Chart </w:t>
-      </w:r>
-      <w:r>
-        <w:rPr>
-          <w:rFonts w:cs="Myanmar Text"/>
-          <w:cs/>
-        </w:rPr>
-        <w:t>ဖြင့် သေသပ်စွာ ပြသနေပါလိမ့်မယ်။</w:t>
+        <w:t>အင်တာနက်ပေါ် (</w:t>
+      </w:r>
+      <w:r>
+        <w:rPr>
+          <w:rFonts w:ascii="Times New Roman" w:eastAsia="Times New Roman" w:hAnsi="Times New Roman" w:cs="Times New Roman"/>
+          <w:b/>
+          <w:bCs/>
+          <w:sz w:val="24"/>
+          <w:szCs w:val="24"/>
+        </w:rPr>
+        <w:t xml:space="preserve">Render) </w:t>
+      </w:r>
+      <w:r>
+        <w:rPr>
+          <w:rFonts w:ascii="Times New Roman" w:eastAsia="Times New Roman" w:hAnsi="Times New Roman" w:cs="Myanmar Text"/>
+          <w:b/>
+          <w:bCs/>
+          <w:sz w:val="24"/>
+          <w:szCs w:val="24"/>
+          <w:cs/>
+        </w:rPr>
+        <w:t>ကို တင်ဖို့အတွက် အောက်ပါ အဓိကလုပ်ငန်းစဉ် (၄) ခု လုပ်ရပါမယ်-</w:t>
+      </w:r>
+      <w:r>
+        <w:rPr>
+          <w:rFonts w:ascii="Times New Roman" w:eastAsia="Times New Roman" w:hAnsi="Times New Roman" w:cs="Times New Roman"/>
+          <w:b/>
+          <w:bCs/>
+          <w:sz w:val="24"/>
+          <w:szCs w:val="24"/>
+        </w:rPr>
+        <w:t xml:space="preserve"> </w:t>
+      </w:r>
+    </w:p>
+    <w:p>
+      <w:pPr>
+        <w:spacing w:before="100" w:beforeAutospacing="1" w:after="100" w:afterAutospacing="1" w:line="240" w:lineRule="auto"/>
+        <w:rPr>
+          <w:rFonts w:ascii="Times New Roman" w:eastAsia="Times New Roman" w:hAnsi="Times New Roman" w:cs="Myanmar Text"/>
+          <w:sz w:val="24"/>
+          <w:szCs w:val="24"/>
+        </w:rPr>
+      </w:pPr>
+      <w:r>
+        <w:rPr>
+          <w:rFonts w:ascii="Times New Roman" w:eastAsia="Times New Roman" w:hAnsi="Times New Roman" w:cs="Myanmar Text"/>
+          <w:sz w:val="24"/>
+          <w:szCs w:val="24"/>
+          <w:cs/>
+        </w:rPr>
+        <w:t>၁။</w:t>
+      </w:r>
+      <w:r>
+        <w:rPr>
+          <w:rFonts w:ascii="Times New Roman" w:eastAsia="Times New Roman" w:hAnsi="Times New Roman" w:cs="Times New Roman"/>
+          <w:sz w:val="24"/>
+          <w:szCs w:val="24"/>
+        </w:rPr>
+        <w:t xml:space="preserve"> </w:t>
+      </w:r>
+      <w:r>
+        <w:rPr>
+          <w:rFonts w:ascii="Times New Roman" w:eastAsia="Times New Roman" w:hAnsi="Times New Roman" w:cs="Myanmar Text"/>
+          <w:b/>
+          <w:bCs/>
+          <w:sz w:val="24"/>
+          <w:szCs w:val="24"/>
+          <w:cs/>
+        </w:rPr>
+        <w:t>ပတ်ဝန်းကျင် ပြင်ဆင်ခြင်း:</w:t>
+      </w:r>
+      <w:r>
+        <w:rPr>
+          <w:rFonts w:ascii="Times New Roman" w:eastAsia="Times New Roman" w:hAnsi="Times New Roman" w:cs="Times New Roman"/>
+          <w:sz w:val="24"/>
+          <w:szCs w:val="24"/>
+        </w:rPr>
+        <w:t xml:space="preserve"> </w:t>
+      </w:r>
+      <w:r>
+        <w:rPr>
+          <w:rFonts w:ascii="Courier New" w:eastAsia="Times New Roman" w:hAnsi="Courier New" w:cs="Courier New"/>
+          <w:sz w:val="20"/>
+          <w:szCs w:val="20"/>
+        </w:rPr>
+        <w:t>requirements.txt</w:t>
+      </w:r>
+      <w:r>
+        <w:rPr>
+          <w:rFonts w:ascii="Times New Roman" w:eastAsia="Times New Roman" w:hAnsi="Times New Roman" w:cs="Times New Roman"/>
+          <w:sz w:val="24"/>
+          <w:szCs w:val="24"/>
+        </w:rPr>
+        <w:t xml:space="preserve"> </w:t>
+      </w:r>
+      <w:r>
+        <w:rPr>
+          <w:rFonts w:ascii="Times New Roman" w:eastAsia="Times New Roman" w:hAnsi="Times New Roman" w:cs="Myanmar Text"/>
+          <w:sz w:val="24"/>
+          <w:szCs w:val="24"/>
+          <w:cs/>
+        </w:rPr>
+        <w:t xml:space="preserve">နှင့် </w:t>
+      </w:r>
+      <w:r>
+        <w:rPr>
+          <w:rFonts w:ascii="Times New Roman" w:eastAsia="Times New Roman" w:hAnsi="Times New Roman" w:cs="Times New Roman"/>
+          <w:sz w:val="24"/>
+          <w:szCs w:val="24"/>
+        </w:rPr>
+        <w:t xml:space="preserve">Production Server </w:t>
+      </w:r>
+      <w:r>
+        <w:rPr>
+          <w:rFonts w:ascii="Times New Roman" w:eastAsia="Times New Roman" w:hAnsi="Times New Roman" w:cs="Myanmar Text"/>
+          <w:sz w:val="24"/>
+          <w:szCs w:val="24"/>
+          <w:cs/>
+        </w:rPr>
+        <w:t>အဆင်သင့်လုပ်ခြင်း။</w:t>
+      </w:r>
+    </w:p>
+    <w:p>
+      <w:pPr>
+        <w:spacing w:before="100" w:beforeAutospacing="1" w:after="100" w:afterAutospacing="1" w:line="240" w:lineRule="auto"/>
+        <w:rPr>
+          <w:rFonts w:ascii="Times New Roman" w:eastAsia="Times New Roman" w:hAnsi="Times New Roman" w:cs="Myanmar Text"/>
+          <w:sz w:val="24"/>
+          <w:szCs w:val="24"/>
+        </w:rPr>
+      </w:pPr>
+      <w:r>
+        <w:rPr>
+          <w:rFonts w:ascii="Times New Roman" w:eastAsia="Times New Roman" w:hAnsi="Times New Roman" w:cs="Times New Roman"/>
+          <w:sz w:val="24"/>
+          <w:szCs w:val="24"/>
+        </w:rPr>
+        <w:t xml:space="preserve"> </w:t>
+      </w:r>
+      <w:r>
+        <w:rPr>
+          <w:rFonts w:ascii="Times New Roman" w:eastAsia="Times New Roman" w:hAnsi="Times New Roman" w:cs="Myanmar Text"/>
+          <w:sz w:val="24"/>
+          <w:szCs w:val="24"/>
+          <w:cs/>
+        </w:rPr>
+        <w:t>၂။</w:t>
+      </w:r>
+      <w:r>
+        <w:rPr>
+          <w:rFonts w:ascii="Times New Roman" w:eastAsia="Times New Roman" w:hAnsi="Times New Roman" w:cs="Times New Roman"/>
+          <w:sz w:val="24"/>
+          <w:szCs w:val="24"/>
+        </w:rPr>
+        <w:t xml:space="preserve"> </w:t>
+      </w:r>
+      <w:r>
+        <w:rPr>
+          <w:rFonts w:ascii="Times New Roman" w:eastAsia="Times New Roman" w:hAnsi="Times New Roman" w:cs="Times New Roman"/>
+          <w:b/>
+          <w:bCs/>
+          <w:sz w:val="24"/>
+          <w:szCs w:val="24"/>
+        </w:rPr>
+        <w:t xml:space="preserve">GitHub </w:t>
+      </w:r>
+      <w:r>
+        <w:rPr>
+          <w:rFonts w:ascii="Times New Roman" w:eastAsia="Times New Roman" w:hAnsi="Times New Roman" w:cs="Myanmar Text"/>
+          <w:b/>
+          <w:bCs/>
+          <w:sz w:val="24"/>
+          <w:szCs w:val="24"/>
+          <w:cs/>
+        </w:rPr>
+        <w:t>သို့ တင်ခြင်း:</w:t>
+      </w:r>
+      <w:r>
+        <w:rPr>
+          <w:rFonts w:ascii="Times New Roman" w:eastAsia="Times New Roman" w:hAnsi="Times New Roman" w:cs="Times New Roman"/>
+          <w:sz w:val="24"/>
+          <w:szCs w:val="24"/>
+        </w:rPr>
+        <w:t xml:space="preserve"> </w:t>
+      </w:r>
+      <w:r>
+        <w:rPr>
+          <w:rFonts w:ascii="Times New Roman" w:eastAsia="Times New Roman" w:hAnsi="Times New Roman" w:cs="Myanmar Text"/>
+          <w:sz w:val="24"/>
+          <w:szCs w:val="24"/>
+          <w:cs/>
+        </w:rPr>
+        <w:t xml:space="preserve">သင့်ရဲ့ </w:t>
+      </w:r>
+      <w:r>
+        <w:rPr>
+          <w:rFonts w:ascii="Times New Roman" w:eastAsia="Times New Roman" w:hAnsi="Times New Roman" w:cs="Times New Roman"/>
+          <w:sz w:val="24"/>
+          <w:szCs w:val="24"/>
+        </w:rPr>
+        <w:t xml:space="preserve">Code </w:t>
+      </w:r>
+      <w:r>
+        <w:rPr>
+          <w:rFonts w:ascii="Times New Roman" w:eastAsia="Times New Roman" w:hAnsi="Times New Roman" w:cs="Myanmar Text"/>
+          <w:sz w:val="24"/>
+          <w:szCs w:val="24"/>
+          <w:cs/>
+        </w:rPr>
+        <w:t>များကို အင်တာနက်ပေါ်က ဂိုဒေါင် (</w:t>
+      </w:r>
+      <w:r>
+        <w:rPr>
+          <w:rFonts w:ascii="Times New Roman" w:eastAsia="Times New Roman" w:hAnsi="Times New Roman" w:cs="Times New Roman"/>
+          <w:sz w:val="24"/>
+          <w:szCs w:val="24"/>
+        </w:rPr>
+        <w:t xml:space="preserve">GitHub) </w:t>
+      </w:r>
+      <w:r>
+        <w:rPr>
+          <w:rFonts w:ascii="Times New Roman" w:eastAsia="Times New Roman" w:hAnsi="Times New Roman" w:cs="Myanmar Text"/>
+          <w:sz w:val="24"/>
+          <w:szCs w:val="24"/>
+          <w:cs/>
+        </w:rPr>
+        <w:t>သို့ ပို့ခြင်း။</w:t>
+      </w:r>
+    </w:p>
+    <w:p>
+      <w:pPr>
+        <w:spacing w:before="100" w:beforeAutospacing="1" w:after="100" w:afterAutospacing="1" w:line="240" w:lineRule="auto"/>
+        <w:rPr>
+          <w:rFonts w:ascii="Times New Roman" w:eastAsia="Times New Roman" w:hAnsi="Times New Roman" w:cs="Times New Roman"/>
+          <w:sz w:val="24"/>
+          <w:szCs w:val="24"/>
+        </w:rPr>
+      </w:pPr>
+      <w:r>
+        <w:rPr>
+          <w:rFonts w:ascii="Times New Roman" w:eastAsia="Times New Roman" w:hAnsi="Times New Roman" w:cs="Times New Roman"/>
+          <w:sz w:val="24"/>
+          <w:szCs w:val="24"/>
+        </w:rPr>
+        <w:t xml:space="preserve"> </w:t>
+      </w:r>
+      <w:r>
+        <w:rPr>
+          <w:rFonts w:ascii="Times New Roman" w:eastAsia="Times New Roman" w:hAnsi="Times New Roman" w:cs="Myanmar Text"/>
+          <w:sz w:val="24"/>
+          <w:szCs w:val="24"/>
+          <w:cs/>
+        </w:rPr>
+        <w:t>၃။</w:t>
+      </w:r>
+      <w:r>
+        <w:rPr>
+          <w:rFonts w:ascii="Times New Roman" w:eastAsia="Times New Roman" w:hAnsi="Times New Roman" w:cs="Times New Roman"/>
+          <w:sz w:val="24"/>
+          <w:szCs w:val="24"/>
+        </w:rPr>
+        <w:t xml:space="preserve"> </w:t>
+      </w:r>
+      <w:r>
+        <w:rPr>
+          <w:rFonts w:ascii="Times New Roman" w:eastAsia="Times New Roman" w:hAnsi="Times New Roman" w:cs="Times New Roman"/>
+          <w:b/>
+          <w:bCs/>
+          <w:sz w:val="24"/>
+          <w:szCs w:val="24"/>
+        </w:rPr>
+        <w:t xml:space="preserve">Render </w:t>
+      </w:r>
+      <w:r>
+        <w:rPr>
+          <w:rFonts w:ascii="Times New Roman" w:eastAsia="Times New Roman" w:hAnsi="Times New Roman" w:cs="Myanmar Text"/>
+          <w:b/>
+          <w:bCs/>
+          <w:sz w:val="24"/>
+          <w:szCs w:val="24"/>
+          <w:cs/>
+        </w:rPr>
+        <w:t>တွင် လွှင့်တင်ခြင်း:</w:t>
+      </w:r>
+      <w:r>
+        <w:rPr>
+          <w:rFonts w:ascii="Times New Roman" w:eastAsia="Times New Roman" w:hAnsi="Times New Roman" w:cs="Times New Roman"/>
+          <w:sz w:val="24"/>
+          <w:szCs w:val="24"/>
+        </w:rPr>
+        <w:t xml:space="preserve"> GitHub </w:t>
+      </w:r>
+      <w:r>
+        <w:rPr>
+          <w:rFonts w:ascii="Times New Roman" w:eastAsia="Times New Roman" w:hAnsi="Times New Roman" w:cs="Myanmar Text"/>
+          <w:sz w:val="24"/>
+          <w:szCs w:val="24"/>
+          <w:cs/>
+        </w:rPr>
+        <w:t xml:space="preserve">နှင့် </w:t>
+      </w:r>
+      <w:r>
+        <w:rPr>
+          <w:rFonts w:ascii="Times New Roman" w:eastAsia="Times New Roman" w:hAnsi="Times New Roman" w:cs="Times New Roman"/>
+          <w:sz w:val="24"/>
+          <w:szCs w:val="24"/>
+        </w:rPr>
+        <w:t xml:space="preserve">Render </w:t>
+      </w:r>
+      <w:r>
+        <w:rPr>
+          <w:rFonts w:ascii="Times New Roman" w:eastAsia="Times New Roman" w:hAnsi="Times New Roman" w:cs="Myanmar Text"/>
+          <w:sz w:val="24"/>
+          <w:szCs w:val="24"/>
+          <w:cs/>
+        </w:rPr>
+        <w:t>ကို ချိတ်ဆက်ခြင်း။</w:t>
+      </w:r>
+      <w:r>
+        <w:rPr>
+          <w:rFonts w:ascii="Times New Roman" w:eastAsia="Times New Roman" w:hAnsi="Times New Roman" w:cs="Times New Roman"/>
+          <w:sz w:val="24"/>
+          <w:szCs w:val="24"/>
+        </w:rPr>
+        <w:t xml:space="preserve"> </w:t>
+      </w:r>
+    </w:p>
+    <w:p>
+      <w:pPr>
+        <w:spacing w:before="100" w:beforeAutospacing="1" w:after="100" w:afterAutospacing="1" w:line="240" w:lineRule="auto"/>
+        <w:rPr>
+          <w:rFonts w:ascii="Times New Roman" w:eastAsia="Times New Roman" w:hAnsi="Times New Roman" w:cs="Times New Roman"/>
+          <w:sz w:val="24"/>
+          <w:szCs w:val="24"/>
+        </w:rPr>
+      </w:pPr>
+      <w:r>
+        <w:rPr>
+          <w:rFonts w:ascii="Times New Roman" w:eastAsia="Times New Roman" w:hAnsi="Times New Roman" w:cs="Myanmar Text"/>
+          <w:sz w:val="24"/>
+          <w:szCs w:val="24"/>
+          <w:cs/>
+        </w:rPr>
+        <w:t>၄။</w:t>
+      </w:r>
+      <w:r>
+        <w:rPr>
+          <w:rFonts w:ascii="Times New Roman" w:eastAsia="Times New Roman" w:hAnsi="Times New Roman" w:cs="Times New Roman"/>
+          <w:sz w:val="24"/>
+          <w:szCs w:val="24"/>
+        </w:rPr>
+        <w:t xml:space="preserve"> </w:t>
+      </w:r>
+      <w:r>
+        <w:rPr>
+          <w:rFonts w:ascii="Times New Roman" w:eastAsia="Times New Roman" w:hAnsi="Times New Roman" w:cs="Times New Roman"/>
+          <w:b/>
+          <w:bCs/>
+          <w:sz w:val="24"/>
+          <w:szCs w:val="24"/>
+        </w:rPr>
+        <w:t xml:space="preserve">Environment Variables </w:t>
+      </w:r>
+      <w:r>
+        <w:rPr>
+          <w:rFonts w:ascii="Times New Roman" w:eastAsia="Times New Roman" w:hAnsi="Times New Roman" w:cs="Myanmar Text"/>
+          <w:b/>
+          <w:bCs/>
+          <w:sz w:val="24"/>
+          <w:szCs w:val="24"/>
+          <w:cs/>
+        </w:rPr>
+        <w:t>ဖြည့်ခြင်း:</w:t>
+      </w:r>
+      <w:r>
+        <w:rPr>
+          <w:rFonts w:ascii="Times New Roman" w:eastAsia="Times New Roman" w:hAnsi="Times New Roman" w:cs="Times New Roman"/>
+          <w:sz w:val="24"/>
+          <w:szCs w:val="24"/>
+        </w:rPr>
+        <w:t xml:space="preserve"> Render </w:t>
+      </w:r>
+      <w:r>
+        <w:rPr>
+          <w:rFonts w:ascii="Times New Roman" w:eastAsia="Times New Roman" w:hAnsi="Times New Roman" w:cs="Myanmar Text"/>
+          <w:sz w:val="24"/>
+          <w:szCs w:val="24"/>
+          <w:cs/>
+        </w:rPr>
+        <w:t>တွင် လုံခြုံရေးကုဒ်များ (</w:t>
+      </w:r>
+      <w:r>
+        <w:rPr>
+          <w:rFonts w:ascii="Times New Roman" w:eastAsia="Times New Roman" w:hAnsi="Times New Roman" w:cs="Times New Roman"/>
+          <w:sz w:val="24"/>
+          <w:szCs w:val="24"/>
+        </w:rPr>
+        <w:t xml:space="preserve">DATABASE_URL) </w:t>
+      </w:r>
+      <w:r>
+        <w:rPr>
+          <w:rFonts w:ascii="Times New Roman" w:eastAsia="Times New Roman" w:hAnsi="Times New Roman" w:cs="Myanmar Text"/>
+          <w:sz w:val="24"/>
+          <w:szCs w:val="24"/>
+          <w:cs/>
+        </w:rPr>
+        <w:t>သွားထည့်ခြင်း။</w:t>
+      </w:r>
+    </w:p>
+    <w:p>
+      <w:pPr>
+        <w:spacing w:before="100" w:beforeAutospacing="1" w:after="100" w:afterAutospacing="1" w:line="240" w:lineRule="auto"/>
+        <w:rPr>
+          <w:rFonts w:ascii="Times New Roman" w:eastAsia="Times New Roman" w:hAnsi="Times New Roman" w:cs="Times New Roman"/>
+          <w:sz w:val="24"/>
+          <w:szCs w:val="24"/>
+        </w:rPr>
+      </w:pPr>
+      <w:r>
+        <w:rPr>
+          <w:rFonts w:ascii="Times New Roman" w:eastAsia="Times New Roman" w:hAnsi="Times New Roman" w:cs="Myanmar Text"/>
+          <w:sz w:val="24"/>
+          <w:szCs w:val="24"/>
+          <w:cs/>
+        </w:rPr>
+        <w:t>အခု ပထမဆုံး အနေနဲ့ အလွယ်ကူဆုံးဖြစ်တဲ့</w:t>
+      </w:r>
+      <w:r>
+        <w:rPr>
+          <w:rFonts w:ascii="Times New Roman" w:eastAsia="Times New Roman" w:hAnsi="Times New Roman" w:cs="Times New Roman"/>
+          <w:sz w:val="24"/>
+          <w:szCs w:val="24"/>
+        </w:rPr>
+        <w:t xml:space="preserve"> </w:t>
+      </w:r>
+      <w:r>
+        <w:rPr>
+          <w:rFonts w:ascii="Times New Roman" w:eastAsia="Times New Roman" w:hAnsi="Times New Roman" w:cs="Myanmar Text"/>
+          <w:b/>
+          <w:bCs/>
+          <w:sz w:val="24"/>
+          <w:szCs w:val="24"/>
+          <w:cs/>
+        </w:rPr>
+        <w:t>အဆင့် (၁)</w:t>
+      </w:r>
+      <w:r>
+        <w:rPr>
+          <w:rFonts w:ascii="Times New Roman" w:eastAsia="Times New Roman" w:hAnsi="Times New Roman" w:cs="Times New Roman"/>
+          <w:sz w:val="24"/>
+          <w:szCs w:val="24"/>
+        </w:rPr>
+        <w:t xml:space="preserve"> </w:t>
+      </w:r>
+      <w:r>
+        <w:rPr>
+          <w:rFonts w:ascii="Times New Roman" w:eastAsia="Times New Roman" w:hAnsi="Times New Roman" w:cs="Myanmar Text"/>
+          <w:sz w:val="24"/>
+          <w:szCs w:val="24"/>
+          <w:cs/>
+        </w:rPr>
+        <w:t xml:space="preserve">ကို အရင်လုပ်ကြမယ်ခင်ဗျာ။ သင့်ရဲ့ </w:t>
+      </w:r>
+      <w:r>
+        <w:rPr>
+          <w:rFonts w:ascii="Times New Roman" w:eastAsia="Times New Roman" w:hAnsi="Times New Roman" w:cs="Times New Roman"/>
+          <w:sz w:val="24"/>
+          <w:szCs w:val="24"/>
+        </w:rPr>
+        <w:t xml:space="preserve">VS Code Terminal </w:t>
+      </w:r>
+      <w:r>
+        <w:rPr>
+          <w:rFonts w:ascii="Times New Roman" w:eastAsia="Times New Roman" w:hAnsi="Times New Roman" w:cs="Myanmar Text"/>
+          <w:sz w:val="24"/>
+          <w:szCs w:val="24"/>
+          <w:cs/>
+        </w:rPr>
+        <w:t xml:space="preserve">မှာ အောက်ပါ </w:t>
+      </w:r>
+      <w:r>
+        <w:rPr>
+          <w:rFonts w:ascii="Times New Roman" w:eastAsia="Times New Roman" w:hAnsi="Times New Roman" w:cs="Times New Roman"/>
+          <w:sz w:val="24"/>
+          <w:szCs w:val="24"/>
+        </w:rPr>
+        <w:t>Command (</w:t>
+      </w:r>
+      <w:r>
+        <w:rPr>
+          <w:rFonts w:ascii="Times New Roman" w:eastAsia="Times New Roman" w:hAnsi="Times New Roman" w:cs="Myanmar Text"/>
+          <w:sz w:val="24"/>
+          <w:szCs w:val="24"/>
+          <w:cs/>
+        </w:rPr>
+        <w:t xml:space="preserve">၂) ခုကို တစ်ခုချင်းစီ ရိုက်ထည့်ပြီး </w:t>
+      </w:r>
+      <w:r>
+        <w:rPr>
+          <w:rFonts w:ascii="Times New Roman" w:eastAsia="Times New Roman" w:hAnsi="Times New Roman" w:cs="Times New Roman"/>
+          <w:sz w:val="24"/>
+          <w:szCs w:val="24"/>
+        </w:rPr>
+        <w:t xml:space="preserve">Enter </w:t>
+      </w:r>
+      <w:r>
+        <w:rPr>
+          <w:rFonts w:ascii="Times New Roman" w:eastAsia="Times New Roman" w:hAnsi="Times New Roman" w:cs="Myanmar Text"/>
+          <w:sz w:val="24"/>
+          <w:szCs w:val="24"/>
+          <w:cs/>
+        </w:rPr>
+        <w:t>ခေါက်ပေးပါ-</w:t>
+      </w:r>
+    </w:p>
+    <w:p>
+      <w:pPr>
+        <w:spacing w:before="100" w:beforeAutospacing="1" w:after="100" w:afterAutospacing="1" w:line="240" w:lineRule="auto"/>
+        <w:rPr>
+          <w:rFonts w:ascii="Times New Roman" w:eastAsia="Times New Roman" w:hAnsi="Times New Roman" w:cs="Times New Roman"/>
+          <w:sz w:val="24"/>
+          <w:szCs w:val="24"/>
+        </w:rPr>
+      </w:pPr>
+      <w:r>
+        <w:rPr>
+          <w:rFonts w:ascii="Times New Roman" w:eastAsia="Times New Roman" w:hAnsi="Times New Roman" w:cs="Myanmar Text"/>
+          <w:b/>
+          <w:bCs/>
+          <w:sz w:val="24"/>
+          <w:szCs w:val="24"/>
+          <w:cs/>
+        </w:rPr>
+        <w:t xml:space="preserve">၁။ </w:t>
+      </w:r>
+      <w:r>
+        <w:rPr>
+          <w:rFonts w:ascii="Times New Roman" w:eastAsia="Times New Roman" w:hAnsi="Times New Roman" w:cs="Times New Roman"/>
+          <w:b/>
+          <w:bCs/>
+          <w:sz w:val="24"/>
+          <w:szCs w:val="24"/>
+        </w:rPr>
+        <w:t>Production Server (</w:t>
+      </w:r>
+      <w:proofErr w:type="spellStart"/>
+      <w:r>
+        <w:rPr>
+          <w:rFonts w:ascii="Times New Roman" w:eastAsia="Times New Roman" w:hAnsi="Times New Roman" w:cs="Times New Roman"/>
+          <w:b/>
+          <w:bCs/>
+          <w:sz w:val="24"/>
+          <w:szCs w:val="24"/>
+        </w:rPr>
+        <w:t>Gunicorn</w:t>
+      </w:r>
+      <w:proofErr w:type="spellEnd"/>
+      <w:r>
+        <w:rPr>
+          <w:rFonts w:ascii="Times New Roman" w:eastAsia="Times New Roman" w:hAnsi="Times New Roman" w:cs="Times New Roman"/>
+          <w:b/>
+          <w:bCs/>
+          <w:sz w:val="24"/>
+          <w:szCs w:val="24"/>
+        </w:rPr>
+        <w:t xml:space="preserve">) </w:t>
+      </w:r>
+      <w:r>
+        <w:rPr>
+          <w:rFonts w:ascii="Times New Roman" w:eastAsia="Times New Roman" w:hAnsi="Times New Roman" w:cs="Myanmar Text"/>
+          <w:b/>
+          <w:bCs/>
+          <w:sz w:val="24"/>
+          <w:szCs w:val="24"/>
+          <w:cs/>
+        </w:rPr>
+        <w:t>သွင်းရန်:</w:t>
+      </w:r>
+      <w:r>
+        <w:rPr>
+          <w:rFonts w:ascii="Times New Roman" w:eastAsia="Times New Roman" w:hAnsi="Times New Roman" w:cs="Times New Roman"/>
+          <w:sz w:val="24"/>
+          <w:szCs w:val="24"/>
+        </w:rPr>
+        <w:t xml:space="preserve"> </w:t>
+      </w:r>
+      <w:r>
+        <w:rPr>
+          <w:rFonts w:ascii="Times New Roman" w:eastAsia="Times New Roman" w:hAnsi="Times New Roman" w:cs="Myanmar Text"/>
+          <w:sz w:val="24"/>
+          <w:szCs w:val="24"/>
+          <w:cs/>
+        </w:rPr>
+        <w:t xml:space="preserve">သင့်ကွန်ပျူတာမှာ သုံးနေတဲ့ </w:t>
+      </w:r>
+      <w:r>
+        <w:rPr>
+          <w:rFonts w:ascii="Times New Roman" w:eastAsia="Times New Roman" w:hAnsi="Times New Roman" w:cs="Times New Roman"/>
+          <w:sz w:val="24"/>
+          <w:szCs w:val="24"/>
+        </w:rPr>
+        <w:t xml:space="preserve">Flask Server </w:t>
+      </w:r>
+      <w:r>
+        <w:rPr>
+          <w:rFonts w:ascii="Times New Roman" w:eastAsia="Times New Roman" w:hAnsi="Times New Roman" w:cs="Myanmar Text"/>
+          <w:sz w:val="24"/>
+          <w:szCs w:val="24"/>
+          <w:cs/>
+        </w:rPr>
+        <w:t xml:space="preserve">က စမ်းသပ်ဖို့အတွက်ပဲဖြစ်ပြီး၊ အင်တာနက်ပေါ် အစစ်တင်ရင် ခိုင်မာတဲ့ </w:t>
+      </w:r>
+      <w:proofErr w:type="spellStart"/>
+      <w:r>
+        <w:rPr>
+          <w:rFonts w:ascii="Times New Roman" w:eastAsia="Times New Roman" w:hAnsi="Times New Roman" w:cs="Times New Roman"/>
+          <w:sz w:val="24"/>
+          <w:szCs w:val="24"/>
+        </w:rPr>
+        <w:t>Gunicorn</w:t>
+      </w:r>
+      <w:proofErr w:type="spellEnd"/>
+      <w:r>
+        <w:rPr>
+          <w:rFonts w:ascii="Times New Roman" w:eastAsia="Times New Roman" w:hAnsi="Times New Roman" w:cs="Times New Roman"/>
+          <w:sz w:val="24"/>
+          <w:szCs w:val="24"/>
+        </w:rPr>
+        <w:t xml:space="preserve"> Server </w:t>
+      </w:r>
+      <w:r>
+        <w:rPr>
+          <w:rFonts w:ascii="Times New Roman" w:eastAsia="Times New Roman" w:hAnsi="Times New Roman" w:cs="Myanmar Text"/>
+          <w:sz w:val="24"/>
+          <w:szCs w:val="24"/>
+          <w:cs/>
+        </w:rPr>
+        <w:t>ကို သုံးရပါတယ်။</w:t>
+      </w:r>
+    </w:p>
+    <w:p>
+      <w:pPr>
+        <w:spacing w:after="0" w:line="240" w:lineRule="auto"/>
+        <w:rPr>
+          <w:rFonts w:ascii="Times New Roman" w:eastAsia="Times New Roman" w:hAnsi="Times New Roman" w:cs="Times New Roman"/>
+          <w:sz w:val="24"/>
+          <w:szCs w:val="24"/>
+        </w:rPr>
+      </w:pPr>
+      <w:r>
+        <w:rPr>
+          <w:rFonts w:ascii="Times New Roman" w:eastAsia="Times New Roman" w:hAnsi="Times New Roman" w:cs="Times New Roman"/>
+          <w:sz w:val="24"/>
+          <w:szCs w:val="24"/>
+        </w:rPr>
+        <w:t xml:space="preserve">pip install </w:t>
+      </w:r>
+      <w:proofErr w:type="spellStart"/>
+      <w:r>
+        <w:rPr>
+          <w:rFonts w:ascii="Times New Roman" w:eastAsia="Times New Roman" w:hAnsi="Times New Roman" w:cs="Times New Roman"/>
+          <w:sz w:val="24"/>
+          <w:szCs w:val="24"/>
+        </w:rPr>
+        <w:t>gunicorn</w:t>
+      </w:r>
+      <w:proofErr w:type="spellEnd"/>
+    </w:p>
+    <w:p>
+      <w:pPr>
+        <w:spacing w:after="0" w:line="240" w:lineRule="auto"/>
+        <w:rPr>
+          <w:rFonts w:ascii="Times New Roman" w:eastAsia="Times New Roman" w:hAnsi="Times New Roman" w:cs="Times New Roman"/>
+          <w:sz w:val="24"/>
+          <w:szCs w:val="24"/>
+        </w:rPr>
+      </w:pPr>
+    </w:p>
+    <w:p>
+      <w:pPr>
+        <w:spacing w:after="0" w:line="240" w:lineRule="auto"/>
+        <w:rPr>
+          <w:rFonts w:cs="Myanmar Text"/>
+        </w:rPr>
+      </w:pPr>
+      <w:r>
+        <w:rPr>
+          <w:rFonts w:cs="Myanmar Text"/>
+          <w:b/>
+          <w:bCs/>
+          <w:cs/>
+        </w:rPr>
+        <w:t>၂။</w:t>
+      </w:r>
+      <w:r>
+        <w:rPr>
+          <w:b/>
+          <w:bCs/>
+        </w:rPr>
+        <w:t xml:space="preserve"> </w:t>
+      </w:r>
+      <w:r>
+        <w:rPr>
+          <w:rStyle w:val="HTMLCode"/>
+          <w:rFonts w:eastAsiaTheme="minorHAnsi"/>
+          <w:b/>
+          <w:bCs/>
+        </w:rPr>
+        <w:t>requirements.txt</w:t>
+      </w:r>
+      <w:r>
+        <w:rPr>
+          <w:b/>
+          <w:bCs/>
+        </w:rPr>
+        <w:t xml:space="preserve"> </w:t>
+      </w:r>
+      <w:r>
+        <w:rPr>
+          <w:rFonts w:cs="Myanmar Text"/>
+          <w:b/>
+          <w:bCs/>
+          <w:cs/>
+        </w:rPr>
+        <w:t>ဖိုင် တည်ဆောက်ရန်:</w:t>
+      </w:r>
+      <w:r>
+        <w:t xml:space="preserve"> Render </w:t>
+      </w:r>
+      <w:r>
+        <w:rPr>
+          <w:rFonts w:cs="Myanmar Text"/>
+          <w:cs/>
+        </w:rPr>
+        <w:t xml:space="preserve">က သင့် </w:t>
+      </w:r>
+      <w:r>
+        <w:t xml:space="preserve">Code </w:t>
+      </w:r>
+      <w:r>
+        <w:rPr>
+          <w:rFonts w:cs="Myanmar Text"/>
+          <w:cs/>
+        </w:rPr>
+        <w:t xml:space="preserve">တွေကို </w:t>
+      </w:r>
+      <w:r>
+        <w:t xml:space="preserve">Run </w:t>
+      </w:r>
+      <w:r>
+        <w:rPr>
+          <w:rFonts w:cs="Myanmar Text"/>
+          <w:cs/>
+        </w:rPr>
+        <w:t xml:space="preserve">ဖို့ ဘာ </w:t>
+      </w:r>
+      <w:r>
+        <w:t xml:space="preserve">Library </w:t>
+      </w:r>
+      <w:r>
+        <w:rPr>
+          <w:rFonts w:cs="Myanmar Text"/>
+          <w:cs/>
+        </w:rPr>
+        <w:t>တွေ လိုအပ်လဲဆိုတာ သိအောင် ဒီဖိုင်လေး ဖန်တီးပေးရပါတယ်။</w:t>
+      </w:r>
+    </w:p>
+    <w:p>
+      <w:pPr>
+        <w:spacing w:after="0" w:line="240" w:lineRule="auto"/>
+        <w:rPr>
+          <w:rFonts w:ascii="Times New Roman" w:eastAsia="Times New Roman" w:hAnsi="Times New Roman" w:cs="Times New Roman"/>
+          <w:sz w:val="24"/>
+          <w:szCs w:val="24"/>
+        </w:rPr>
+      </w:pPr>
+      <w:r>
+        <w:rPr>
+          <w:rFonts w:ascii="Times New Roman" w:eastAsia="Times New Roman" w:hAnsi="Times New Roman" w:cs="Times New Roman"/>
+          <w:sz w:val="24"/>
+          <w:szCs w:val="24"/>
+        </w:rPr>
+        <w:t>pip freeze &gt; requirements.txt</w:t>
+      </w:r>
+    </w:p>
+    <w:p>
+      <w:pPr>
+        <w:spacing w:after="0" w:line="240" w:lineRule="auto"/>
+        <w:rPr>
+          <w:rFonts w:ascii="Times New Roman" w:eastAsia="Times New Roman" w:hAnsi="Times New Roman" w:cs="Times New Roman"/>
+          <w:sz w:val="24"/>
+          <w:szCs w:val="24"/>
+        </w:rPr>
+      </w:pPr>
+    </w:p>
+    <w:p>
+      <w:pPr>
+        <w:spacing w:before="100" w:beforeAutospacing="1" w:after="100" w:afterAutospacing="1" w:line="240" w:lineRule="auto"/>
+        <w:rPr>
+          <w:rFonts w:ascii="Times New Roman" w:eastAsia="Times New Roman" w:hAnsi="Times New Roman" w:cs="Times New Roman"/>
+          <w:sz w:val="24"/>
+          <w:szCs w:val="24"/>
+        </w:rPr>
+      </w:pPr>
+      <w:r>
+        <w:rPr>
+          <w:rFonts w:ascii="Times New Roman" w:eastAsia="Times New Roman" w:hAnsi="Times New Roman" w:cs="Myanmar Text"/>
+          <w:sz w:val="24"/>
+          <w:szCs w:val="24"/>
+          <w:cs/>
+        </w:rPr>
+        <w:t>အောက်ပါ အဆင့် (၄) ဆင့်ကို တစ်ဆင့်ချင်း သေချာလိုက်လုပ်ပေးပါခင်ဗျာ-</w:t>
+      </w:r>
+    </w:p>
+    <w:p>
+      <w:pPr>
+        <w:spacing w:before="100" w:beforeAutospacing="1" w:after="100" w:afterAutospacing="1" w:line="240" w:lineRule="auto"/>
+        <w:outlineLvl w:val="2"/>
+        <w:rPr>
+          <w:rFonts w:ascii="Times New Roman" w:eastAsia="Times New Roman" w:hAnsi="Times New Roman" w:cs="Times New Roman"/>
+          <w:b/>
+          <w:bCs/>
+          <w:sz w:val="27"/>
+          <w:szCs w:val="27"/>
+        </w:rPr>
+      </w:pPr>
+      <w:r>
+        <w:rPr>
+          <w:rFonts w:ascii="Times New Roman" w:eastAsia="Times New Roman" w:hAnsi="Times New Roman" w:cs="Myanmar Text"/>
+          <w:b/>
+          <w:bCs/>
+          <w:sz w:val="27"/>
+          <w:szCs w:val="27"/>
+          <w:cs/>
+        </w:rPr>
+        <w:t xml:space="preserve">အဆင့် ၁။ </w:t>
+      </w:r>
+      <w:r>
+        <w:rPr>
+          <w:rFonts w:ascii="Times New Roman" w:eastAsia="Times New Roman" w:hAnsi="Times New Roman" w:cs="Times New Roman"/>
+          <w:b/>
+          <w:bCs/>
+          <w:sz w:val="27"/>
+          <w:szCs w:val="27"/>
+        </w:rPr>
+        <w:t xml:space="preserve">GitHub Desktop </w:t>
+      </w:r>
+      <w:r>
+        <w:rPr>
+          <w:rFonts w:ascii="Times New Roman" w:eastAsia="Times New Roman" w:hAnsi="Times New Roman" w:cs="Myanmar Text"/>
+          <w:b/>
+          <w:bCs/>
+          <w:sz w:val="27"/>
+          <w:szCs w:val="27"/>
+          <w:cs/>
+        </w:rPr>
+        <w:t>ကို ဒေါင်းလုဒ်ဆွဲခြင်း</w:t>
+      </w:r>
+    </w:p>
+    <w:p>
+      <w:pPr>
+        <w:spacing w:before="100" w:beforeAutospacing="1" w:after="100" w:afterAutospacing="1" w:line="240" w:lineRule="auto"/>
+        <w:rPr>
+          <w:rFonts w:ascii="Times New Roman" w:eastAsia="Times New Roman" w:hAnsi="Times New Roman" w:cs="Times New Roman"/>
+          <w:sz w:val="24"/>
+          <w:szCs w:val="24"/>
+        </w:rPr>
+      </w:pPr>
+      <w:r>
+        <w:rPr>
+          <w:rFonts w:ascii="Times New Roman" w:eastAsia="Times New Roman" w:hAnsi="Times New Roman" w:cs="Myanmar Text"/>
+          <w:sz w:val="24"/>
+          <w:szCs w:val="24"/>
+          <w:cs/>
+        </w:rPr>
+        <w:t>၁။</w:t>
+      </w:r>
+      <w:r>
+        <w:rPr>
+          <w:rFonts w:ascii="Times New Roman" w:eastAsia="Times New Roman" w:hAnsi="Times New Roman" w:cs="Times New Roman"/>
+          <w:sz w:val="24"/>
+          <w:szCs w:val="24"/>
+        </w:rPr>
+        <w:t xml:space="preserve"> </w:t>
+      </w:r>
+      <w:hyperlink r:id="rId5" w:tgtFrame="_blank" w:history="1">
+        <w:r>
+          <w:rPr>
+            <w:rFonts w:ascii="Times New Roman" w:eastAsia="Times New Roman" w:hAnsi="Times New Roman" w:cs="Times New Roman"/>
+            <w:color w:val="0000FF"/>
+            <w:sz w:val="24"/>
+            <w:szCs w:val="24"/>
+            <w:u w:val="single"/>
+          </w:rPr>
+          <w:t>https://desktop.github.com/</w:t>
+        </w:r>
+      </w:hyperlink>
+      <w:r>
+        <w:rPr>
+          <w:rFonts w:ascii="Times New Roman" w:eastAsia="Times New Roman" w:hAnsi="Times New Roman" w:cs="Times New Roman"/>
+          <w:sz w:val="24"/>
+          <w:szCs w:val="24"/>
+        </w:rPr>
+        <w:t xml:space="preserve"> </w:t>
+      </w:r>
+      <w:r>
+        <w:rPr>
+          <w:rFonts w:ascii="Times New Roman" w:eastAsia="Times New Roman" w:hAnsi="Times New Roman" w:cs="Myanmar Text"/>
+          <w:sz w:val="24"/>
+          <w:szCs w:val="24"/>
+          <w:cs/>
+        </w:rPr>
+        <w:t>သို့ သွားပါ။</w:t>
+      </w:r>
+      <w:r>
+        <w:rPr>
+          <w:rFonts w:ascii="Times New Roman" w:eastAsia="Times New Roman" w:hAnsi="Times New Roman" w:cs="Times New Roman"/>
+          <w:sz w:val="24"/>
+          <w:szCs w:val="24"/>
+        </w:rPr>
+        <w:t xml:space="preserve"> </w:t>
+      </w:r>
+      <w:r>
+        <w:rPr>
+          <w:rFonts w:ascii="Times New Roman" w:eastAsia="Times New Roman" w:hAnsi="Times New Roman" w:cs="Myanmar Text"/>
+          <w:sz w:val="24"/>
+          <w:szCs w:val="24"/>
+          <w:cs/>
+        </w:rPr>
+        <w:t>၂။</w:t>
+      </w:r>
+      <w:r>
+        <w:rPr>
+          <w:rFonts w:ascii="Times New Roman" w:eastAsia="Times New Roman" w:hAnsi="Times New Roman" w:cs="Times New Roman"/>
+          <w:sz w:val="24"/>
+          <w:szCs w:val="24"/>
+        </w:rPr>
+        <w:t xml:space="preserve"> </w:t>
+      </w:r>
+      <w:r>
+        <w:rPr>
+          <w:rFonts w:ascii="Times New Roman" w:eastAsia="Times New Roman" w:hAnsi="Times New Roman" w:cs="Times New Roman"/>
+          <w:b/>
+          <w:bCs/>
+          <w:sz w:val="24"/>
+          <w:szCs w:val="24"/>
+        </w:rPr>
+        <w:t>"Download for Windows"</w:t>
+      </w:r>
+      <w:r>
+        <w:rPr>
+          <w:rFonts w:ascii="Times New Roman" w:eastAsia="Times New Roman" w:hAnsi="Times New Roman" w:cs="Times New Roman"/>
+          <w:sz w:val="24"/>
+          <w:szCs w:val="24"/>
+        </w:rPr>
+        <w:t xml:space="preserve"> </w:t>
+      </w:r>
+      <w:r>
+        <w:rPr>
+          <w:rFonts w:ascii="Times New Roman" w:eastAsia="Times New Roman" w:hAnsi="Times New Roman" w:cs="Myanmar Text"/>
+          <w:sz w:val="24"/>
+          <w:szCs w:val="24"/>
+          <w:cs/>
+        </w:rPr>
+        <w:t>ဆိုတဲ့ ခလုတ်အကြီးကြီးကို နှိပ်ပြီး ဆွဲပါ။</w:t>
+      </w:r>
+      <w:r>
+        <w:rPr>
+          <w:rFonts w:ascii="Times New Roman" w:eastAsia="Times New Roman" w:hAnsi="Times New Roman" w:cs="Times New Roman"/>
+          <w:sz w:val="24"/>
+          <w:szCs w:val="24"/>
+        </w:rPr>
+        <w:t xml:space="preserve"> </w:t>
+      </w:r>
+      <w:r>
+        <w:rPr>
+          <w:rFonts w:ascii="Times New Roman" w:eastAsia="Times New Roman" w:hAnsi="Times New Roman" w:cs="Myanmar Text"/>
+          <w:sz w:val="24"/>
+          <w:szCs w:val="24"/>
+          <w:cs/>
+        </w:rPr>
+        <w:t xml:space="preserve">၃။ ဒေါင်းလုဒ်ဆွဲပြီးရင် ဖိုင်ကို ဖွင့်ပြီး </w:t>
+      </w:r>
+      <w:r>
+        <w:rPr>
+          <w:rFonts w:ascii="Times New Roman" w:eastAsia="Times New Roman" w:hAnsi="Times New Roman" w:cs="Times New Roman"/>
+          <w:sz w:val="24"/>
+          <w:szCs w:val="24"/>
+        </w:rPr>
+        <w:t xml:space="preserve">Install </w:t>
+      </w:r>
+      <w:r>
+        <w:rPr>
+          <w:rFonts w:ascii="Times New Roman" w:eastAsia="Times New Roman" w:hAnsi="Times New Roman" w:cs="Myanmar Text"/>
+          <w:sz w:val="24"/>
+          <w:szCs w:val="24"/>
+          <w:cs/>
+        </w:rPr>
+        <w:t>လုပ်ပါ။</w:t>
+      </w:r>
+      <w:r>
+        <w:rPr>
+          <w:rFonts w:ascii="Times New Roman" w:eastAsia="Times New Roman" w:hAnsi="Times New Roman" w:cs="Times New Roman"/>
+          <w:sz w:val="24"/>
+          <w:szCs w:val="24"/>
+        </w:rPr>
+        <w:t xml:space="preserve"> </w:t>
+      </w:r>
+      <w:r>
+        <w:rPr>
+          <w:rFonts w:ascii="Times New Roman" w:eastAsia="Times New Roman" w:hAnsi="Times New Roman" w:cs="Myanmar Text"/>
+          <w:sz w:val="24"/>
+          <w:szCs w:val="24"/>
+          <w:cs/>
+        </w:rPr>
+        <w:t xml:space="preserve">၄။ </w:t>
+      </w:r>
+      <w:r>
+        <w:rPr>
+          <w:rFonts w:ascii="Times New Roman" w:eastAsia="Times New Roman" w:hAnsi="Times New Roman" w:cs="Times New Roman"/>
+          <w:sz w:val="24"/>
+          <w:szCs w:val="24"/>
+        </w:rPr>
+        <w:t xml:space="preserve">Install </w:t>
+      </w:r>
+      <w:r>
+        <w:rPr>
+          <w:rFonts w:ascii="Times New Roman" w:eastAsia="Times New Roman" w:hAnsi="Times New Roman" w:cs="Myanmar Text"/>
+          <w:sz w:val="24"/>
+          <w:szCs w:val="24"/>
+          <w:cs/>
+        </w:rPr>
+        <w:t xml:space="preserve">ပြီးသွားရင် </w:t>
+      </w:r>
+      <w:r>
+        <w:rPr>
+          <w:rFonts w:ascii="Times New Roman" w:eastAsia="Times New Roman" w:hAnsi="Times New Roman" w:cs="Times New Roman"/>
+          <w:sz w:val="24"/>
+          <w:szCs w:val="24"/>
+        </w:rPr>
+        <w:t xml:space="preserve">GitHub Desktop </w:t>
+      </w:r>
+      <w:r>
+        <w:rPr>
+          <w:rFonts w:ascii="Times New Roman" w:eastAsia="Times New Roman" w:hAnsi="Times New Roman" w:cs="Myanmar Text"/>
+          <w:sz w:val="24"/>
+          <w:szCs w:val="24"/>
+          <w:cs/>
+        </w:rPr>
+        <w:t>ပွင့်လာပါလိမ့်မယ်။</w:t>
+      </w:r>
+      <w:r>
+        <w:rPr>
+          <w:rFonts w:ascii="Times New Roman" w:eastAsia="Times New Roman" w:hAnsi="Times New Roman" w:cs="Times New Roman"/>
+          <w:sz w:val="24"/>
+          <w:szCs w:val="24"/>
+        </w:rPr>
+        <w:t xml:space="preserve"> </w:t>
+      </w:r>
+      <w:r>
+        <w:rPr>
+          <w:rFonts w:ascii="Times New Roman" w:eastAsia="Times New Roman" w:hAnsi="Times New Roman" w:cs="Times New Roman"/>
+          <w:b/>
+          <w:bCs/>
+          <w:sz w:val="24"/>
+          <w:szCs w:val="24"/>
+        </w:rPr>
+        <w:t>"Sign in to GitHub.com"</w:t>
+      </w:r>
+      <w:r>
+        <w:rPr>
+          <w:rFonts w:ascii="Times New Roman" w:eastAsia="Times New Roman" w:hAnsi="Times New Roman" w:cs="Times New Roman"/>
+          <w:sz w:val="24"/>
+          <w:szCs w:val="24"/>
+        </w:rPr>
+        <w:t xml:space="preserve"> </w:t>
+      </w:r>
+      <w:r>
+        <w:rPr>
+          <w:rFonts w:ascii="Times New Roman" w:eastAsia="Times New Roman" w:hAnsi="Times New Roman" w:cs="Myanmar Text"/>
+          <w:sz w:val="24"/>
+          <w:szCs w:val="24"/>
+          <w:cs/>
+        </w:rPr>
+        <w:t xml:space="preserve">ကို နှိပ်ပြီး ခုနက သင်ဖွင့်ထားတဲ့ </w:t>
+      </w:r>
+      <w:r>
+        <w:rPr>
+          <w:rFonts w:ascii="Times New Roman" w:eastAsia="Times New Roman" w:hAnsi="Times New Roman" w:cs="Times New Roman"/>
+          <w:sz w:val="24"/>
+          <w:szCs w:val="24"/>
+        </w:rPr>
+        <w:t xml:space="preserve">Google </w:t>
+      </w:r>
+      <w:r>
+        <w:rPr>
+          <w:rFonts w:ascii="Times New Roman" w:eastAsia="Times New Roman" w:hAnsi="Times New Roman" w:cs="Myanmar Text"/>
+          <w:sz w:val="24"/>
+          <w:szCs w:val="24"/>
+          <w:cs/>
+        </w:rPr>
+        <w:t>အကောင့်နဲ့ ဝင်လိုက်ပါ။</w:t>
+      </w:r>
+    </w:p>
+    <w:p>
+      <w:pPr>
+        <w:spacing w:after="0" w:line="240" w:lineRule="auto"/>
+        <w:rPr>
+          <w:rFonts w:ascii="Times New Roman" w:eastAsia="Times New Roman" w:hAnsi="Times New Roman" w:cs="Times New Roman"/>
+          <w:sz w:val="24"/>
+          <w:szCs w:val="24"/>
+        </w:rPr>
+      </w:pPr>
+      <w:r>
+        <w:rPr>
+          <w:rFonts w:ascii="Times New Roman" w:eastAsia="Times New Roman" w:hAnsi="Times New Roman" w:cs="Times New Roman"/>
+          <w:sz w:val="24"/>
+          <w:szCs w:val="24"/>
+        </w:rPr>
+        <w:pict w14:anchorId="5450BE0E">
+          <v:rect id="_x0000_i1025" style="width:0;height:1.5pt" o:hralign="center" o:hrstd="t" o:hr="t" fillcolor="#a0a0a0" stroked="f"/>
+        </w:pict>
+      </w:r>
+    </w:p>
+    <w:p>
+      <w:pPr>
+        <w:spacing w:before="100" w:beforeAutospacing="1" w:after="100" w:afterAutospacing="1" w:line="240" w:lineRule="auto"/>
+        <w:outlineLvl w:val="2"/>
+        <w:rPr>
+          <w:rFonts w:ascii="Times New Roman" w:eastAsia="Times New Roman" w:hAnsi="Times New Roman" w:cs="Times New Roman"/>
+          <w:b/>
+          <w:bCs/>
+          <w:sz w:val="27"/>
+          <w:szCs w:val="27"/>
+        </w:rPr>
+      </w:pPr>
+      <w:r>
+        <w:rPr>
+          <w:rFonts w:ascii="Times New Roman" w:eastAsia="Times New Roman" w:hAnsi="Times New Roman" w:cs="Myanmar Text"/>
+          <w:b/>
+          <w:bCs/>
+          <w:sz w:val="27"/>
+          <w:szCs w:val="27"/>
+          <w:cs/>
+        </w:rPr>
+        <w:t xml:space="preserve">အဆင့် ၂။ မိမိ </w:t>
+      </w:r>
+      <w:r>
+        <w:rPr>
+          <w:rFonts w:ascii="Times New Roman" w:eastAsia="Times New Roman" w:hAnsi="Times New Roman" w:cs="Times New Roman"/>
+          <w:b/>
+          <w:bCs/>
+          <w:sz w:val="27"/>
+          <w:szCs w:val="27"/>
+        </w:rPr>
+        <w:t xml:space="preserve">Code </w:t>
+      </w:r>
+      <w:r>
+        <w:rPr>
+          <w:rFonts w:ascii="Times New Roman" w:eastAsia="Times New Roman" w:hAnsi="Times New Roman" w:cs="Myanmar Text"/>
+          <w:b/>
+          <w:bCs/>
+          <w:sz w:val="27"/>
+          <w:szCs w:val="27"/>
+          <w:cs/>
+        </w:rPr>
+        <w:t xml:space="preserve">များကို </w:t>
+      </w:r>
+      <w:r>
+        <w:rPr>
+          <w:rFonts w:ascii="Times New Roman" w:eastAsia="Times New Roman" w:hAnsi="Times New Roman" w:cs="Times New Roman"/>
+          <w:b/>
+          <w:bCs/>
+          <w:sz w:val="27"/>
+          <w:szCs w:val="27"/>
+        </w:rPr>
+        <w:t xml:space="preserve">GitHub Desktop </w:t>
+      </w:r>
+      <w:r>
+        <w:rPr>
+          <w:rFonts w:ascii="Times New Roman" w:eastAsia="Times New Roman" w:hAnsi="Times New Roman" w:cs="Myanmar Text"/>
+          <w:b/>
+          <w:bCs/>
+          <w:sz w:val="27"/>
+          <w:szCs w:val="27"/>
+          <w:cs/>
+        </w:rPr>
+        <w:t>သို့ ထည့်ခြင်း (</w:t>
+      </w:r>
+      <w:r>
+        <w:rPr>
+          <w:rFonts w:ascii="Times New Roman" w:eastAsia="Times New Roman" w:hAnsi="Times New Roman" w:cs="Times New Roman"/>
+          <w:b/>
+          <w:bCs/>
+          <w:sz w:val="27"/>
+          <w:szCs w:val="27"/>
+        </w:rPr>
+        <w:t>Add Local Repository)</w:t>
+      </w:r>
+    </w:p>
+    <w:p>
+      <w:pPr>
+        <w:spacing w:before="100" w:beforeAutospacing="1" w:after="100" w:afterAutospacing="1" w:line="240" w:lineRule="auto"/>
+        <w:rPr>
+          <w:rFonts w:ascii="Times New Roman" w:eastAsia="Times New Roman" w:hAnsi="Times New Roman" w:cs="Times New Roman"/>
+          <w:sz w:val="24"/>
+          <w:szCs w:val="24"/>
+        </w:rPr>
+      </w:pPr>
+      <w:r>
+        <w:rPr>
+          <w:rFonts w:ascii="Times New Roman" w:eastAsia="Times New Roman" w:hAnsi="Times New Roman" w:cs="Myanmar Text"/>
+          <w:sz w:val="24"/>
+          <w:szCs w:val="24"/>
+          <w:cs/>
+        </w:rPr>
+        <w:t xml:space="preserve">၁။ </w:t>
+      </w:r>
+      <w:r>
+        <w:rPr>
+          <w:rFonts w:ascii="Times New Roman" w:eastAsia="Times New Roman" w:hAnsi="Times New Roman" w:cs="Times New Roman"/>
+          <w:sz w:val="24"/>
+          <w:szCs w:val="24"/>
+        </w:rPr>
+        <w:t xml:space="preserve">GitHub Desktop </w:t>
+      </w:r>
+      <w:r>
+        <w:rPr>
+          <w:rFonts w:ascii="Times New Roman" w:eastAsia="Times New Roman" w:hAnsi="Times New Roman" w:cs="Myanmar Text"/>
+          <w:sz w:val="24"/>
+          <w:szCs w:val="24"/>
+          <w:cs/>
+        </w:rPr>
+        <w:t>ရဲ့ ဘယ်ဘက်အပေါ်ထောင့်က</w:t>
+      </w:r>
+      <w:r>
+        <w:rPr>
+          <w:rFonts w:ascii="Times New Roman" w:eastAsia="Times New Roman" w:hAnsi="Times New Roman" w:cs="Times New Roman"/>
+          <w:sz w:val="24"/>
+          <w:szCs w:val="24"/>
+        </w:rPr>
+        <w:t xml:space="preserve"> </w:t>
+      </w:r>
+      <w:r>
+        <w:rPr>
+          <w:rFonts w:ascii="Times New Roman" w:eastAsia="Times New Roman" w:hAnsi="Times New Roman" w:cs="Times New Roman"/>
+          <w:b/>
+          <w:bCs/>
+          <w:sz w:val="24"/>
+          <w:szCs w:val="24"/>
+        </w:rPr>
+        <w:t>File</w:t>
+      </w:r>
+      <w:r>
+        <w:rPr>
+          <w:rFonts w:ascii="Times New Roman" w:eastAsia="Times New Roman" w:hAnsi="Times New Roman" w:cs="Times New Roman"/>
+          <w:sz w:val="24"/>
+          <w:szCs w:val="24"/>
+        </w:rPr>
+        <w:t xml:space="preserve"> &gt; </w:t>
+      </w:r>
+      <w:r>
+        <w:rPr>
+          <w:rFonts w:ascii="Times New Roman" w:eastAsia="Times New Roman" w:hAnsi="Times New Roman" w:cs="Times New Roman"/>
+          <w:b/>
+          <w:bCs/>
+          <w:sz w:val="24"/>
+          <w:szCs w:val="24"/>
+        </w:rPr>
+        <w:t>Add local repository...</w:t>
+      </w:r>
+      <w:r>
+        <w:rPr>
+          <w:rFonts w:ascii="Times New Roman" w:eastAsia="Times New Roman" w:hAnsi="Times New Roman" w:cs="Times New Roman"/>
+          <w:sz w:val="24"/>
+          <w:szCs w:val="24"/>
+        </w:rPr>
+        <w:t xml:space="preserve"> </w:t>
+      </w:r>
+      <w:r>
+        <w:rPr>
+          <w:rFonts w:ascii="Times New Roman" w:eastAsia="Times New Roman" w:hAnsi="Times New Roman" w:cs="Myanmar Text"/>
+          <w:sz w:val="24"/>
+          <w:szCs w:val="24"/>
+          <w:cs/>
+        </w:rPr>
+        <w:t>ကို နှိပ်ပါ။ (သို့မဟုတ် အလယ်က</w:t>
+      </w:r>
+      <w:r>
+        <w:rPr>
+          <w:rFonts w:ascii="Times New Roman" w:eastAsia="Times New Roman" w:hAnsi="Times New Roman" w:cs="Times New Roman"/>
+          <w:sz w:val="24"/>
+          <w:szCs w:val="24"/>
+        </w:rPr>
+        <w:t xml:space="preserve"> </w:t>
+      </w:r>
+      <w:r>
+        <w:rPr>
+          <w:rFonts w:ascii="Courier New" w:eastAsia="Times New Roman" w:hAnsi="Courier New" w:cs="Courier New"/>
+          <w:sz w:val="20"/>
+          <w:szCs w:val="20"/>
+        </w:rPr>
+        <w:t>Add an Existing Repository from your hard drive...</w:t>
+      </w:r>
+      <w:r>
+        <w:rPr>
+          <w:rFonts w:ascii="Times New Roman" w:eastAsia="Times New Roman" w:hAnsi="Times New Roman" w:cs="Times New Roman"/>
+          <w:sz w:val="24"/>
+          <w:szCs w:val="24"/>
+        </w:rPr>
+        <w:t xml:space="preserve"> </w:t>
+      </w:r>
+      <w:r>
+        <w:rPr>
+          <w:rFonts w:ascii="Times New Roman" w:eastAsia="Times New Roman" w:hAnsi="Times New Roman" w:cs="Myanmar Text"/>
+          <w:sz w:val="24"/>
+          <w:szCs w:val="24"/>
+          <w:cs/>
+        </w:rPr>
+        <w:t>ကို နှိပ်ပါ)။</w:t>
+      </w:r>
+      <w:r>
+        <w:rPr>
+          <w:rFonts w:ascii="Times New Roman" w:eastAsia="Times New Roman" w:hAnsi="Times New Roman" w:cs="Times New Roman"/>
+          <w:sz w:val="24"/>
+          <w:szCs w:val="24"/>
+        </w:rPr>
+        <w:t xml:space="preserve"> </w:t>
+      </w:r>
+    </w:p>
+    <w:p>
+      <w:pPr>
+        <w:spacing w:before="100" w:beforeAutospacing="1" w:after="100" w:afterAutospacing="1" w:line="240" w:lineRule="auto"/>
+        <w:rPr>
+          <w:rFonts w:ascii="Times New Roman" w:eastAsia="Times New Roman" w:hAnsi="Times New Roman" w:cs="Times New Roman"/>
+          <w:sz w:val="24"/>
+          <w:szCs w:val="24"/>
+        </w:rPr>
+      </w:pPr>
+      <w:r>
+        <w:rPr>
+          <w:rFonts w:ascii="Times New Roman" w:eastAsia="Times New Roman" w:hAnsi="Times New Roman" w:cs="Myanmar Text"/>
+          <w:sz w:val="24"/>
+          <w:szCs w:val="24"/>
+          <w:cs/>
+        </w:rPr>
+        <w:t xml:space="preserve">၂။ ပေါ်လာတဲ့ </w:t>
+      </w:r>
+      <w:r>
+        <w:rPr>
+          <w:rFonts w:ascii="Times New Roman" w:eastAsia="Times New Roman" w:hAnsi="Times New Roman" w:cs="Times New Roman"/>
+          <w:sz w:val="24"/>
+          <w:szCs w:val="24"/>
+        </w:rPr>
+        <w:t xml:space="preserve">Box </w:t>
+      </w:r>
+      <w:r>
+        <w:rPr>
+          <w:rFonts w:ascii="Times New Roman" w:eastAsia="Times New Roman" w:hAnsi="Times New Roman" w:cs="Myanmar Text"/>
+          <w:sz w:val="24"/>
+          <w:szCs w:val="24"/>
+          <w:cs/>
+        </w:rPr>
+        <w:t>ထဲက</w:t>
+      </w:r>
+      <w:r>
+        <w:rPr>
+          <w:rFonts w:ascii="Times New Roman" w:eastAsia="Times New Roman" w:hAnsi="Times New Roman" w:cs="Times New Roman"/>
+          <w:sz w:val="24"/>
+          <w:szCs w:val="24"/>
+        </w:rPr>
+        <w:t xml:space="preserve"> </w:t>
+      </w:r>
+      <w:r>
+        <w:rPr>
+          <w:rFonts w:ascii="Times New Roman" w:eastAsia="Times New Roman" w:hAnsi="Times New Roman" w:cs="Times New Roman"/>
+          <w:b/>
+          <w:bCs/>
+          <w:sz w:val="24"/>
+          <w:szCs w:val="24"/>
+        </w:rPr>
+        <w:t>Local path</w:t>
+      </w:r>
+      <w:r>
+        <w:rPr>
+          <w:rFonts w:ascii="Times New Roman" w:eastAsia="Times New Roman" w:hAnsi="Times New Roman" w:cs="Times New Roman"/>
+          <w:sz w:val="24"/>
+          <w:szCs w:val="24"/>
+        </w:rPr>
+        <w:t xml:space="preserve"> </w:t>
+      </w:r>
+      <w:r>
+        <w:rPr>
+          <w:rFonts w:ascii="Times New Roman" w:eastAsia="Times New Roman" w:hAnsi="Times New Roman" w:cs="Myanmar Text"/>
+          <w:sz w:val="24"/>
+          <w:szCs w:val="24"/>
+          <w:cs/>
+        </w:rPr>
+        <w:t>ဆိုတဲ့နေရာမှာ</w:t>
+      </w:r>
+      <w:r>
+        <w:rPr>
+          <w:rFonts w:ascii="Times New Roman" w:eastAsia="Times New Roman" w:hAnsi="Times New Roman" w:cs="Times New Roman"/>
+          <w:sz w:val="24"/>
+          <w:szCs w:val="24"/>
+        </w:rPr>
+        <w:t xml:space="preserve"> </w:t>
+      </w:r>
+      <w:r>
+        <w:rPr>
+          <w:rFonts w:ascii="Courier New" w:eastAsia="Times New Roman" w:hAnsi="Courier New" w:cs="Courier New"/>
+          <w:sz w:val="20"/>
+          <w:szCs w:val="20"/>
+        </w:rPr>
+        <w:t>Choose...</w:t>
+      </w:r>
+      <w:r>
+        <w:rPr>
+          <w:rFonts w:ascii="Times New Roman" w:eastAsia="Times New Roman" w:hAnsi="Times New Roman" w:cs="Times New Roman"/>
+          <w:sz w:val="24"/>
+          <w:szCs w:val="24"/>
+        </w:rPr>
+        <w:t xml:space="preserve"> </w:t>
+      </w:r>
+      <w:r>
+        <w:rPr>
+          <w:rFonts w:ascii="Times New Roman" w:eastAsia="Times New Roman" w:hAnsi="Times New Roman" w:cs="Myanmar Text"/>
+          <w:sz w:val="24"/>
+          <w:szCs w:val="24"/>
+          <w:cs/>
+        </w:rPr>
+        <w:t xml:space="preserve">ခလုတ်ကို နှိပ်ပြီး သင့်ရဲ့ </w:t>
+      </w:r>
+      <w:r>
+        <w:rPr>
+          <w:rFonts w:ascii="Times New Roman" w:eastAsia="Times New Roman" w:hAnsi="Times New Roman" w:cs="Times New Roman"/>
+          <w:sz w:val="24"/>
+          <w:szCs w:val="24"/>
+        </w:rPr>
+        <w:t xml:space="preserve">Project </w:t>
+      </w:r>
+      <w:r>
+        <w:rPr>
+          <w:rFonts w:ascii="Times New Roman" w:eastAsia="Times New Roman" w:hAnsi="Times New Roman" w:cs="Myanmar Text"/>
+          <w:sz w:val="24"/>
+          <w:szCs w:val="24"/>
+          <w:cs/>
+        </w:rPr>
+        <w:t>ဖိုင်တွဲ (</w:t>
+      </w:r>
+      <w:r>
+        <w:rPr>
+          <w:rFonts w:ascii="Times New Roman" w:eastAsia="Times New Roman" w:hAnsi="Times New Roman" w:cs="Times New Roman"/>
+          <w:sz w:val="24"/>
+          <w:szCs w:val="24"/>
+        </w:rPr>
+        <w:t xml:space="preserve">D:\Creative Paradise Company Finance Project) </w:t>
+      </w:r>
+      <w:r>
+        <w:rPr>
+          <w:rFonts w:ascii="Times New Roman" w:eastAsia="Times New Roman" w:hAnsi="Times New Roman" w:cs="Myanmar Text"/>
+          <w:sz w:val="24"/>
+          <w:szCs w:val="24"/>
+          <w:cs/>
+        </w:rPr>
+        <w:t>ကို သွားရွေးပေးပါ။</w:t>
+      </w:r>
+      <w:r>
+        <w:rPr>
+          <w:rFonts w:ascii="Times New Roman" w:eastAsia="Times New Roman" w:hAnsi="Times New Roman" w:cs="Times New Roman"/>
+          <w:sz w:val="24"/>
+          <w:szCs w:val="24"/>
+        </w:rPr>
+        <w:t xml:space="preserve"> </w:t>
+      </w:r>
+    </w:p>
+    <w:p>
+      <w:pPr>
+        <w:spacing w:before="100" w:beforeAutospacing="1" w:after="100" w:afterAutospacing="1" w:line="240" w:lineRule="auto"/>
+        <w:rPr>
+          <w:rFonts w:ascii="Times New Roman" w:eastAsia="Times New Roman" w:hAnsi="Times New Roman" w:cs="Times New Roman"/>
+          <w:sz w:val="24"/>
+          <w:szCs w:val="24"/>
+        </w:rPr>
+      </w:pPr>
+      <w:r>
+        <w:rPr>
+          <w:rFonts w:ascii="Times New Roman" w:eastAsia="Times New Roman" w:hAnsi="Times New Roman" w:cs="Myanmar Text"/>
+          <w:sz w:val="24"/>
+          <w:szCs w:val="24"/>
+          <w:cs/>
+        </w:rPr>
+        <w:lastRenderedPageBreak/>
+        <w:t>၃။</w:t>
+      </w:r>
+      <w:r>
+        <w:rPr>
+          <w:rFonts w:ascii="Times New Roman" w:eastAsia="Times New Roman" w:hAnsi="Times New Roman" w:cs="Times New Roman"/>
+          <w:sz w:val="24"/>
+          <w:szCs w:val="24"/>
+        </w:rPr>
+        <w:t xml:space="preserve"> </w:t>
+      </w:r>
+      <w:r>
+        <w:rPr>
+          <w:rFonts w:ascii="Times New Roman" w:eastAsia="Times New Roman" w:hAnsi="Times New Roman" w:cs="Times New Roman"/>
+          <w:i/>
+          <w:iCs/>
+          <w:sz w:val="24"/>
+          <w:szCs w:val="24"/>
+        </w:rPr>
+        <w:t>"This directory does not appear to be a Git repository"</w:t>
+      </w:r>
+      <w:r>
+        <w:rPr>
+          <w:rFonts w:ascii="Times New Roman" w:eastAsia="Times New Roman" w:hAnsi="Times New Roman" w:cs="Times New Roman"/>
+          <w:sz w:val="24"/>
+          <w:szCs w:val="24"/>
+        </w:rPr>
+        <w:t xml:space="preserve"> </w:t>
+      </w:r>
+      <w:r>
+        <w:rPr>
+          <w:rFonts w:ascii="Times New Roman" w:eastAsia="Times New Roman" w:hAnsi="Times New Roman" w:cs="Myanmar Text"/>
+          <w:sz w:val="24"/>
+          <w:szCs w:val="24"/>
+          <w:cs/>
+        </w:rPr>
+        <w:t>ဆိုပြီး အနီရောင်စာတန်းလေး ပေါ်လာပါလိမ့်မယ်။ အဲဒီစာတန်းအောက်က</w:t>
+      </w:r>
+      <w:r>
+        <w:rPr>
+          <w:rFonts w:ascii="Times New Roman" w:eastAsia="Times New Roman" w:hAnsi="Times New Roman" w:cs="Times New Roman"/>
+          <w:sz w:val="24"/>
+          <w:szCs w:val="24"/>
+        </w:rPr>
+        <w:t xml:space="preserve"> </w:t>
+      </w:r>
+      <w:r>
+        <w:rPr>
+          <w:rFonts w:ascii="Times New Roman" w:eastAsia="Times New Roman" w:hAnsi="Times New Roman" w:cs="Times New Roman"/>
+          <w:b/>
+          <w:bCs/>
+          <w:sz w:val="24"/>
+          <w:szCs w:val="24"/>
+        </w:rPr>
+        <w:t>"create a repository"</w:t>
+      </w:r>
+      <w:r>
+        <w:rPr>
+          <w:rFonts w:ascii="Times New Roman" w:eastAsia="Times New Roman" w:hAnsi="Times New Roman" w:cs="Times New Roman"/>
+          <w:sz w:val="24"/>
+          <w:szCs w:val="24"/>
+        </w:rPr>
+        <w:t xml:space="preserve"> </w:t>
+      </w:r>
+      <w:r>
+        <w:rPr>
+          <w:rFonts w:ascii="Times New Roman" w:eastAsia="Times New Roman" w:hAnsi="Times New Roman" w:cs="Myanmar Text"/>
+          <w:sz w:val="24"/>
+          <w:szCs w:val="24"/>
+          <w:cs/>
+        </w:rPr>
+        <w:t>ဆိုတဲ့ အပြာရောင် လင့်ခ်လေးကို နှိပ်လိုက်ပါ။</w:t>
+      </w:r>
+      <w:r>
+        <w:rPr>
+          <w:rFonts w:ascii="Times New Roman" w:eastAsia="Times New Roman" w:hAnsi="Times New Roman" w:cs="Times New Roman"/>
+          <w:sz w:val="24"/>
+          <w:szCs w:val="24"/>
+        </w:rPr>
+        <w:t xml:space="preserve"> </w:t>
+      </w:r>
+    </w:p>
+    <w:p>
+      <w:pPr>
+        <w:spacing w:before="100" w:beforeAutospacing="1" w:after="100" w:afterAutospacing="1" w:line="240" w:lineRule="auto"/>
+        <w:rPr>
+          <w:rFonts w:ascii="Times New Roman" w:eastAsia="Times New Roman" w:hAnsi="Times New Roman" w:cs="Times New Roman"/>
+          <w:sz w:val="24"/>
+          <w:szCs w:val="24"/>
+        </w:rPr>
+      </w:pPr>
+      <w:r>
+        <w:rPr>
+          <w:rFonts w:ascii="Times New Roman" w:eastAsia="Times New Roman" w:hAnsi="Times New Roman" w:cs="Myanmar Text"/>
+          <w:sz w:val="24"/>
+          <w:szCs w:val="24"/>
+          <w:cs/>
+        </w:rPr>
+        <w:t>၄။ နာမည် (</w:t>
+      </w:r>
+      <w:r>
+        <w:rPr>
+          <w:rFonts w:ascii="Times New Roman" w:eastAsia="Times New Roman" w:hAnsi="Times New Roman" w:cs="Times New Roman"/>
+          <w:sz w:val="24"/>
+          <w:szCs w:val="24"/>
+        </w:rPr>
+        <w:t xml:space="preserve">Name) </w:t>
+      </w:r>
+      <w:r>
+        <w:rPr>
+          <w:rFonts w:ascii="Times New Roman" w:eastAsia="Times New Roman" w:hAnsi="Times New Roman" w:cs="Myanmar Text"/>
+          <w:sz w:val="24"/>
+          <w:szCs w:val="24"/>
+          <w:cs/>
+        </w:rPr>
+        <w:t>နေရာမှာ</w:t>
+      </w:r>
+      <w:r>
+        <w:rPr>
+          <w:rFonts w:ascii="Times New Roman" w:eastAsia="Times New Roman" w:hAnsi="Times New Roman" w:cs="Times New Roman"/>
+          <w:sz w:val="24"/>
+          <w:szCs w:val="24"/>
+        </w:rPr>
+        <w:t xml:space="preserve"> </w:t>
+      </w:r>
+      <w:r>
+        <w:rPr>
+          <w:rFonts w:ascii="Courier New" w:eastAsia="Times New Roman" w:hAnsi="Courier New" w:cs="Courier New"/>
+          <w:sz w:val="20"/>
+          <w:szCs w:val="20"/>
+        </w:rPr>
+        <w:t>Creative-Paradise-ERP</w:t>
+      </w:r>
+      <w:r>
+        <w:rPr>
+          <w:rFonts w:ascii="Times New Roman" w:eastAsia="Times New Roman" w:hAnsi="Times New Roman" w:cs="Times New Roman"/>
+          <w:sz w:val="24"/>
+          <w:szCs w:val="24"/>
+        </w:rPr>
+        <w:t xml:space="preserve"> (</w:t>
+      </w:r>
+      <w:r>
+        <w:rPr>
+          <w:rFonts w:ascii="Times New Roman" w:eastAsia="Times New Roman" w:hAnsi="Times New Roman" w:cs="Myanmar Text"/>
+          <w:sz w:val="24"/>
+          <w:szCs w:val="24"/>
+          <w:cs/>
+        </w:rPr>
+        <w:t>သို့မဟုတ် နှစ်သက်ရာ) ပေးပါ။ ပြီးရင် အောက်ဆုံးက</w:t>
+      </w:r>
+      <w:r>
+        <w:rPr>
+          <w:rFonts w:ascii="Times New Roman" w:eastAsia="Times New Roman" w:hAnsi="Times New Roman" w:cs="Times New Roman"/>
+          <w:sz w:val="24"/>
+          <w:szCs w:val="24"/>
+        </w:rPr>
+        <w:t xml:space="preserve"> </w:t>
+      </w:r>
+      <w:r>
+        <w:rPr>
+          <w:rFonts w:ascii="Times New Roman" w:eastAsia="Times New Roman" w:hAnsi="Times New Roman" w:cs="Times New Roman"/>
+          <w:b/>
+          <w:bCs/>
+          <w:sz w:val="24"/>
+          <w:szCs w:val="24"/>
+        </w:rPr>
+        <w:t>"Create repository"</w:t>
+      </w:r>
+      <w:r>
+        <w:rPr>
+          <w:rFonts w:ascii="Times New Roman" w:eastAsia="Times New Roman" w:hAnsi="Times New Roman" w:cs="Times New Roman"/>
+          <w:sz w:val="24"/>
+          <w:szCs w:val="24"/>
+        </w:rPr>
+        <w:t xml:space="preserve"> </w:t>
+      </w:r>
+      <w:r>
+        <w:rPr>
+          <w:rFonts w:ascii="Times New Roman" w:eastAsia="Times New Roman" w:hAnsi="Times New Roman" w:cs="Myanmar Text"/>
+          <w:sz w:val="24"/>
+          <w:szCs w:val="24"/>
+          <w:cs/>
+        </w:rPr>
+        <w:t>အပြာရောင် ခလုတ်ကို နှိပ်လိုက်ပါ။</w:t>
+      </w:r>
+    </w:p>
+    <w:p>
+      <w:pPr>
+        <w:pStyle w:val="Heading3"/>
+      </w:pPr>
+      <w:r>
+        <w:rPr>
+          <w:rFonts w:cs="Myanmar Text"/>
+          <w:cs/>
+        </w:rPr>
+        <w:t xml:space="preserve">အဆင့် ၃။ </w:t>
+      </w:r>
+      <w:r>
+        <w:t xml:space="preserve">Code </w:t>
+      </w:r>
+      <w:r>
+        <w:rPr>
+          <w:rFonts w:cs="Myanmar Text"/>
+          <w:cs/>
+        </w:rPr>
+        <w:t>များအား အတည်ပြုခြင်း (</w:t>
+      </w:r>
+      <w:r>
+        <w:t>Commit)</w:t>
       </w:r>
     </w:p>
     <w:p>
       <w:pPr>
         <w:pStyle w:val="NormalWeb"/>
-      </w:pPr>
-    </w:p>
-    <w:p>
-      <w:pPr>
-        <w:rPr>
-          <w:rFonts w:hint="cs"/>
+        <w:rPr>
+          <w:rFonts w:cs="Myanmar Text"/>
+        </w:rPr>
+      </w:pPr>
+      <w:r>
+        <w:rPr>
+          <w:rFonts w:cs="Myanmar Text"/>
+          <w:cs/>
+        </w:rPr>
+        <w:t xml:space="preserve">၁။ အခုဆိုရင် ဘယ်ဘက်ခြမ်းမှာ သင့်ရဲ့ </w:t>
+      </w:r>
+      <w:r>
+        <w:t xml:space="preserve">Code </w:t>
+      </w:r>
+      <w:r>
+        <w:rPr>
+          <w:rFonts w:cs="Myanmar Text"/>
+          <w:cs/>
+        </w:rPr>
+        <w:t>ဖိုင်တွေ (</w:t>
+      </w:r>
+      <w:r>
+        <w:t xml:space="preserve">app.py, templates, .env) </w:t>
+      </w:r>
+      <w:r>
+        <w:rPr>
+          <w:rFonts w:cs="Myanmar Text"/>
+          <w:cs/>
+        </w:rPr>
+        <w:t>အားလုံး ပေါ်နေပါလိမ့်မယ်။ (အကယ်၍</w:t>
+      </w:r>
+      <w:r>
+        <w:t xml:space="preserve"> </w:t>
+      </w:r>
+      <w:r>
+        <w:rPr>
+          <w:rStyle w:val="HTMLCode"/>
+        </w:rPr>
+        <w:t>.env</w:t>
+      </w:r>
+      <w:r>
+        <w:t xml:space="preserve"> </w:t>
+      </w:r>
+      <w:r>
+        <w:rPr>
+          <w:rFonts w:cs="Myanmar Text"/>
+          <w:cs/>
+        </w:rPr>
+        <w:t>ဖိုင်က အမှန်ခြစ် ပေါ်နေရင်</w:t>
+      </w:r>
+      <w:r>
+        <w:t xml:space="preserve"> </w:t>
+      </w:r>
+      <w:r>
+        <w:rPr>
+          <w:rFonts w:cs="Myanmar Text"/>
+          <w:b/>
+          <w:bCs/>
+          <w:cs/>
+        </w:rPr>
+        <w:t>အမှန်ခြစ်ကို ဖြုတ်လိုက်ပါ</w:t>
+      </w:r>
+      <w:r>
+        <w:rPr>
+          <w:rFonts w:cs="Myanmar Text"/>
+          <w:cs/>
+        </w:rPr>
+        <w:t>။ လုံခြုံရေးဖိုင်ဖြစ်လို့ အင်တာနက်ပေါ် မတင်ရပါဘူး)။</w:t>
+      </w:r>
+    </w:p>
+    <w:p>
+      <w:pPr>
+        <w:pStyle w:val="NormalWeb"/>
+      </w:pPr>
+      <w:r>
+        <w:t xml:space="preserve"> </w:t>
+      </w:r>
+      <w:r>
+        <w:rPr>
+          <w:rFonts w:cs="Myanmar Text"/>
+          <w:cs/>
+        </w:rPr>
+        <w:t>၂။ ဘယ်ဘက်အောက်ထောင့်က</w:t>
+      </w:r>
+      <w:r>
+        <w:t xml:space="preserve"> </w:t>
+      </w:r>
+      <w:r>
+        <w:rPr>
+          <w:b/>
+          <w:bCs/>
+        </w:rPr>
+        <w:t>Summary (required)</w:t>
+      </w:r>
+      <w:r>
+        <w:t xml:space="preserve"> </w:t>
+      </w:r>
+      <w:r>
+        <w:rPr>
+          <w:rFonts w:cs="Myanmar Text"/>
+          <w:cs/>
+        </w:rPr>
+        <w:t>ဆိုတဲ့ လေးထောင့်ကွက်ထဲမှာ "</w:t>
+      </w:r>
+      <w:r>
+        <w:t xml:space="preserve">Initial Commit" </w:t>
+      </w:r>
+      <w:r>
+        <w:rPr>
+          <w:rFonts w:cs="Myanmar Text"/>
+          <w:cs/>
+        </w:rPr>
+        <w:t>သို့မဟုတ် "</w:t>
+      </w:r>
+      <w:r>
+        <w:t xml:space="preserve">First upload" </w:t>
+      </w:r>
+      <w:r>
+        <w:rPr>
+          <w:rFonts w:cs="Myanmar Text"/>
+          <w:cs/>
+        </w:rPr>
+        <w:t>လို့ စာရိုက်ထည့်ပါ။</w:t>
+      </w:r>
+      <w:r>
+        <w:t xml:space="preserve"> </w:t>
+      </w:r>
+    </w:p>
+    <w:p>
+      <w:pPr>
+        <w:pStyle w:val="NormalWeb"/>
+      </w:pPr>
+      <w:r>
+        <w:rPr>
+          <w:rFonts w:cs="Myanmar Text"/>
+          <w:cs/>
+        </w:rPr>
+        <w:t>၃။ ပြီးရင် အဲ့ဒီအောက်က</w:t>
+      </w:r>
+      <w:r>
+        <w:t xml:space="preserve"> </w:t>
+      </w:r>
+      <w:r>
+        <w:rPr>
+          <w:b/>
+          <w:bCs/>
+        </w:rPr>
+        <w:t>"Commit to main"</w:t>
+      </w:r>
+      <w:r>
+        <w:t xml:space="preserve"> (</w:t>
+      </w:r>
+      <w:r>
+        <w:rPr>
+          <w:rFonts w:cs="Myanmar Text"/>
+          <w:cs/>
+        </w:rPr>
+        <w:t xml:space="preserve">သို့မဟုတ် </w:t>
+      </w:r>
+      <w:r>
+        <w:t xml:space="preserve">Commit to master) </w:t>
+      </w:r>
+      <w:r>
+        <w:rPr>
+          <w:rFonts w:cs="Myanmar Text"/>
+          <w:cs/>
+        </w:rPr>
+        <w:t>ဆိုတဲ့ အပြာရောင် ခလုတ်ကို နှိပ်လိုက်ပါ။</w:t>
+      </w:r>
+    </w:p>
+    <w:p>
+      <w:pPr>
+        <w:spacing w:after="0" w:line="240" w:lineRule="auto"/>
+        <w:rPr>
+          <w:rFonts w:ascii="Times New Roman" w:eastAsia="Times New Roman" w:hAnsi="Times New Roman" w:cs="Times New Roman"/>
+          <w:sz w:val="24"/>
+          <w:szCs w:val="24"/>
+        </w:rPr>
+      </w:pPr>
+    </w:p>
+    <w:p>
+      <w:pPr>
+        <w:rPr>
           <w:cs/>
         </w:rPr>
       </w:pPr>
@@ -15169,6 +18160,23 @@
       <w:color w:val="2F5496" w:themeColor="accent1" w:themeShade="BF"/>
     </w:rPr>
   </w:style>
+  <w:style w:type="character" w:customStyle="1" w:styleId="ng-tns-c1066629530-2294">
+    <w:name w:val="ng-tns-c1066629530-2294"/>
+    <w:basedOn w:val="DefaultParagraphFont"/>
+    <w:rsid w:val="00867810"/>
+  </w:style>
+  <w:style w:type="character" w:styleId="Hyperlink">
+    <w:name w:val="Hyperlink"/>
+    <w:basedOn w:val="DefaultParagraphFont"/>
+    <w:uiPriority w:val="99"/>
+    <w:semiHidden/>
+    <w:unhideWhenUsed/>
+    <w:rsid w:val="0005062D"/>
+    <w:rPr>
+      <w:color w:val="0000FF"/>
+      <w:u w:val="single"/>
+    </w:rPr>
+  </w:style>
 </w:styles>
 </file>
 
